--- a/docx_output_v2/Sibelius-Semester1-Part3-Lessons-17-24.docx
+++ b/docx_output_v2/Sibelius-Semester1-Part3-Lessons-17-24.docx
@@ -13874,6 +13874,8 @@
       <w:pgSz w:w="11906" w:h="16838"/>
       <w:pgMar w:top="1134" w:right="1417" w:bottom="1134" w:left="1417" w:header="720" w:footer="720" w:gutter="0"/>
       <w:cols w:space="720"/>
+      <w:bidi w:val="1"/>
+      <w:textDirection w:val="lrTb"/>
     </w:sectPr>
   </w:body>
 </w:document>

--- a/docx_output_v2/Sibelius-Semester1-Part3-Lessons-17-24.docx
+++ b/docx_output_v2/Sibelius-Semester1-Part3-Lessons-17-24.docx
@@ -752,7 +752,7 @@
                 <w:rFonts w:cs="Calibri"/>
                 <w:szCs w:val="18"/>
               </w:rPr>
-              <w:t>نهاوند (Nahawand) – A Minor</w:t>
+              <w:t>نهاوند ‏(Nahawand)‏ – A Minor</w:t>
             </w:r>
           </w:p>
         </w:tc>
@@ -800,7 +800,7 @@
                 <w:rFonts w:cs="Calibri"/>
                 <w:szCs w:val="18"/>
               </w:rPr>
-              <w:t>وحدة (Wahda) – 4/4</w:t>
+              <w:t>وحدة ‏(Wahda)‏ – 4/4</w:t>
             </w:r>
           </w:p>
         </w:tc>
@@ -839,7 +839,7 @@
           <w:rFonts w:cs="Calibri"/>
           <w:szCs w:val="22"/>
         </w:rPr>
-        <w:t>تعريف مقام النهاوند (A Minor)</w:t>
+        <w:t>تعريف مقام النهاوند ‏(A Minor)‏</w:t>
       </w:r>
     </w:p>
     <w:p>
@@ -856,7 +856,7 @@
           <w:rFonts w:cs="Calibri"/>
           <w:szCs w:val="22"/>
         </w:rPr>
-        <w:t>فهم صيغة السلم الصغير الطبيعي (W-H-W-W-H-W-W)</w:t>
+        <w:t>فهم صيغة السلم الصغير الطبيعي ‏(W-H-W-W-H-W-W)‏</w:t>
       </w:r>
     </w:p>
     <w:p>
@@ -909,7 +909,7 @@
           <w:rFonts w:cs="Calibri"/>
           <w:szCs w:val="28"/>
         </w:rPr>
-        <w:t>1. النظري | Theory (10 min)</w:t>
+        <w:t>1. النظري | Theory ‏(10 min)‏</w:t>
       </w:r>
     </w:p>
     <w:p>
@@ -928,7 +928,7 @@
           <w:rFonts w:cs="Calibri"/>
           <w:szCs w:val="24"/>
         </w:rPr>
-        <w:t>مقام النهاوند (Nahawand = A Minor Natural)</w:t>
+        <w:t>مقام النهاوند ‏(Nahawand = A Minor Natural)‏</w:t>
       </w:r>
     </w:p>
     <w:p>
@@ -946,7 +946,7 @@
           <w:rFonts w:cs="Calibri"/>
           <w:szCs w:val="22"/>
         </w:rPr>
-        <w:t>النهاوند يقابل A Minor الطبيعي. درجة أساسه (الغَمَاز) هي A (La).</w:t>
+        <w:t>النهاوند يقابل A Minor الطبيعي. درجة أساسه ‏(الغَمَاز)‏ هي A ‏(La)‏.</w:t>
       </w:r>
     </w:p>
     <w:p>
@@ -1065,7 +1065,7 @@
                 <w:rFonts w:cs="Calibri"/>
                 <w:szCs w:val="18"/>
               </w:rPr>
-              <w:t>العجم (C Major)</w:t>
+              <w:t>العجم ‏(C Major)‏</w:t>
             </w:r>
           </w:p>
         </w:tc>
@@ -1091,7 +1091,7 @@
                 <w:rFonts w:cs="Calibri"/>
                 <w:szCs w:val="18"/>
               </w:rPr>
-              <w:t>النهاوند (A Minor)</w:t>
+              <w:t>النهاوند ‏(A Minor)‏</w:t>
             </w:r>
           </w:p>
         </w:tc>
@@ -1287,7 +1287,7 @@
                 <w:rFonts w:cs="Calibri"/>
                 <w:szCs w:val="18"/>
               </w:rPr>
-              <w:t>العلامة المميزة: لا شيء (C Major موازي)</w:t>
+              <w:t>العلامة المميزة: لا شيء ‏(C Major موازي)‏</w:t>
             </w:r>
           </w:p>
         </w:tc>
@@ -1326,7 +1326,7 @@
           <w:rFonts w:cs="Calibri"/>
           <w:szCs w:val="22"/>
         </w:rPr>
-        <w:t>• C Major و A Minor = سلميان متوازيان (Relative Keys)</w:t>
+        <w:t>• C Major و A Minor = سلميان متوازيان ‏(Relative Keys)‏</w:t>
       </w:r>
     </w:p>
     <w:p>
@@ -1379,7 +1379,7 @@
           <w:rFonts w:cs="Calibri"/>
           <w:szCs w:val="28"/>
         </w:rPr>
-        <w:t>2. التطبيق العملي | Practice (30 min)</w:t>
+        <w:t>2. التطبيق العملي | Practice ‏(30 min)‏</w:t>
       </w:r>
     </w:p>
     <w:p>
@@ -1398,7 +1398,7 @@
           <w:rFonts w:cs="Calibri"/>
           <w:szCs w:val="24"/>
         </w:rPr>
-        <w:t>تمرين 1: كتابة سلم النهاوند (10 دقائق)</w:t>
+        <w:t>تمرين 1: كتابة سلم النهاوند ‏(10 دقائق)‏</w:t>
       </w:r>
     </w:p>
     <w:p>
@@ -1415,7 +1415,7 @@
           <w:rFonts w:cs="Calibri"/>
           <w:szCs w:val="22"/>
         </w:rPr>
-        <w:t>Sibelius → Treble Clef → 4/4 → Key Signature = A Minor (لا علامات)</w:t>
+        <w:t>Sibelius → Treble Clef → 4/4 → Key Signature = A Minor ‏(لا علامات)‏</w:t>
       </w:r>
     </w:p>
     <w:p>
@@ -1451,9 +1451,9 @@
           <w:rFonts w:cs="Calibri"/>
           <w:szCs w:val="18"/>
         </w:rPr>
-        <w:t>مازورة 1: A B C D | E F G A | (صعود - Noire)</w:t>
+        <w:t>مازورة 1: A B C D | E F G A | ‏(صعود - Noire)‏</w:t>
         <w:br/>
-        <w:t>مازورة 2: A G F E | D C B A | (نزول - Noire)</w:t>
+        <w:t>مازورة 2: A G F E | D C B A | ‏(نزول - Noire)‏</w:t>
         <w:br/>
         <w:t>مازورة 3-4: كرر بـ Croche</w:t>
       </w:r>
@@ -1474,7 +1474,7 @@
           <w:rFonts w:cs="Calibri"/>
           <w:szCs w:val="24"/>
         </w:rPr>
-        <w:t>تمرين 2: مقارنة العجم والنهاوند (10 دقائق)</w:t>
+        <w:t>تمرين 2: مقارنة العجم والنهاوند ‏(10 دقائق)‏</w:t>
       </w:r>
     </w:p>
     <w:p>
@@ -1493,9 +1493,9 @@
           <w:rFonts w:cs="Calibri"/>
           <w:szCs w:val="18"/>
         </w:rPr>
-        <w:t>مازورة 1-2 (عجم): | C D E F | G A B C |</w:t>
+        <w:t>مازورة 1-2 ‏(عجم)‏: | C D E F | G A B C |</w:t>
         <w:br/>
-        <w:t>مازورة 3-4 (نهاوند): | A B C D | E F G A |</w:t>
+        <w:t>مازورة 3-4 ‏(نهاوند)‏: | A B C D | E F G A |</w:t>
         <w:br/>
         <w:t>مازورة 5-6: العجم نزولاً | C B A G | F E D C |</w:t>
         <w:br/>
@@ -1518,7 +1518,7 @@
           <w:rFonts w:cs="Calibri"/>
           <w:szCs w:val="24"/>
         </w:rPr>
-        <w:t>تمرين 3: النهاوند مع إيقاع الوحدة (10 دقائق)</w:t>
+        <w:t>تمرين 3: النهاوند مع إيقاع الوحدة ‏(10 دقائق)‏</w:t>
       </w:r>
     </w:p>
     <w:p>
@@ -1537,13 +1537,13 @@
           <w:rFonts w:cs="Calibri"/>
           <w:szCs w:val="18"/>
         </w:rPr>
-        <w:t>مازورة 1: A. (Dotted Noire) | E (Croche) |  (وحدة)</w:t>
+        <w:t>مازورة 1: A. ‏(Dotted Noire)‏ | E ‏(Croche)‏ |  ‏(وحدة)‏</w:t>
         <w:br/>
-        <w:t>مازورة 2: F. (Dotted Noire) | E (Croche) |</w:t>
+        <w:t>مازورة 2: F. ‏(Dotted Noire)‏ | E ‏(Croche)‏ |</w:t>
         <w:br/>
-        <w:t>مازورة 3: D. (Dotted Noire) | C (Croche) |</w:t>
+        <w:t>مازورة 3: D. ‏(Dotted Noire)‏ | C ‏(Croche)‏ |</w:t>
         <w:br/>
-        <w:t>مازورة 4: B. (Dotted Noire) | A (Croche) |</w:t>
+        <w:t>مازورة 4: B. ‏(Dotted Noire)‏ | A ‏(Croche)‏ |</w:t>
       </w:r>
     </w:p>
     <w:p>
@@ -1562,7 +1562,7 @@
           <w:rFonts w:cs="Calibri"/>
           <w:szCs w:val="28"/>
         </w:rPr>
-        <w:t>3. اختصارات Sibelius (5 min)</w:t>
+        <w:t>3. اختصارات Sibelius ‏(5 min)‏</w:t>
       </w:r>
     </w:p>
     <w:tbl>
@@ -1730,7 +1730,7 @@
                 <w:rFonts w:cs="Calibri"/>
                 <w:szCs w:val="18"/>
               </w:rPr>
-              <w:t>إضافة Key Signature (اختر A Minor)</w:t>
+              <w:t>إضافة Key Signature ‏(اختر A Minor)‏</w:t>
             </w:r>
           </w:p>
         </w:tc>
@@ -2042,7 +2042,7 @@
           <w:rFonts w:cs="Calibri"/>
           <w:szCs w:val="28"/>
         </w:rPr>
-        <w:t>4. مراجعة وواجب | Review &amp; HW (5 min)</w:t>
+        <w:t>4. مراجعة وواجب | Review &amp; HW ‏(5 min)‏</w:t>
       </w:r>
     </w:p>
     <w:p>
@@ -2062,7 +2062,7 @@
         </w:rPr>
         <w:t>أسئلة: 1. ما هي صيغة السلم الصغير الطبيعي؟ 2. ما العلاقة بين C Major و A Minor؟ 3. ما اسم مقام A Minor بالعربية؟</w:t>
         <w:br/>
-        <w:t>الواجب: اكتب 12 مازورة: سلم نهاوند (4) + مقارنة عجم/نهاوند (4) + لحن نهاوند مع وحدة (4). احفظ `Lesson17_Nahawand.sib`</w:t>
+        <w:t>الواجب: اكتب 12 مازورة: سلم نهاوند ‏(4)‏ + مقارنة عجم/نهاوند ‏(4)‏ + لحن نهاوند مع وحدة ‏(4)‏. احفظ `Lesson17_Nahawand.sib`</w:t>
       </w:r>
     </w:p>
     <w:p>
@@ -2099,7 +2099,7 @@
           <w:rFonts w:cs="Calibri"/>
           <w:szCs w:val="22"/>
         </w:rPr>
-        <w:t>اعزف سلم النهاوند (A B C D E F G A) على العود. لاحظ الطابع الحزين مقارنة بالعجم.</w:t>
+        <w:t>اعزف سلم النهاوند ‏(A B C D E F G A)‏ على العود. لاحظ الطابع الحزين مقارنة بالعجم.</w:t>
       </w:r>
     </w:p>
     <w:p>
@@ -2137,7 +2137,7 @@
           <w:rFonts w:cs="Calibri"/>
           <w:szCs w:val="28"/>
         </w:rPr>
-        <w:t>7. مفردات: نهاوند (Nahawand)، صغير طبيعي (Natural Minor)، متوازي (Relative)، غَماز (Tonic)</w:t>
+        <w:t>7. مفردات: نهاوند ‏(Nahawand)‏، صغير طبيعي ‏(Natural Minor)‏، متوازي ‏(Relative)‏، غَماز ‏(Tonic)‏</w:t>
       </w:r>
     </w:p>
     <w:p>
@@ -2503,7 +2503,7 @@
                 <w:rFonts w:cs="Calibri"/>
                 <w:szCs w:val="18"/>
               </w:rPr>
-              <w:t>نهاوند (Nahawand)</w:t>
+              <w:t>نهاوند ‏(Nahawand)‏</w:t>
             </w:r>
           </w:p>
         </w:tc>
@@ -2551,7 +2551,7 @@
                 <w:rFonts w:cs="Calibri"/>
                 <w:szCs w:val="18"/>
               </w:rPr>
-              <w:t>مقسوم (Maqsum) – 4/4</w:t>
+              <w:t>مقسوم ‏(Maqsum)‏ – 4/4</w:t>
             </w:r>
           </w:p>
         </w:tc>
@@ -2660,7 +2660,7 @@
           <w:rFonts w:cs="Calibri"/>
           <w:szCs w:val="28"/>
         </w:rPr>
-        <w:t>1. النظري | Theory (10 min)</w:t>
+        <w:t>1. النظري | Theory ‏(10 min)‏</w:t>
       </w:r>
     </w:p>
     <w:p>
@@ -2801,7 +2801,7 @@
                 <w:rFonts w:cs="Calibri"/>
                 <w:szCs w:val="18"/>
               </w:rPr>
-              <w:t>Natural (طبيعي)</w:t>
+              <w:t>Natural ‏(طبيعي)‏</w:t>
             </w:r>
           </w:p>
         </w:tc>
@@ -2873,7 +2873,7 @@
                 <w:rFonts w:cs="Calibri"/>
                 <w:szCs w:val="18"/>
               </w:rPr>
-              <w:t>Harmonic (هارموني)</w:t>
+              <w:t>Harmonic ‏(هارموني)‏</w:t>
             </w:r>
           </w:p>
         </w:tc>
@@ -2946,7 +2946,7 @@
                 <w:rFonts w:cs="Calibri"/>
                 <w:szCs w:val="18"/>
               </w:rPr>
-              <w:t>Melodic (لحني) - صعود</w:t>
+              <w:t>Melodic ‏(لحني)‏ - صعود</w:t>
             </w:r>
           </w:p>
         </w:tc>
@@ -3018,7 +3018,7 @@
                 <w:rFonts w:cs="Calibri"/>
                 <w:szCs w:val="18"/>
               </w:rPr>
-              <w:t>Melodic (لحني) - نزول</w:t>
+              <w:t>Melodic ‏(لحني)‏ - نزول</w:t>
             </w:r>
           </w:p>
         </w:tc>
@@ -3105,7 +3105,7 @@
           <w:rFonts w:cs="Calibri"/>
           <w:szCs w:val="22"/>
         </w:rPr>
-        <w:t>• لإنشاء حساسية (Leading Tone) نحو الغماز A</w:t>
+        <w:t>• لإنشاء حساسية ‏(Leading Tone)‏ نحو الغماز A</w:t>
       </w:r>
     </w:p>
     <w:p>
@@ -3122,7 +3122,7 @@
           <w:rFonts w:cs="Calibri"/>
           <w:szCs w:val="22"/>
         </w:rPr>
-        <w:t>• G♯ → A (نصف درجة) يعطي إحساساً بالحل (Resolution)</w:t>
+        <w:t>• G♯ → A ‏(نصف درجة)‏ يعطي إحساساً بالحل ‏(Resolution)‏</w:t>
       </w:r>
     </w:p>
     <w:p>
@@ -3141,7 +3141,7 @@
           <w:rFonts w:cs="Calibri"/>
           <w:szCs w:val="28"/>
         </w:rPr>
-        <w:t>2. التطبيق العملي | Practice (30 min)</w:t>
+        <w:t>2. التطبيق العملي | Practice ‏(30 min)‏</w:t>
       </w:r>
     </w:p>
     <w:p>
@@ -3160,7 +3160,7 @@
           <w:rFonts w:cs="Calibri"/>
           <w:szCs w:val="24"/>
         </w:rPr>
-        <w:t>تمرين 1: النهاوند الهارموني (10 دقائق)</w:t>
+        <w:t>تمرين 1: النهاوند الهارموني ‏(10 دقائق)‏</w:t>
       </w:r>
     </w:p>
     <w:p>
@@ -3213,9 +3213,9 @@
           <w:rFonts w:cs="Calibri"/>
           <w:szCs w:val="18"/>
         </w:rPr>
-        <w:t>مازورة 1: A B C D | E F G♯ A | (صعود - ارفع G بالعلامة العرضية)</w:t>
+        <w:t>مازورة 1: A B C D | E F G♯ A | ‏(صعود - ارفع G بالعلامة العرضية)‏</w:t>
         <w:br/>
-        <w:t>مازورة 2: A G♯ F E | D C B A | (نزول - ضع G♯ أيضاً)</w:t>
+        <w:t>مازورة 2: A G♯ F E | D C B A | ‏(نزول - ضع G♯ أيضاً)‏</w:t>
       </w:r>
     </w:p>
     <w:p>
@@ -3235,7 +3235,7 @@
         </w:rPr>
         <w:t>لإضافة Sharp على G:</w:t>
         <w:br/>
-        <w:t>- اكتب G، ثم اضغط + (Plus) ← يصبح G♯</w:t>
+        <w:t>- اكتب G، ثم اضغط + ‏(Plus)‏ ← يصبح G♯</w:t>
       </w:r>
     </w:p>
     <w:p>
@@ -3254,7 +3254,7 @@
           <w:rFonts w:cs="Calibri"/>
           <w:szCs w:val="24"/>
         </w:rPr>
-        <w:t>تمرين 2: الثلاث أنواع (10 دقائق)</w:t>
+        <w:t>تمرين 2: الثلاث أنواع ‏(10 دقائق)‏</w:t>
       </w:r>
     </w:p>
     <w:p>
@@ -3273,13 +3273,13 @@
           <w:rFonts w:cs="Calibri"/>
           <w:szCs w:val="18"/>
         </w:rPr>
-        <w:t>مازورة 1-2 (Natural): | A B C D | E F G A | (لا علامات)</w:t>
+        <w:t>مازورة 1-2 ‏(Natural)‏: | A B C D | E F G A | ‏(لا علامات)‏</w:t>
         <w:br/>
-        <w:t>مازورة 3-4 (Harmonic): | A B C D | E F G♯ A | (G♯ فقط)</w:t>
+        <w:t>مازورة 3-4 ‏(Harmonic)‏: | A B C D | E F G♯ A | ‏(G♯ فقط)‏</w:t>
         <w:br/>
-        <w:t>مازورة 5-6 (Melodic صعود): | A B C D | E F♯ G♯ A | (F♯ و G♯)</w:t>
+        <w:t>مازورة 5-6 ‏(Melodic صعود)‏: | A B C D | E F♯ G♯ A | ‏(F♯ و G♯)‏</w:t>
         <w:br/>
-        <w:t>مازورة 7-8 (Melodic نزول): | A G F E | D C B A | (Natural)</w:t>
+        <w:t>مازورة 7-8 ‏(Melodic نزول)‏: | A G F E | D C B A | ‏(Natural)‏</w:t>
       </w:r>
     </w:p>
     <w:p>
@@ -3316,7 +3316,7 @@
           <w:rFonts w:cs="Calibri"/>
           <w:szCs w:val="24"/>
         </w:rPr>
-        <w:t>تمرين 3: النهاوند مع مقسوم (10 دقائق)</w:t>
+        <w:t>تمرين 3: النهاوند مع مقسوم ‏(10 دقائق)‏</w:t>
       </w:r>
     </w:p>
     <w:p>
@@ -3335,13 +3335,13 @@
           <w:rFonts w:cs="Calibri"/>
           <w:szCs w:val="18"/>
         </w:rPr>
-        <w:t>مازورة 1-2 (Harmonic): | A (Noire) | (Rest) E (Noire) | (G♯) F (Noire) | E (Noire) |</w:t>
+        <w:t>مازورة 1-2 ‏(Harmonic)‏: | A ‏(Noire)‏ | ‏(Rest)‏ E ‏(Noire)‏ | ‏(G♯)‏ F ‏(Noire)‏ | E ‏(Noire)‏ |</w:t>
         <w:br/>
-        <w:t>مازورة 3-4: | A (Noire) | C (Noire) | E (Noire) | G♯ (Noire) |</w:t>
+        <w:t>مازورة 3-4: | A ‏(Noire)‏ | C ‏(Noire)‏ | E ‏(Noire)‏ | G♯ ‏(Noire)‏ |</w:t>
         <w:br/>
-        <w:t>مازورة 5-6: | A (Blanche) | F (Noire) E (Noire) | D (Blanche) | C (Blanche) |</w:t>
+        <w:t>مازورة 5-6: | A ‏(Blanche)‏ | F ‏(Noire)‏ E ‏(Noire)‏ | D ‏(Blanche)‏ | C ‏(Blanche)‏ |</w:t>
         <w:br/>
-        <w:t>مازورة 7-8: | B (Noire) | A (Noire) (Rest) (Rest) |</w:t>
+        <w:t>مازورة 7-8: | B ‏(Noire)‏ | A ‏(Noire)‏ ‏(Rest)‏ ‏(Rest)‏ |</w:t>
       </w:r>
     </w:p>
     <w:p>
@@ -3360,7 +3360,7 @@
           <w:rFonts w:cs="Calibri"/>
           <w:szCs w:val="28"/>
         </w:rPr>
-        <w:t>3. اختصارات Sibelius (5 min)</w:t>
+        <w:t>3. اختصارات Sibelius ‏(5 min)‏</w:t>
       </w:r>
     </w:p>
     <w:tbl>
@@ -3528,7 +3528,7 @@
                 <w:rFonts w:cs="Calibri"/>
                 <w:szCs w:val="18"/>
               </w:rPr>
-              <w:t>إضافة Sharp (رفع)</w:t>
+              <w:t>إضافة Sharp ‏(رفع)‏</w:t>
             </w:r>
           </w:p>
         </w:tc>
@@ -3602,7 +3602,7 @@
                 <w:rFonts w:cs="Calibri"/>
                 <w:szCs w:val="18"/>
               </w:rPr>
-              <w:t>إضافة Flat (خفض)</w:t>
+              <w:t>إضافة Flat ‏(خفض)‏</w:t>
             </w:r>
           </w:p>
         </w:tc>
@@ -3673,7 +3673,7 @@
                 <w:rFonts w:cs="Calibri"/>
                 <w:szCs w:val="18"/>
               </w:rPr>
-              <w:t>Natural (إلغاء العلامة)</w:t>
+              <w:t>Natural ‏(إلغاء العلامة)‏</w:t>
             </w:r>
           </w:p>
         </w:tc>
@@ -3840,7 +3840,7 @@
           <w:rFonts w:cs="Calibri"/>
           <w:szCs w:val="28"/>
         </w:rPr>
-        <w:t>4. مراجعة وواجب | Review &amp; HW (5 min)</w:t>
+        <w:t>4. مراجعة وواجب | Review &amp; HW ‏(5 min)‏</w:t>
       </w:r>
     </w:p>
     <w:p>
@@ -3860,7 +3860,7 @@
         </w:rPr>
         <w:t>أسئلة: 1. كم درجة نرفعها في السلم الهارموني؟ 2. ما الفرق بين الصعود والنزول في Melodic؟ 3. اختصار الرفع في Sibelius؟</w:t>
         <w:br/>
-        <w:t>الواجب: اكتب 16 مازورة: Natural (4) + Harmonic (4) + Melodic (4) + لحن نهاوند هارموني مع مقسوم (4). احفظ `Lesson18_NahawandHarm.sib`</w:t>
+        <w:t>الواجب: اكتب 16 مازورة: Natural ‏(4)‏ + Harmonic ‏(4)‏ + Melodic ‏(4)‏ + لحن نهاوند هارموني مع مقسوم ‏(4)‏. احفظ `Lesson18_NahawandHarm.sib`</w:t>
       </w:r>
     </w:p>
     <w:p>
@@ -3935,7 +3935,7 @@
           <w:rFonts w:cs="Calibri"/>
           <w:szCs w:val="28"/>
         </w:rPr>
-        <w:t>7. مفردات: هارموني (Harmonic)، لحني (Melodic)، حساس (Leading Tone)، حل (Resolution)</w:t>
+        <w:t>7. مفردات: هارموني ‏(Harmonic)‏، لحني ‏(Melodic)‏، حساس ‏(Leading Tone)‏، حل ‏(Resolution)‏</w:t>
       </w:r>
     </w:p>
     <w:p>
@@ -4301,7 +4301,7 @@
                 <w:rFonts w:cs="Calibri"/>
                 <w:szCs w:val="18"/>
               </w:rPr>
-              <w:t>نهاوند (Nahawand)</w:t>
+              <w:t>نهاوند ‏(Nahawand)‏</w:t>
             </w:r>
           </w:p>
         </w:tc>
@@ -4349,7 +4349,7 @@
                 <w:rFonts w:cs="Calibri"/>
                 <w:szCs w:val="18"/>
               </w:rPr>
-              <w:t>ملفوف (Malfuf) – 2/4</w:t>
+              <w:t>ملفوف ‏(Malfuf)‏ – 2/4</w:t>
             </w:r>
           </w:p>
         </w:tc>
@@ -4458,7 +4458,7 @@
           <w:rFonts w:cs="Calibri"/>
           <w:szCs w:val="28"/>
         </w:rPr>
-        <w:t>1. النظري | Theory (10 min)</w:t>
+        <w:t>1. النظري | Theory ‏(10 min)‏</w:t>
       </w:r>
     </w:p>
     <w:p>
@@ -4477,7 +4477,7 @@
           <w:rFonts w:cs="Calibri"/>
           <w:szCs w:val="24"/>
         </w:rPr>
-        <w:t>ثلاثيات النهاوند الطبيعي (A Minor)</w:t>
+        <w:t>ثلاثيات النهاوند الطبيعي ‏(A Minor)‏</w:t>
       </w:r>
     </w:p>
     <w:tbl>
@@ -4599,7 +4599,7 @@
                 <w:rFonts w:cs="Calibri"/>
                 <w:szCs w:val="18"/>
               </w:rPr>
-              <w:t>i (A)</w:t>
+              <w:t>i ‏(A)‏</w:t>
             </w:r>
           </w:p>
         </w:tc>
@@ -4645,7 +4645,7 @@
                 <w:rFonts w:cs="Calibri"/>
                 <w:szCs w:val="18"/>
               </w:rPr>
-              <w:t>Minor (صغير)</w:t>
+              <w:t>Minor ‏(صغير)‏</w:t>
             </w:r>
           </w:p>
         </w:tc>
@@ -4671,7 +4671,7 @@
                 <w:rFonts w:cs="Calibri"/>
                 <w:szCs w:val="18"/>
               </w:rPr>
-              <w:t>ii° (B)</w:t>
+              <w:t>ii° ‏(B)‏</w:t>
             </w:r>
           </w:p>
         </w:tc>
@@ -4719,7 +4719,7 @@
                 <w:rFonts w:cs="Calibri"/>
                 <w:szCs w:val="18"/>
               </w:rPr>
-              <w:t>Diminished (ناقص)</w:t>
+              <w:t>Diminished ‏(ناقص)‏</w:t>
             </w:r>
           </w:p>
         </w:tc>
@@ -4744,7 +4744,7 @@
                 <w:rFonts w:cs="Calibri"/>
                 <w:szCs w:val="18"/>
               </w:rPr>
-              <w:t>III (C)</w:t>
+              <w:t>III ‏(C)‏</w:t>
             </w:r>
           </w:p>
         </w:tc>
@@ -4790,7 +4790,7 @@
                 <w:rFonts w:cs="Calibri"/>
                 <w:szCs w:val="18"/>
               </w:rPr>
-              <w:t>Major (كبير)</w:t>
+              <w:t>Major ‏(كبير)‏</w:t>
             </w:r>
           </w:p>
         </w:tc>
@@ -4816,7 +4816,7 @@
                 <w:rFonts w:cs="Calibri"/>
                 <w:szCs w:val="18"/>
               </w:rPr>
-              <w:t>iv (D)</w:t>
+              <w:t>iv ‏(D)‏</w:t>
             </w:r>
           </w:p>
         </w:tc>
@@ -4889,7 +4889,7 @@
                 <w:rFonts w:cs="Calibri"/>
                 <w:szCs w:val="18"/>
               </w:rPr>
-              <w:t>v (E)</w:t>
+              <w:t>v ‏(E)‏</w:t>
             </w:r>
           </w:p>
         </w:tc>
@@ -4961,7 +4961,7 @@
                 <w:rFonts w:cs="Calibri"/>
                 <w:szCs w:val="18"/>
               </w:rPr>
-              <w:t>VI (F)</w:t>
+              <w:t>VI ‏(F)‏</w:t>
             </w:r>
           </w:p>
         </w:tc>
@@ -5034,7 +5034,7 @@
                 <w:rFonts w:cs="Calibri"/>
                 <w:szCs w:val="18"/>
               </w:rPr>
-              <w:t>VII (G)</w:t>
+              <w:t>VII ‏(G)‏</w:t>
             </w:r>
           </w:p>
         </w:tc>
@@ -5511,7 +5511,7 @@
           <w:rFonts w:cs="Calibri"/>
           <w:szCs w:val="28"/>
         </w:rPr>
-        <w:t>2. التطبيق العملي | Practice (30 min)</w:t>
+        <w:t>2. التطبيق العملي | Practice ‏(30 min)‏</w:t>
       </w:r>
     </w:p>
     <w:p>
@@ -5530,7 +5530,7 @@
           <w:rFonts w:cs="Calibri"/>
           <w:szCs w:val="24"/>
         </w:rPr>
-        <w:t>تمرين 1: ثلاثيات النهاوند (10 دقائق)</w:t>
+        <w:t>تمرين 1: ثلاثيات النهاوند ‏(10 دقائق)‏</w:t>
       </w:r>
     </w:p>
     <w:p>
@@ -5583,21 +5583,21 @@
           <w:rFonts w:cs="Calibri"/>
           <w:szCs w:val="18"/>
         </w:rPr>
-        <w:t>مازورة 1: A C E (Blanche) | (ثلاثي i - Am)</w:t>
+        <w:t>مازورة 1: A C E ‏(Blanche)‏ | ‏(ثلاثي i - Am)‏</w:t>
         <w:br/>
-        <w:t>مازورة 2: B D F (Blanche) | (ثلاثي ii° - Bdim)</w:t>
+        <w:t>مازورة 2: B D F ‏(Blanche)‏ | ‏(ثلاثي ii° - Bdim)‏</w:t>
         <w:br/>
-        <w:t>مازورة 3: C E G (Blanche) | (ثلاثي III - C)</w:t>
+        <w:t>مازورة 3: C E G ‏(Blanche)‏ | ‏(ثلاثي III - C)‏</w:t>
         <w:br/>
-        <w:t>مازورة 4: D F A (Blanche) | (ثلاثي iv - Dm)</w:t>
+        <w:t>مازورة 4: D F A ‏(Blanche)‏ | ‏(ثلاثي iv - Dm)‏</w:t>
         <w:br/>
-        <w:t>مازورة 5: E G B (Blanche) | (ثلاثي v - Em)</w:t>
+        <w:t>مازورة 5: E G B ‏(Blanche)‏ | ‏(ثلاثي v - Em)‏</w:t>
         <w:br/>
-        <w:t>مازورة 6: F A C (Blanche) | (ثلاثي VI - F)</w:t>
+        <w:t>مازورة 6: F A C ‏(Blanche)‏ | ‏(ثلاثي VI - F)‏</w:t>
         <w:br/>
-        <w:t>مازورة 7: G B D (Blanche) | (ثلاثي VII - G)</w:t>
+        <w:t>مازورة 7: G B D ‏(Blanche)‏ | ‏(ثلاثي VII - G)‏</w:t>
         <w:br/>
-        <w:t>مازورة 8: A C E (Blanche) | (ثلاثي i - Am)</w:t>
+        <w:t>مازورة 8: A C E ‏(Blanche)‏ | ‏(ثلاثي i - Am)‏</w:t>
       </w:r>
     </w:p>
     <w:p>
@@ -5616,7 +5616,7 @@
           <w:rFonts w:cs="Calibri"/>
           <w:szCs w:val="24"/>
         </w:rPr>
-        <w:t>تمرين 2: Chord Symbols للنهاوند (10 دقائق)</w:t>
+        <w:t>تمرين 2: Chord Symbols للنهاوند ‏(10 دقائق)‏</w:t>
       </w:r>
     </w:p>
     <w:p>
@@ -5636,19 +5636,19 @@
         </w:rPr>
         <w:t>أضف رموز الكوردات:</w:t>
         <w:br/>
-        <w:t>- Am (A C E)</w:t>
+        <w:t>- Am ‏(A C E)‏</w:t>
         <w:br/>
-        <w:t>- Bdim أو B° (B D F)</w:t>
+        <w:t>- Bdim أو B° ‏(B D F)‏</w:t>
         <w:br/>
-        <w:t>- C (C E G)</w:t>
+        <w:t>- C ‏(C E G)‏</w:t>
         <w:br/>
-        <w:t>- Dm (D F A)</w:t>
+        <w:t>- Dm ‏(D F A)‏</w:t>
         <w:br/>
-        <w:t>- Em (E G B)</w:t>
+        <w:t>- Em ‏(E G B)‏</w:t>
         <w:br/>
-        <w:t>- F (F A C)</w:t>
+        <w:t>- F ‏(F A C)‏</w:t>
         <w:br/>
-        <w:t>- G (G B D)</w:t>
+        <w:t>- G ‏(G B D)‏</w:t>
       </w:r>
     </w:p>
     <w:p>
@@ -5667,7 +5667,7 @@
           <w:rFonts w:cs="Calibri"/>
           <w:szCs w:val="24"/>
         </w:rPr>
-        <w:t>تمرين 3: تقدم هارموني مع ملفوف (10 دقائق)</w:t>
+        <w:t>تمرين 3: تقدم هارموني مع ملفوف ‏(10 دقائق)‏</w:t>
       </w:r>
     </w:p>
     <w:p>
@@ -5686,7 +5686,7 @@
           <w:rFonts w:cs="Calibri"/>
           <w:szCs w:val="18"/>
         </w:rPr>
-        <w:t>مازورة 1: Am | Am | (كورد Am لمازورتين)</w:t>
+        <w:t>مازورة 1: Am | Am | ‏(كورد Am لمازورتين)‏</w:t>
         <w:br/>
         <w:t>مازورة 2: Dm | Dm |</w:t>
         <w:br/>
@@ -5694,7 +5694,7 @@
         <w:br/>
         <w:t>مازورة 4: Am | Am |</w:t>
         <w:br/>
-        <w:t>(كل مازورة = 2/4)</w:t>
+        <w:t>‏(كل مازورة = 2/4)‏</w:t>
       </w:r>
     </w:p>
     <w:p>
@@ -5716,13 +5716,13 @@
         <w:br/>
         <w:t>```</w:t>
         <w:br/>
-        <w:t>مازورة 1: | A C | E C | (فوق Am)</w:t>
+        <w:t>مازورة 1: | A C | E C | ‏(فوق Am)‏</w:t>
         <w:br/>
-        <w:t>مازورة 2: | D F | A F | (فوق Dm)</w:t>
+        <w:t>مازورة 2: | D F | A F | ‏(فوق Dm)‏</w:t>
         <w:br/>
-        <w:t>مازورة 3: | E G | B G | (فوق Em)</w:t>
+        <w:t>مازورة 3: | E G | B G | ‏(فوق Em)‏</w:t>
         <w:br/>
-        <w:t>مازورة 4: | A C | E A | (فوق Am)</w:t>
+        <w:t>مازورة 4: | A C | E A | ‏(فوق Am)‏</w:t>
         <w:br/>
         <w:t>```</w:t>
       </w:r>
@@ -5743,7 +5743,7 @@
           <w:rFonts w:cs="Calibri"/>
           <w:szCs w:val="28"/>
         </w:rPr>
-        <w:t>3. اختصارات Sibelius (5 min)</w:t>
+        <w:t>3. اختصارات Sibelius ‏(5 min)‏</w:t>
       </w:r>
     </w:p>
     <w:tbl>
@@ -6223,7 +6223,7 @@
           <w:rFonts w:cs="Calibri"/>
           <w:szCs w:val="28"/>
         </w:rPr>
-        <w:t>4. مراجعة وواجب | Review &amp; HW (5 min)</w:t>
+        <w:t>4. مراجعة وواجب | Review &amp; HW ‏(5 min)‏</w:t>
       </w:r>
     </w:p>
     <w:p>
@@ -6280,7 +6280,7 @@
           <w:rFonts w:cs="Calibri"/>
           <w:szCs w:val="22"/>
         </w:rPr>
-        <w:t>اعزف Am (A-C-E) على العود: A (الوتر الرابع مطلق) + C (الوتر الثالث، عقدة 3) + E (الوتر الثاني مطلق).</w:t>
+        <w:t>اعزف Am ‏(A-C-E)‏ على العود: A ‏(الوتر الرابع مطلق)‏ + C ‏(الوتر الثالث، عقدة 3)‏ + E ‏(الوتر الثاني مطلق)‏.</w:t>
       </w:r>
     </w:p>
     <w:p>
@@ -6318,7 +6318,7 @@
           <w:rFonts w:cs="Calibri"/>
           <w:szCs w:val="28"/>
         </w:rPr>
-        <w:t>7. مفردات: تقدم هارموني (Chord Progression)، صغير (Minor)، كبير (Major)، ناقص (Diminished)</w:t>
+        <w:t>7. مفردات: تقدم هارموني ‏(Chord Progression)‏، صغير ‏(Minor)‏، كبير ‏(Major)‏، ناقص ‏(Diminished)‏</w:t>
       </w:r>
     </w:p>
     <w:p>
@@ -6337,7 +6337,7 @@
           <w:rFonts w:cs="Calibri"/>
           <w:szCs w:val="28"/>
         </w:rPr>
-        <w:t>8. ملاحظات: النهاوند الهارموني يستخدم G♯ مما يغير ثلاثي V إلى E Major (E G♯ B).</w:t>
+        <w:t>8. ملاحظات: النهاوند الهارموني يستخدم G♯ مما يغير ثلاثي V إلى E Major ‏(E G♯ B)‏.</w:t>
       </w:r>
     </w:p>
     <w:p>
@@ -6684,7 +6684,7 @@
                 <w:rFonts w:cs="Calibri"/>
                 <w:szCs w:val="18"/>
               </w:rPr>
-              <w:t>نهاوند (Nahawand) + عجم (Ajam)</w:t>
+              <w:t>نهاوند ‏(Nahawand)‏ + عجم ‏(Ajam)‏</w:t>
             </w:r>
           </w:p>
         </w:tc>
@@ -6732,7 +6732,7 @@
                 <w:rFonts w:cs="Calibri"/>
                 <w:szCs w:val="18"/>
               </w:rPr>
-              <w:t>جورجينا (Al-Jurjina) – 4/4</w:t>
+              <w:t>جورجينا ‏(Al-Jurjina)‏ – 4/4</w:t>
             </w:r>
           </w:p>
         </w:tc>
@@ -6841,7 +6841,7 @@
           <w:rFonts w:cs="Calibri"/>
           <w:szCs w:val="28"/>
         </w:rPr>
-        <w:t>1. النظري | Theory (10 min)</w:t>
+        <w:t>1. النظري | Theory ‏(10 min)‏</w:t>
       </w:r>
     </w:p>
     <w:p>
@@ -6877,7 +6877,7 @@
           <w:rFonts w:cs="Calibri"/>
           <w:szCs w:val="22"/>
         </w:rPr>
-        <w:t>• النهاوند → العجم: من A Minor → C Major (نسبي)</w:t>
+        <w:t>• النهاوند → العجم: من A Minor → C Major ‏(نسبي)‏</w:t>
       </w:r>
     </w:p>
     <w:p>
@@ -6911,7 +6911,7 @@
           <w:rFonts w:cs="Calibri"/>
           <w:szCs w:val="22"/>
         </w:rPr>
-        <w:t>• Am → C (تقدم i → III)</w:t>
+        <w:t>• Am → C ‏(تقدم i → III)‏</w:t>
       </w:r>
     </w:p>
     <w:p>
@@ -6928,7 +6928,7 @@
           <w:rFonts w:cs="Calibri"/>
           <w:szCs w:val="22"/>
         </w:rPr>
-        <w:t>• Am → F → C (تقدم i → VI → III)</w:t>
+        <w:t>• Am → F → C ‏(تقدم i → VI → III)‏</w:t>
       </w:r>
     </w:p>
     <w:p>
@@ -6947,7 +6947,7 @@
           <w:rFonts w:cs="Calibri"/>
           <w:szCs w:val="24"/>
         </w:rPr>
-        <w:t>Phrase Marks (علامات العبارة)</w:t>
+        <w:t>Phrase Marks ‏(علامات العبارة)‏</w:t>
       </w:r>
     </w:p>
     <w:p>
@@ -6964,7 +6964,7 @@
           <w:rFonts w:cs="Calibri"/>
           <w:szCs w:val="22"/>
         </w:rPr>
-        <w:t>• Slur (⌒): يربط نوتات مختلفة في نفس العبارة</w:t>
+        <w:t>• Slur ‏(⌒)‏: يربط نوتات مختلفة في نفس العبارة</w:t>
       </w:r>
     </w:p>
     <w:p>
@@ -6981,7 +6981,7 @@
           <w:rFonts w:cs="Calibri"/>
           <w:szCs w:val="22"/>
         </w:rPr>
-        <w:t>• Phrase Mark: Slur طويل يغطي عبارة كاملة (4-8 مازورات)</w:t>
+        <w:t>• Phrase Mark: Slur طويل يغطي عبارة كاملة ‏(4-8 مازورات)‏</w:t>
       </w:r>
     </w:p>
     <w:p>
@@ -7305,7 +7305,7 @@
           <w:rFonts w:cs="Calibri"/>
           <w:szCs w:val="28"/>
         </w:rPr>
-        <w:t>2. التطبيق العملي | Practice (30 min)</w:t>
+        <w:t>2. التطبيق العملي | Practice ‏(30 min)‏</w:t>
       </w:r>
     </w:p>
     <w:p>
@@ -7324,7 +7324,7 @@
           <w:rFonts w:cs="Calibri"/>
           <w:szCs w:val="24"/>
         </w:rPr>
-        <w:t>تمرين 1: لحن النهاوند العاطفي (15 دقائق)</w:t>
+        <w:t>تمرين 1: لحن النهاوند العاطفي ‏(15 دقائق)‏</w:t>
       </w:r>
     </w:p>
     <w:p>
@@ -7377,22 +7377,22 @@
           <w:rFonts w:cs="Calibri"/>
           <w:szCs w:val="18"/>
         </w:rPr>
-        <w:t>مقدمة (4 مازورات - جورجينا, p):</w:t>
+        <w:t>مقدمة ‏(4 مازورات - جورجينا, p)‏:</w:t>
         <w:br/>
-        <w:t>مازورة 1: A (Noire) | (Rest Croche) C (Croche) E (Croche) | (جورجينا)</w:t>
+        <w:t>مازورة 1: A ‏(Noire)‏ | ‏(Rest Croche)‏ C ‏(Croche)‏ E ‏(Croche)‏ | ‏(جورجينا)‏</w:t>
         <w:br/>
-        <w:t>مازورة 2: A (Noire) | (Rest Croche) E (Croche) C (Croche) |</w:t>
+        <w:t>مازورة 2: A ‏(Noire)‏ | ‏(Rest Croche)‏ E ‏(Croche)‏ C ‏(Croche)‏ |</w:t>
         <w:br/>
-        <w:t>مازورة 3: F (Noire) | E (Noire) | (Croche Rest) D (Croche) E (Croche) |</w:t>
+        <w:t>مازورة 3: F ‏(Noire)‏ | E ‏(Noire)‏ | ‏(Croche Rest)‏ D ‏(Croche)‏ E ‏(Croche)‏ |</w:t>
         <w:br/>
-        <w:t>مازورة 4: F (Noire) | E (Noire) | D (Noire) | C (Noire) |</w:t>
+        <w:t>مازورة 4: F ‏(Noire)‏ | E ‏(Noire)‏ | D ‏(Noire)‏ | C ‏(Noire)‏ |</w:t>
         <w:br/>
         <w:br/>
-        <w:t>موضوع (8 مازورات - Crescendo):</w:t>
+        <w:t>موضوع ‏(8 مازورات - Crescendo)‏:</w:t>
         <w:br/>
-        <w:t>مازورة 5: | A C E A | (تصاعد)</w:t>
+        <w:t>مازورة 5: | A C E A | ‏(تصاعد)‏</w:t>
         <w:br/>
-        <w:t>مازورة 6: | G♯ B E G♯ | (نهاوند هارموني - G♯)</w:t>
+        <w:t>مازورة 6: | G♯ B E G♯ | ‏(نهاوند هارموني - G♯)‏</w:t>
         <w:br/>
         <w:t>مازورة 7: | F A C F |</w:t>
         <w:br/>
@@ -7400,22 +7400,22 @@
         <w:br/>
         <w:t>مازورة 9: | D F A D |</w:t>
         <w:br/>
-        <w:t>مازورة 10: | C E G C | (انتقال للعجم)</w:t>
+        <w:t>مازورة 10: | C E G C | ‏(انتقال للعجم)‏</w:t>
         <w:br/>
-        <w:t>مازورة 11: | F (Blanche) | E (Noire) D (Noire) |</w:t>
+        <w:t>مازورة 11: | F ‏(Blanche)‏ | E ‏(Noire)‏ D ‏(Noire)‏ |</w:t>
         <w:br/>
-        <w:t>مازورة 12: | A (Ronde) | (Fermata على A)</w:t>
+        <w:t>مازورة 12: | A ‏(Ronde)‏ | ‏(Fermata على A)‏</w:t>
         <w:br/>
         <w:br/>
-        <w:t>خاتمة (4 مازورات - Diminuendo, p):</w:t>
+        <w:t>خاتمة ‏(4 مازورات - Diminuendo, p)‏:</w:t>
         <w:br/>
-        <w:t>مازورة 13: | A C E | (p - هادئ)</w:t>
+        <w:t>مازورة 13: | A C E | ‏(p - هادئ)‏</w:t>
         <w:br/>
         <w:t>مازورة 14: | G♯ B E |</w:t>
         <w:br/>
         <w:t>مازورة 15: | F A D |</w:t>
         <w:br/>
-        <w:t>مازورة 16: | A (Ronde) | (pp - هادئ جداً)</w:t>
+        <w:t>مازورة 16: | A ‏(Ronde)‏ | ‏(pp - هادئ جداً)‏</w:t>
       </w:r>
     </w:p>
     <w:p>
@@ -7434,7 +7434,7 @@
           <w:rFonts w:cs="Calibri"/>
           <w:szCs w:val="24"/>
         </w:rPr>
-        <w:t>تمرين 2: إضافة Slurs و Phrase Marks (10 دقائق)</w:t>
+        <w:t>تمرين 2: إضافة Slurs و Phrase Marks ‏(10 دقائق)‏</w:t>
       </w:r>
     </w:p>
     <w:p>
@@ -7451,7 +7451,7 @@
           <w:rFonts w:cs="Calibri"/>
           <w:szCs w:val="22"/>
         </w:rPr>
-        <w:t>حدد مجموعة نوتات (مثلاً المازورة 1-4)</w:t>
+        <w:t>حدد مجموعة نوتات ‏(مثلاً المازورة 1-4)‏</w:t>
       </w:r>
     </w:p>
     <w:p>
@@ -7468,7 +7468,7 @@
           <w:rFonts w:cs="Calibri"/>
           <w:szCs w:val="22"/>
         </w:rPr>
-        <w:t>اضغط S (Slur) ← يضيف Slur على المقطع المحدد</w:t>
+        <w:t>اضغط S ‏(Slur)‏ ← يضيف Slur على المقطع المحدد</w:t>
       </w:r>
     </w:p>
     <w:p>
@@ -7504,7 +7504,7 @@
           <w:rFonts w:cs="Calibri"/>
           <w:szCs w:val="24"/>
         </w:rPr>
-        <w:t>تمرين 3: إضافة Dynamics (5 دقائق)</w:t>
+        <w:t>تمرين 3: إضافة Dynamics ‏(5 دقائق)‏</w:t>
       </w:r>
     </w:p>
     <w:p>
@@ -7589,7 +7589,7 @@
           <w:rFonts w:cs="Calibri"/>
           <w:szCs w:val="22"/>
         </w:rPr>
-        <w:t>• المازورة 11-12: ff (ذروة)</w:t>
+        <w:t>• المازورة 11-12: ff ‏(ذروة)‏</w:t>
       </w:r>
     </w:p>
     <w:p>
@@ -7625,7 +7625,7 @@
           <w:rFonts w:cs="Calibri"/>
           <w:szCs w:val="28"/>
         </w:rPr>
-        <w:t>3. اختصارات Sibelius (5 min)</w:t>
+        <w:t>3. اختصارات Sibelius ‏(5 min)‏</w:t>
       </w:r>
     </w:p>
     <w:tbl>
@@ -8012,7 +8012,7 @@
                 <w:rFonts w:cs="Calibri"/>
                 <w:szCs w:val="18"/>
               </w:rPr>
-              <w:t>إضافة Lyrics (كلمات)</w:t>
+              <w:t>إضافة Lyrics ‏(كلمات)‏</w:t>
             </w:r>
           </w:p>
         </w:tc>
@@ -8105,7 +8105,7 @@
           <w:rFonts w:cs="Calibri"/>
           <w:szCs w:val="28"/>
         </w:rPr>
-        <w:t>4. مراجعة وواجب | Review &amp; HW (5 min)</w:t>
+        <w:t>4. مراجعة وواجب | Review &amp; HW ‏(5 min)‏</w:t>
       </w:r>
     </w:p>
     <w:p>
@@ -8125,7 +8125,7 @@
         </w:rPr>
         <w:t>أسئلة: 1. ما الفرق بين Slur و Tie؟ 2. كيف تضيف Phrase Mark في Sibelius؟ 3. ما هو الانتقال بين نهاوند وعجم؟</w:t>
         <w:br/>
-        <w:t>الواجب: أكمل اللحن العاطفي (16 مازورة) مع Slurs و Dynamics. أضف انتقالاً واحداً من النهاوند للعجم. احفظ `Lesson20_NahawandMelody.sib`</w:t>
+        <w:t>الواجب: أكمل اللحن العاطفي ‏(16 مازورة)‏ مع Slurs و Dynamics. أضف انتقالاً واحداً من النهاوند للعجم. احفظ `Lesson20_NahawandMelody.sib`</w:t>
       </w:r>
     </w:p>
     <w:p>
@@ -8162,7 +8162,7 @@
           <w:rFonts w:cs="Calibri"/>
           <w:szCs w:val="22"/>
         </w:rPr>
-        <w:t>اعزف العبارة: A C E A - G♯ B E G♯ - F A C F - E (نهاية). لاحظ الإحساس العاطفي.</w:t>
+        <w:t>اعزف العبارة: A C E A - G♯ B E G♯ - F A C F - E ‏(نهاية)‏. لاحظ الإحساس العاطفي.</w:t>
       </w:r>
     </w:p>
     <w:p>
@@ -8200,7 +8200,7 @@
           <w:rFonts w:cs="Calibri"/>
           <w:szCs w:val="28"/>
         </w:rPr>
-        <w:t>7. مفردات: عبارة (Phrase)، Slur، Phrase Mark، ذروة (Climax)، Diminuendo، عاطفي (Emotional)</w:t>
+        <w:t>7. مفردات: عبارة ‏(Phrase)‏، Slur، Phrase Mark، ذروة ‏(Climax)‏، Diminuendo، عاطفي ‏(Emotional)‏</w:t>
       </w:r>
     </w:p>
     <w:p>
@@ -8262,7 +8262,7 @@
           <w:rFonts w:cs="Calibri"/>
           <w:szCs w:val="36"/>
         </w:rPr>
-        <w:t>الإيقاعات المركبة – Tuplets (الثلاثيات)</w:t>
+        <w:t>الإيقاعات المركبة – Tuplets ‏(الثلاثيات)‏</w:t>
       </w:r>
     </w:p>
     <w:p>
@@ -8468,7 +8468,7 @@
                 <w:rFonts w:cs="Calibri"/>
                 <w:szCs w:val="18"/>
               </w:rPr>
-              <w:t>الإيقاعات المركبة – الثلاثيات (Triplets)</w:t>
+              <w:t>الإيقاعات المركبة – الثلاثيات ‏(Triplets)‏</w:t>
             </w:r>
           </w:p>
         </w:tc>
@@ -8566,7 +8566,7 @@
                 <w:rFonts w:cs="Calibri"/>
                 <w:szCs w:val="18"/>
               </w:rPr>
-              <w:t>عجم (Ajam) + نهاوند (Nahawand)</w:t>
+              <w:t>عجم ‏(Ajam)‏ + نهاوند ‏(Nahawand)‏</w:t>
             </w:r>
           </w:p>
         </w:tc>
@@ -8614,7 +8614,7 @@
                 <w:rFonts w:cs="Calibri"/>
                 <w:szCs w:val="18"/>
               </w:rPr>
-              <w:t>مقسوم (Maqsum) – 4/4</w:t>
+              <w:t>مقسوم ‏(Maqsum)‏ – 4/4</w:t>
             </w:r>
           </w:p>
         </w:tc>
@@ -8653,7 +8653,7 @@
           <w:rFonts w:cs="Calibri"/>
           <w:szCs w:val="22"/>
         </w:rPr>
-        <w:t>تعريف الثلاثيات (Triplets) واستخداماتها</w:t>
+        <w:t>تعريف الثلاثيات ‏(Triplets)‏ واستخداماتها</w:t>
       </w:r>
     </w:p>
     <w:p>
@@ -8723,7 +8723,7 @@
           <w:rFonts w:cs="Calibri"/>
           <w:szCs w:val="28"/>
         </w:rPr>
-        <w:t>1. النظري | Theory (10 min)</w:t>
+        <w:t>1. النظري | Theory ‏(10 min)‏</w:t>
       </w:r>
     </w:p>
     <w:p>
@@ -8742,7 +8742,7 @@
           <w:rFonts w:cs="Calibri"/>
           <w:szCs w:val="24"/>
         </w:rPr>
-        <w:t>الثلاثيات (Triplets)</w:t>
+        <w:t>الثلاثيات ‏(Triplets)‏</w:t>
       </w:r>
     </w:p>
     <w:p>
@@ -9239,7 +9239,7 @@
           <w:rFonts w:cs="Calibri"/>
           <w:szCs w:val="22"/>
         </w:rPr>
-        <w:t>تستخدم الثلاثيات بكثرة في تزيين الألحان (تقسيمات العود).</w:t>
+        <w:t>تستخدم الثلاثيات بكثرة في تزيين الألحان ‏(تقسيمات العود)‏.</w:t>
       </w:r>
     </w:p>
     <w:p>
@@ -9258,7 +9258,7 @@
           <w:rFonts w:cs="Calibri"/>
           <w:szCs w:val="28"/>
         </w:rPr>
-        <w:t>2. التطبيق العملي | Practice (30 min)</w:t>
+        <w:t>2. التطبيق العملي | Practice ‏(30 min)‏</w:t>
       </w:r>
     </w:p>
     <w:p>
@@ -9277,7 +9277,7 @@
           <w:rFonts w:cs="Calibri"/>
           <w:szCs w:val="24"/>
         </w:rPr>
-        <w:t>تمرين 1: إدخال Triplet (10 دقائق)</w:t>
+        <w:t>تمرين 1: إدخال Triplet ‏(10 دقائق)‏</w:t>
       </w:r>
     </w:p>
     <w:p>
@@ -9328,7 +9328,7 @@
           <w:rFonts w:cs="Calibri"/>
           <w:szCs w:val="22"/>
         </w:rPr>
-        <w:t>• اضغط N (Note Input)</w:t>
+        <w:t>• اضغط N ‏(Note Input)‏</w:t>
       </w:r>
     </w:p>
     <w:p>
@@ -9345,7 +9345,7 @@
           <w:rFonts w:cs="Calibri"/>
           <w:szCs w:val="22"/>
         </w:rPr>
-        <w:t>• اختر Croche (الزر 4)</w:t>
+        <w:t>• اختر Croche ‏(الزر 4)‏</w:t>
       </w:r>
     </w:p>
     <w:p>
@@ -9362,7 +9362,7 @@
           <w:rFonts w:cs="Calibri"/>
           <w:szCs w:val="22"/>
         </w:rPr>
-        <w:t>• اضغط Ctrl+3 (Triplet)</w:t>
+        <w:t>• اضغط Ctrl+3 ‏(Triplet)‏</w:t>
       </w:r>
     </w:p>
     <w:p>
@@ -9379,7 +9379,7 @@
           <w:rFonts w:cs="Calibri"/>
           <w:szCs w:val="22"/>
         </w:rPr>
-        <w:t>• اكتب C D E (3 نوتات Croche)</w:t>
+        <w:t>• اكتب C D E ‏(3 نوتات Croche)‏</w:t>
       </w:r>
     </w:p>
     <w:p>
@@ -9418,9 +9418,9 @@
         <w:br/>
         <w:t>```</w:t>
         <w:br/>
-        <w:t>مازورة 1: | C(Noire) | [C D E Triplet](Croche) | G(Noire) | (Rest)</w:t>
+        <w:t>مازورة 1: | C‏(Noire)‏ | [C D E Triplet]‏(Croche)‏ | G‏(Noire)‏ | ‏(Rest)‏</w:t>
         <w:br/>
-        <w:t>مازورة 2: | [A B C Triplet] | [B A G Triplet] | (Rest) |</w:t>
+        <w:t>مازورة 2: | [A B C Triplet] | [B A G Triplet] | ‏(Rest)‏ |</w:t>
         <w:br/>
         <w:t>```</w:t>
       </w:r>
@@ -9441,7 +9441,7 @@
           <w:rFonts w:cs="Calibri"/>
           <w:szCs w:val="24"/>
         </w:rPr>
-        <w:t>تمرين 2: أنماط ثلاثية (10 دقائق)</w:t>
+        <w:t>تمرين 2: أنماط ثلاثية ‏(10 دقائق)‏</w:t>
       </w:r>
     </w:p>
     <w:p>
@@ -9460,9 +9460,9 @@
           <w:rFonts w:cs="Calibri"/>
           <w:szCs w:val="18"/>
         </w:rPr>
-        <w:t>مازورة 1: C D E (Triplet) | F G A (Triplet) | B C B (Triplet) | A G F (Triplet) |</w:t>
+        <w:t>مازورة 1: C D E ‏(Triplet)‏ | F G A ‏(Triplet)‏ | B C B ‏(Triplet)‏ | A G F ‏(Triplet)‏ |</w:t>
         <w:br/>
-        <w:t>مازورة 2: E F G (Triplet) | D E F (Triplet) | C (Ronde) | (Rest) |</w:t>
+        <w:t>مازورة 2: E F G ‏(Triplet)‏ | D E F ‏(Triplet)‏ | C ‏(Ronde)‏ | ‏(Rest)‏ |</w:t>
       </w:r>
     </w:p>
     <w:p>
@@ -9503,7 +9503,7 @@
           <w:rFonts w:cs="Calibri"/>
           <w:szCs w:val="24"/>
         </w:rPr>
-        <w:t>تمرين 3: Triplet في النهاوند (10 دقائق)</w:t>
+        <w:t>تمرين 3: Triplet في النهاوند ‏(10 دقائق)‏</w:t>
       </w:r>
     </w:p>
     <w:p>
@@ -9522,11 +9522,11 @@
           <w:rFonts w:cs="Calibri"/>
           <w:szCs w:val="18"/>
         </w:rPr>
-        <w:t>مازورة 1-4 (نهاوند هارموني مع Triplets):</w:t>
+        <w:t>مازورة 1-4 ‏(نهاوند هارموني مع Triplets)‏:</w:t>
         <w:br/>
-        <w:t>| A (Noire) | B C D (Triplet) | E (Noire) | F G♯ A (Triplet) |</w:t>
+        <w:t>| A ‏(Noire)‏ | B C D ‏(Triplet)‏ | E ‏(Noire)‏ | F G♯ A ‏(Triplet)‏ |</w:t>
         <w:br/>
-        <w:t>| A (Noire) | G♯ F E (Triplet) | D (Noire) | C B A (Triplet) |</w:t>
+        <w:t>| A ‏(Noire)‏ | G♯ F E ‏(Triplet)‏ | D ‏(Noire)‏ | C B A ‏(Triplet)‏ |</w:t>
       </w:r>
     </w:p>
     <w:p>
@@ -9545,7 +9545,7 @@
           <w:rFonts w:cs="Calibri"/>
           <w:szCs w:val="28"/>
         </w:rPr>
-        <w:t>3. اختصارات Sibelius (5 min)</w:t>
+        <w:t>3. اختصارات Sibelius ‏(5 min)‏</w:t>
       </w:r>
     </w:p>
     <w:tbl>
@@ -9713,7 +9713,7 @@
                 <w:rFonts w:cs="Calibri"/>
                 <w:szCs w:val="18"/>
               </w:rPr>
-              <w:t>إضافة Triplet (3 في زمن 2)</w:t>
+              <w:t>إضافة Triplet ‏(3 في زمن 2)‏</w:t>
             </w:r>
           </w:p>
         </w:tc>
@@ -9787,7 +9787,7 @@
                 <w:rFonts w:cs="Calibri"/>
                 <w:szCs w:val="18"/>
               </w:rPr>
-              <w:t>إضافة Quadruplet (4 في زمن 3)</w:t>
+              <w:t>إضافة Quadruplet ‏(4 في زمن 3)‏</w:t>
             </w:r>
           </w:p>
         </w:tc>
@@ -9858,7 +9858,7 @@
                 <w:rFonts w:cs="Calibri"/>
                 <w:szCs w:val="18"/>
               </w:rPr>
-              <w:t>إضافة Quintuplet (5 في زمن 4)</w:t>
+              <w:t>إضافة Quintuplet ‏(5 في زمن 4)‏</w:t>
             </w:r>
           </w:p>
         </w:tc>
@@ -9932,7 +9932,7 @@
                 <w:rFonts w:cs="Calibri"/>
                 <w:szCs w:val="18"/>
               </w:rPr>
-              <w:t>إضافة Sextuplet (6 في زمن 4)</w:t>
+              <w:t>إضافة Sextuplet ‏(6 في زمن 4)‏</w:t>
             </w:r>
           </w:p>
         </w:tc>
@@ -10003,7 +10003,7 @@
                 <w:rFonts w:cs="Calibri"/>
                 <w:szCs w:val="18"/>
               </w:rPr>
-              <w:t>إضافة Septuplet (7 في زمن 4)</w:t>
+              <w:t>إضافة Septuplet ‏(7 في زمن 4)‏</w:t>
             </w:r>
           </w:p>
         </w:tc>
@@ -10025,7 +10025,7 @@
           <w:rFonts w:cs="Calibri"/>
           <w:szCs w:val="28"/>
         </w:rPr>
-        <w:t>4. مراجعة وواجب | Review &amp; HW (5 min)</w:t>
+        <w:t>4. مراجعة وواجب | Review &amp; HW ‏(5 min)‏</w:t>
       </w:r>
     </w:p>
     <w:p>
@@ -10045,7 +10045,7 @@
         </w:rPr>
         <w:t>أسئلة: 1. كم نوتة في Triplet؟ 2. كم زمن تأخذه 3 Croche Triplet؟ 3. اختصار Triplet؟</w:t>
         <w:br/>
-        <w:t>الواجب: اكتب 8 مازورات: سلم عجم مع Triplets (4) + سلم نهاوند مع Triplets (4). احفظ `Lesson21_Triplets.sib`</w:t>
+        <w:t>الواجب: اكتب 8 مازورات: سلم عجم مع Triplets ‏(4)‏ + سلم نهاوند مع Triplets ‏(4)‏. احفظ `Lesson21_Triplets.sib`</w:t>
       </w:r>
     </w:p>
     <w:p>
@@ -10082,7 +10082,7 @@
           <w:rFonts w:cs="Calibri"/>
           <w:szCs w:val="22"/>
         </w:rPr>
-        <w:t>اعزف: C (نقرة) | D E F (ثلاثية سريعة) | G (نقرة). هذا النمط يستخدم في تقاسيم العود.</w:t>
+        <w:t>اعزف: C ‏(نقرة)‏ | D E F ‏(ثلاثية سريعة)‏ | G ‏(نقرة)‏. هذا النمط يستخدم في تقاسيم العود.</w:t>
       </w:r>
     </w:p>
     <w:p>
@@ -10120,7 +10120,7 @@
           <w:rFonts w:cs="Calibri"/>
           <w:szCs w:val="28"/>
         </w:rPr>
-        <w:t>7. مفردات: ثلاثي (Triplet)، تقسيم ثلاثي (Triple Division)، Tuplet، قسمة (Division)</w:t>
+        <w:t>7. مفردات: ثلاثي ‏(Triplet)‏، تقسيم ثلاثي ‏(Triple Division)‏، Tuplet، قسمة ‏(Division)‏</w:t>
       </w:r>
     </w:p>
     <w:p>
@@ -10486,7 +10486,7 @@
                 <w:rFonts w:cs="Calibri"/>
                 <w:szCs w:val="18"/>
               </w:rPr>
-              <w:t>عجم (Ajam)</w:t>
+              <w:t>عجم ‏(Ajam)‏</w:t>
             </w:r>
           </w:p>
         </w:tc>
@@ -10534,7 +10534,7 @@
                 <w:rFonts w:cs="Calibri"/>
                 <w:szCs w:val="18"/>
               </w:rPr>
-              <w:t>ملفوف (Malfuf) – 2/4</w:t>
+              <w:t>ملفوف ‏(Malfuf)‏ – 2/4</w:t>
             </w:r>
           </w:p>
         </w:tc>
@@ -10643,7 +10643,7 @@
           <w:rFonts w:cs="Calibri"/>
           <w:szCs w:val="28"/>
         </w:rPr>
-        <w:t>1. النظري | Theory (10 min)</w:t>
+        <w:t>1. النظري | Theory ‏(10 min)‏</w:t>
       </w:r>
     </w:p>
     <w:p>
@@ -10662,7 +10662,7 @@
           <w:rFonts w:cs="Calibri"/>
           <w:szCs w:val="24"/>
         </w:rPr>
-        <w:t>Quintuplets (الخماسيات)</w:t>
+        <w:t>Quintuplets ‏(الخماسيات)‏</w:t>
       </w:r>
     </w:p>
     <w:p>
@@ -10732,7 +10732,7 @@
           <w:rFonts w:cs="Calibri"/>
           <w:szCs w:val="24"/>
         </w:rPr>
-        <w:t>Sextuplets (السداسيات)</w:t>
+        <w:t>Sextuplets ‏(السداسيات)‏</w:t>
       </w:r>
     </w:p>
     <w:p>
@@ -11234,7 +11234,7 @@
           <w:rFonts w:cs="Calibri"/>
           <w:szCs w:val="28"/>
         </w:rPr>
-        <w:t>2. التطبيق العملي | Practice (30 min)</w:t>
+        <w:t>2. التطبيق العملي | Practice ‏(30 min)‏</w:t>
       </w:r>
     </w:p>
     <w:p>
@@ -11253,7 +11253,7 @@
           <w:rFonts w:cs="Calibri"/>
           <w:szCs w:val="24"/>
         </w:rPr>
-        <w:t>تمرين 1: Quintuplets (10 دقائق)</w:t>
+        <w:t>تمرين 1: Quintuplets ‏(10 دقائق)‏</w:t>
       </w:r>
     </w:p>
     <w:p>
@@ -11304,7 +11304,7 @@
           <w:rFonts w:cs="Calibri"/>
           <w:szCs w:val="22"/>
         </w:rPr>
-        <w:t>اكتب 5 نوتات (مثلاً C D E F G)</w:t>
+        <w:t>اكتب 5 نوتات ‏(مثلاً C D E F G)‏</w:t>
       </w:r>
     </w:p>
     <w:p>
@@ -11323,9 +11323,9 @@
           <w:rFonts w:cs="Calibri"/>
           <w:szCs w:val="18"/>
         </w:rPr>
-        <w:t xml:space="preserve">مازورة 1: | C D E F G (Quintuplet) | (Rest) | </w:t>
+        <w:t xml:space="preserve">مازورة 1: | C D E F G ‏(Quintuplet)‏ | ‏(Rest)‏ | </w:t>
         <w:br/>
-        <w:t>مازورة 2: | G F E D C (Quintuplet) | (Rest) |</w:t>
+        <w:t>مازورة 2: | G F E D C ‏(Quintuplet)‏ | ‏(Rest)‏ |</w:t>
       </w:r>
     </w:p>
     <w:p>
@@ -11344,7 +11344,7 @@
           <w:rFonts w:cs="Calibri"/>
           <w:szCs w:val="24"/>
         </w:rPr>
-        <w:t>تمرين 2: Sextuplets (10 دقائق)</w:t>
+        <w:t>تمرين 2: Sextuplets ‏(10 دقائق)‏</w:t>
       </w:r>
     </w:p>
     <w:p>
@@ -11378,7 +11378,7 @@
           <w:rFonts w:cs="Calibri"/>
           <w:szCs w:val="22"/>
         </w:rPr>
-        <w:t>اكتب 6 نوتات (C D E F G A)</w:t>
+        <w:t>اكتب 6 نوتات ‏(C D E F G A)‏</w:t>
       </w:r>
     </w:p>
     <w:p>
@@ -11397,9 +11397,9 @@
           <w:rFonts w:cs="Calibri"/>
           <w:szCs w:val="18"/>
         </w:rPr>
-        <w:t>مازورة 1: | C D E F G A (Sextuplet) | B A G F E D (Sextuplet) |</w:t>
+        <w:t>مازورة 1: | C D E F G A ‏(Sextuplet)‏ | B A G F E D ‏(Sextuplet)‏ |</w:t>
         <w:br/>
-        <w:t>مازورة 2: | C E G C E G (Sextuplet) | (Rest) |</w:t>
+        <w:t>مازورة 2: | C E G C E G ‏(Sextuplet)‏ | ‏(Rest)‏ |</w:t>
       </w:r>
     </w:p>
     <w:p>
@@ -11418,7 +11418,7 @@
           <w:rFonts w:cs="Calibri"/>
           <w:szCs w:val="24"/>
         </w:rPr>
-        <w:t>تمرين 3: مزج التقسيمات (10 دقائق)</w:t>
+        <w:t>تمرين 3: مزج التقسيمات ‏(10 دقائق)‏</w:t>
       </w:r>
     </w:p>
     <w:p>
@@ -11437,13 +11437,13 @@
           <w:rFonts w:cs="Calibri"/>
           <w:szCs w:val="18"/>
         </w:rPr>
-        <w:t>مازورة 1: | C (Noire) | C D E (Triplet) |  (مقسوم + ثلاثي)</w:t>
+        <w:t>مازورة 1: | C ‏(Noire)‏ | C D E ‏(Triplet)‏ |  ‏(مقسوم + ثلاثي)‏</w:t>
         <w:br/>
-        <w:t>مازورة 2: | C D E F G (Quintuplet) | (Rest) |</w:t>
+        <w:t>مازورة 2: | C D E F G ‏(Quintuplet)‏ | ‏(Rest)‏ |</w:t>
         <w:br/>
-        <w:t>مازورة 3: | C D E F G A (Sextuplet) | (Rest) |</w:t>
+        <w:t>مازورة 3: | C D E F G A ‏(Sextuplet)‏ | ‏(Rest)‏ |</w:t>
         <w:br/>
-        <w:t>مازورة 4: | C (Blanche) | (Rest) |</w:t>
+        <w:t>مازورة 4: | C ‏(Blanche)‏ | ‏(Rest)‏ |</w:t>
       </w:r>
     </w:p>
     <w:p>
@@ -11462,7 +11462,7 @@
           <w:rFonts w:cs="Calibri"/>
           <w:szCs w:val="28"/>
         </w:rPr>
-        <w:t>3. اختصارات Sibelius (5 min)</w:t>
+        <w:t>3. اختصارات Sibelius ‏(5 min)‏</w:t>
       </w:r>
     </w:p>
     <w:tbl>
@@ -11942,7 +11942,7 @@
           <w:rFonts w:cs="Calibri"/>
           <w:szCs w:val="28"/>
         </w:rPr>
-        <w:t>4. مراجعة وواجب | Review &amp; HW (5 min)</w:t>
+        <w:t>4. مراجعة وواجب | Review &amp; HW ‏(5 min)‏</w:t>
       </w:r>
     </w:p>
     <w:p>
@@ -11999,7 +11999,7 @@
           <w:rFonts w:cs="Calibri"/>
           <w:szCs w:val="22"/>
         </w:rPr>
-        <w:t>تمرين تقاسيم: اعزف C ثم 5 نوتات سريعة (تقسيم) على نفس الوتر، ثم G.</w:t>
+        <w:t>تمرين تقاسيم: اعزف C ثم 5 نوتات سريعة ‏(تقسيم)‏ على نفس الوتر، ثم G.</w:t>
       </w:r>
     </w:p>
     <w:p>
@@ -12365,7 +12365,7 @@
                 <w:rFonts w:cs="Calibri"/>
                 <w:szCs w:val="18"/>
               </w:rPr>
-              <w:t>عجم (Ajam) + نهاوند (Nahawand)</w:t>
+              <w:t>عجم ‏(Ajam)‏ + نهاوند ‏(Nahawand)‏</w:t>
             </w:r>
           </w:p>
         </w:tc>
@@ -12505,7 +12505,7 @@
           <w:rFonts w:cs="Calibri"/>
           <w:szCs w:val="28"/>
         </w:rPr>
-        <w:t>1. النظري | Theory (10 min)</w:t>
+        <w:t>1. النظري | Theory ‏(10 min)‏</w:t>
       </w:r>
     </w:p>
     <w:p>
@@ -12593,7 +12593,7 @@
           <w:rFonts w:cs="Calibri"/>
           <w:szCs w:val="22"/>
         </w:rPr>
-        <w:t>• Sextuplets: في الماور (التقسيمات)</w:t>
+        <w:t>• Sextuplets: في الماور ‏(التقسيمات)‏</w:t>
       </w:r>
     </w:p>
     <w:p>
@@ -12629,7 +12629,7 @@
           <w:rFonts w:cs="Calibri"/>
           <w:szCs w:val="22"/>
         </w:rPr>
-        <w:t>• 2 مازورة: مقدمة (عجم)</w:t>
+        <w:t>• 2 مازورة: مقدمة ‏(عجم)‏</w:t>
       </w:r>
     </w:p>
     <w:p>
@@ -12646,7 +12646,7 @@
           <w:rFonts w:cs="Calibri"/>
           <w:szCs w:val="22"/>
         </w:rPr>
-        <w:t>• 4 مازورة: موضوع (نهاوند مع Tuplets)</w:t>
+        <w:t>• 4 مازورة: موضوع ‏(نهاوند مع Tuplets)‏</w:t>
       </w:r>
     </w:p>
     <w:p>
@@ -12663,7 +12663,7 @@
           <w:rFonts w:cs="Calibri"/>
           <w:szCs w:val="22"/>
         </w:rPr>
-        <w:t>• 2 مازورة: خاتمة (عجم)</w:t>
+        <w:t>• 2 مازورة: خاتمة ‏(عجم)‏</w:t>
       </w:r>
     </w:p>
     <w:p>
@@ -12682,7 +12682,7 @@
           <w:rFonts w:cs="Calibri"/>
           <w:szCs w:val="28"/>
         </w:rPr>
-        <w:t>2. التطبيق العملي | Practice (30 min)</w:t>
+        <w:t>2. التطبيق العملي | Practice ‏(30 min)‏</w:t>
       </w:r>
     </w:p>
     <w:p>
@@ -12738,19 +12738,19 @@
           <w:rFonts w:cs="Calibri"/>
           <w:szCs w:val="18"/>
         </w:rPr>
-        <w:t>مازورة 1-2 (عجم, مقسوم): C E G C | B G E C |</w:t>
+        <w:t>مازورة 1-2 ‏(عجم, مقسوم)‏: C E G C | B G E C |</w:t>
         <w:br/>
-        <w:t>مازورة 3-4 (نهاوند, Triplets): A B C (Trip) | D E F (Trip) | G♯ A B (Trip) | C B A (Trip) |</w:t>
+        <w:t>مازورة 3-4 ‏(نهاوند, Triplets)‏: A B C ‏(Trip)‏ | D E F ‏(Trip)‏ | G♯ A B ‏(Trip)‏ | C B A ‏(Trip)‏ |</w:t>
         <w:br/>
-        <w:t>مازورة 5-6 (نهاوند, Quint): A B C D E (Quint) | F G♯ A G♯ F (Quint) |</w:t>
+        <w:t>مازورة 5-6 ‏(نهاوند, Quint)‏: A B C D E ‏(Quint)‏ | F G♯ A G♯ F ‏(Quint)‏ |</w:t>
         <w:br/>
-        <w:t>مازورة 7-8 (نهاوند, Sext): C D E F G A (Sext) | B A G F E D (Sext) |</w:t>
+        <w:t>مازورة 7-8 ‏(نهاوند, Sext)‏: C D E F G A ‏(Sext)‏ | B A G F E D ‏(Sext)‏ |</w:t>
         <w:br/>
-        <w:t>مازورة 9-12: (كرر 5-8 مع اختلافات طفيفة)</w:t>
+        <w:t>مازورة 9-12: ‏(كرر 5-8 مع اختلافات طفيفة)‏</w:t>
         <w:br/>
-        <w:t>مازورة 13-14 (عجم, خاتمة): C (Blanche) | G (Blanche) | C (Ronde) |</w:t>
+        <w:t>مازورة 13-14 ‏(عجم, خاتمة)‏: C ‏(Blanche)‏ | G ‏(Blanche)‏ | C ‏(Ronde)‏ |</w:t>
         <w:br/>
-        <w:t>مازورة 15-16: (Rest) | (Rest) |</w:t>
+        <w:t>مازورة 15-16: ‏(Rest)‏ | ‏(Rest)‏ |</w:t>
       </w:r>
     </w:p>
     <w:p>
@@ -12769,7 +12769,7 @@
           <w:rFonts w:cs="Calibri"/>
           <w:szCs w:val="28"/>
         </w:rPr>
-        <w:t>3. اختصارات Sibelius (5 min)</w:t>
+        <w:t>3. اختصارات Sibelius ‏(5 min)‏</w:t>
       </w:r>
     </w:p>
     <w:tbl>
@@ -13249,7 +13249,7 @@
           <w:rFonts w:cs="Calibri"/>
           <w:szCs w:val="28"/>
         </w:rPr>
-        <w:t>4. مراجعة وواجب | Review &amp; HW (5 min)</w:t>
+        <w:t>4. مراجعة وواجب | Review &amp; HW ‏(5 min)‏</w:t>
       </w:r>
     </w:p>
     <w:p>
@@ -13304,7 +13304,7 @@
           <w:rFonts w:cs="Calibri"/>
           <w:szCs w:val="22"/>
         </w:rPr>
-        <w:t>اعزف تقسيمة نهاوند مع Triplets: A (طويل) ثم B-C-D (Triplet سريع).</w:t>
+        <w:t>اعزف تقسيمة نهاوند مع Triplets: A ‏(طويل)‏ ثم B-C-D ‏(Triplet سريع)‏.</w:t>
       </w:r>
     </w:p>
     <w:p>
@@ -13757,7 +13757,7 @@
           <w:rFonts w:cs="Calibri"/>
           <w:szCs w:val="22"/>
         </w:rPr>
-        <w:t>مراجعة جميع أنواع Tuplets (3, 5, 6)</w:t>
+        <w:t>مراجعة جميع أنواع Tuplets ‏(3, 5, 6)‏</w:t>
       </w:r>
     </w:p>
     <w:p>
@@ -13827,7 +13827,7 @@
           <w:rFonts w:cs="Calibri"/>
           <w:szCs w:val="28"/>
         </w:rPr>
-        <w:t>1. النظري | Theory (10 min)</w:t>
+        <w:t>1. النظري | Theory ‏(10 min)‏</w:t>
       </w:r>
     </w:p>
     <w:p>
@@ -13845,7 +13845,7 @@
           <w:rFonts w:cs="Calibri"/>
           <w:szCs w:val="22"/>
         </w:rPr>
-        <w:t>مراجعة سريعة: Triplet (3), Quintuplet (5), Sextuplet (6).</w:t>
+        <w:t>مراجعة سريعة: Triplet ‏(3)‏, Quintuplet ‏(5)‏, Sextuplet ‏(6)‏.</w:t>
         <w:br/>
         <w:t>أمثلة على كل نوع مع الاستماع.</w:t>
       </w:r>

--- a/docx_output_v2/Sibelius-Semester1-Part3-Lessons-17-24.docx
+++ b/docx_output_v2/Sibelius-Semester1-Part3-Lessons-17-24.docx
@@ -914,19 +914,19 @@
     </w:p>
     <w:p>
       <w:pPr>
+        <w:bidi w:val="1"/>
         <w:jc w:val="right"/>
-        <w:bidi w:val="1"/>
         <w:textDirection w:val="lrTb"/>
       </w:pPr>
       <w:r>
         <w:rPr>
           <w:rFonts w:ascii="Calibri" w:hAnsi="Calibri"/>
           <w:b/>
-          <w:color w:val="445588"/>
-          <w:sz w:val="24"/>
+          <w:color w:val="333333"/>
+          <w:sz w:val="22"/>
           <w:rtl w:val="1"/>
           <w:rFonts w:cs="Calibri"/>
-          <w:szCs w:val="24"/>
+          <w:szCs w:val="22"/>
         </w:rPr>
         <w:t>مقام النهاوند ‏(Nahawand = A Minor Natural)‏</w:t>
       </w:r>
@@ -951,19 +951,19 @@
     </w:p>
     <w:p>
       <w:pPr>
+        <w:bidi w:val="1"/>
         <w:jc w:val="right"/>
-        <w:bidi w:val="1"/>
         <w:textDirection w:val="lrTb"/>
       </w:pPr>
       <w:r>
         <w:rPr>
           <w:rFonts w:ascii="Calibri" w:hAnsi="Calibri"/>
           <w:b/>
-          <w:color w:val="445588"/>
-          <w:sz w:val="24"/>
+          <w:color w:val="333333"/>
+          <w:sz w:val="22"/>
           <w:rtl w:val="1"/>
           <w:rFonts w:cs="Calibri"/>
-          <w:szCs w:val="24"/>
+          <w:szCs w:val="22"/>
         </w:rPr>
         <w:t>صيغة السلم الصغير الطبيعي</w:t>
       </w:r>
@@ -1007,19 +1007,19 @@
     </w:p>
     <w:p>
       <w:pPr>
+        <w:bidi w:val="1"/>
         <w:jc w:val="right"/>
-        <w:bidi w:val="1"/>
         <w:textDirection w:val="lrTb"/>
       </w:pPr>
       <w:r>
         <w:rPr>
           <w:rFonts w:ascii="Calibri" w:hAnsi="Calibri"/>
           <w:b/>
-          <w:color w:val="445588"/>
-          <w:sz w:val="24"/>
+          <w:color w:val="333333"/>
+          <w:sz w:val="22"/>
           <w:rtl w:val="1"/>
           <w:rFonts w:cs="Calibri"/>
-          <w:szCs w:val="24"/>
+          <w:szCs w:val="22"/>
         </w:rPr>
         <w:t>الفرق بين العجم والنهاوند</w:t>
       </w:r>
@@ -1295,19 +1295,19 @@
     </w:tbl>
     <w:p>
       <w:pPr>
+        <w:bidi w:val="1"/>
         <w:jc w:val="right"/>
-        <w:bidi w:val="1"/>
         <w:textDirection w:val="lrTb"/>
       </w:pPr>
       <w:r>
         <w:rPr>
           <w:rFonts w:ascii="Calibri" w:hAnsi="Calibri"/>
           <w:b/>
-          <w:color w:val="445588"/>
-          <w:sz w:val="24"/>
+          <w:color w:val="333333"/>
+          <w:sz w:val="22"/>
           <w:rtl w:val="1"/>
           <w:rFonts w:cs="Calibri"/>
-          <w:szCs w:val="24"/>
+          <w:szCs w:val="22"/>
         </w:rPr>
         <w:t>Relative Keys</w:t>
       </w:r>
@@ -1384,19 +1384,19 @@
     </w:p>
     <w:p>
       <w:pPr>
+        <w:bidi w:val="1"/>
         <w:jc w:val="right"/>
-        <w:bidi w:val="1"/>
         <w:textDirection w:val="lrTb"/>
       </w:pPr>
       <w:r>
         <w:rPr>
           <w:rFonts w:ascii="Calibri" w:hAnsi="Calibri"/>
           <w:b/>
-          <w:color w:val="445588"/>
-          <w:sz w:val="24"/>
+          <w:color w:val="333333"/>
+          <w:sz w:val="22"/>
           <w:rtl w:val="1"/>
           <w:rFonts w:cs="Calibri"/>
-          <w:szCs w:val="24"/>
+          <w:szCs w:val="22"/>
         </w:rPr>
         <w:t>تمرين 1: كتابة سلم النهاوند ‏(10 دقائق)‏</w:t>
       </w:r>
@@ -1460,19 +1460,19 @@
     </w:p>
     <w:p>
       <w:pPr>
+        <w:bidi w:val="1"/>
         <w:jc w:val="right"/>
-        <w:bidi w:val="1"/>
         <w:textDirection w:val="lrTb"/>
       </w:pPr>
       <w:r>
         <w:rPr>
           <w:rFonts w:ascii="Calibri" w:hAnsi="Calibri"/>
           <w:b/>
-          <w:color w:val="445588"/>
-          <w:sz w:val="24"/>
+          <w:color w:val="333333"/>
+          <w:sz w:val="22"/>
           <w:rtl w:val="1"/>
           <w:rFonts w:cs="Calibri"/>
-          <w:szCs w:val="24"/>
+          <w:szCs w:val="22"/>
         </w:rPr>
         <w:t>تمرين 2: مقارنة العجم والنهاوند ‏(10 دقائق)‏</w:t>
       </w:r>
@@ -1504,19 +1504,19 @@
     </w:p>
     <w:p>
       <w:pPr>
+        <w:bidi w:val="1"/>
         <w:jc w:val="right"/>
-        <w:bidi w:val="1"/>
         <w:textDirection w:val="lrTb"/>
       </w:pPr>
       <w:r>
         <w:rPr>
           <w:rFonts w:ascii="Calibri" w:hAnsi="Calibri"/>
           <w:b/>
-          <w:color w:val="445588"/>
-          <w:sz w:val="24"/>
+          <w:color w:val="333333"/>
+          <w:sz w:val="22"/>
           <w:rtl w:val="1"/>
           <w:rFonts w:cs="Calibri"/>
-          <w:szCs w:val="24"/>
+          <w:szCs w:val="22"/>
         </w:rPr>
         <w:t>تمرين 3: النهاوند مع إيقاع الوحدة ‏(10 دقائق)‏</w:t>
       </w:r>
@@ -2665,19 +2665,19 @@
     </w:p>
     <w:p>
       <w:pPr>
+        <w:bidi w:val="1"/>
         <w:jc w:val="right"/>
-        <w:bidi w:val="1"/>
         <w:textDirection w:val="lrTb"/>
       </w:pPr>
       <w:r>
         <w:rPr>
           <w:rFonts w:ascii="Calibri" w:hAnsi="Calibri"/>
           <w:b/>
-          <w:color w:val="445588"/>
-          <w:sz w:val="24"/>
+          <w:color w:val="333333"/>
+          <w:sz w:val="22"/>
           <w:rtl w:val="1"/>
           <w:rFonts w:cs="Calibri"/>
-          <w:szCs w:val="24"/>
+          <w:szCs w:val="22"/>
         </w:rPr>
         <w:t>أنواع السلم الصغير</w:t>
       </w:r>
@@ -3074,19 +3074,19 @@
     </w:tbl>
     <w:p>
       <w:pPr>
+        <w:bidi w:val="1"/>
         <w:jc w:val="right"/>
-        <w:bidi w:val="1"/>
         <w:textDirection w:val="lrTb"/>
       </w:pPr>
       <w:r>
         <w:rPr>
           <w:rFonts w:ascii="Calibri" w:hAnsi="Calibri"/>
           <w:b/>
-          <w:color w:val="445588"/>
-          <w:sz w:val="24"/>
+          <w:color w:val="333333"/>
+          <w:sz w:val="22"/>
           <w:rtl w:val="1"/>
           <w:rFonts w:cs="Calibri"/>
-          <w:szCs w:val="24"/>
+          <w:szCs w:val="22"/>
         </w:rPr>
         <w:t>لماذا نرفع G في الهارموني؟</w:t>
       </w:r>
@@ -3146,19 +3146,19 @@
     </w:p>
     <w:p>
       <w:pPr>
+        <w:bidi w:val="1"/>
         <w:jc w:val="right"/>
-        <w:bidi w:val="1"/>
         <w:textDirection w:val="lrTb"/>
       </w:pPr>
       <w:r>
         <w:rPr>
           <w:rFonts w:ascii="Calibri" w:hAnsi="Calibri"/>
           <w:b/>
-          <w:color w:val="445588"/>
-          <w:sz w:val="24"/>
+          <w:color w:val="333333"/>
+          <w:sz w:val="22"/>
           <w:rtl w:val="1"/>
           <w:rFonts w:cs="Calibri"/>
-          <w:szCs w:val="24"/>
+          <w:szCs w:val="22"/>
         </w:rPr>
         <w:t>تمرين 1: النهاوند الهارموني ‏(10 دقائق)‏</w:t>
       </w:r>
@@ -3240,19 +3240,19 @@
     </w:p>
     <w:p>
       <w:pPr>
+        <w:bidi w:val="1"/>
         <w:jc w:val="right"/>
-        <w:bidi w:val="1"/>
         <w:textDirection w:val="lrTb"/>
       </w:pPr>
       <w:r>
         <w:rPr>
           <w:rFonts w:ascii="Calibri" w:hAnsi="Calibri"/>
           <w:b/>
-          <w:color w:val="445588"/>
-          <w:sz w:val="24"/>
+          <w:color w:val="333333"/>
+          <w:sz w:val="22"/>
           <w:rtl w:val="1"/>
           <w:rFonts w:cs="Calibri"/>
-          <w:szCs w:val="24"/>
+          <w:szCs w:val="22"/>
         </w:rPr>
         <w:t>تمرين 2: الثلاث أنواع ‏(10 دقائق)‏</w:t>
       </w:r>
@@ -3302,19 +3302,19 @@
     </w:p>
     <w:p>
       <w:pPr>
+        <w:bidi w:val="1"/>
         <w:jc w:val="right"/>
-        <w:bidi w:val="1"/>
         <w:textDirection w:val="lrTb"/>
       </w:pPr>
       <w:r>
         <w:rPr>
           <w:rFonts w:ascii="Calibri" w:hAnsi="Calibri"/>
           <w:b/>
-          <w:color w:val="445588"/>
-          <w:sz w:val="24"/>
+          <w:color w:val="333333"/>
+          <w:sz w:val="22"/>
           <w:rtl w:val="1"/>
           <w:rFonts w:cs="Calibri"/>
-          <w:szCs w:val="24"/>
+          <w:szCs w:val="22"/>
         </w:rPr>
         <w:t>تمرين 3: النهاوند مع مقسوم ‏(10 دقائق)‏</w:t>
       </w:r>
@@ -4463,19 +4463,19 @@
     </w:p>
     <w:p>
       <w:pPr>
+        <w:bidi w:val="1"/>
         <w:jc w:val="right"/>
-        <w:bidi w:val="1"/>
         <w:textDirection w:val="lrTb"/>
       </w:pPr>
       <w:r>
         <w:rPr>
           <w:rFonts w:ascii="Calibri" w:hAnsi="Calibri"/>
           <w:b/>
-          <w:color w:val="445588"/>
-          <w:sz w:val="24"/>
+          <w:color w:val="333333"/>
+          <w:sz w:val="22"/>
           <w:rtl w:val="1"/>
           <w:rFonts w:cs="Calibri"/>
-          <w:szCs w:val="24"/>
+          <w:szCs w:val="22"/>
         </w:rPr>
         <w:t>ثلاثيات النهاوند الطبيعي ‏(A Minor)‏</w:t>
       </w:r>
@@ -5088,19 +5088,19 @@
     </w:tbl>
     <w:p>
       <w:pPr>
+        <w:bidi w:val="1"/>
         <w:jc w:val="right"/>
-        <w:bidi w:val="1"/>
         <w:textDirection w:val="lrTb"/>
       </w:pPr>
       <w:r>
         <w:rPr>
           <w:rFonts w:ascii="Calibri" w:hAnsi="Calibri"/>
           <w:b/>
-          <w:color w:val="445588"/>
-          <w:sz w:val="24"/>
+          <w:color w:val="333333"/>
+          <w:sz w:val="22"/>
           <w:rtl w:val="1"/>
           <w:rFonts w:cs="Calibri"/>
-          <w:szCs w:val="24"/>
+          <w:szCs w:val="22"/>
         </w:rPr>
         <w:t>الأرباع المهمة في النهاوند</w:t>
       </w:r>
@@ -5516,19 +5516,19 @@
     </w:p>
     <w:p>
       <w:pPr>
+        <w:bidi w:val="1"/>
         <w:jc w:val="right"/>
-        <w:bidi w:val="1"/>
         <w:textDirection w:val="lrTb"/>
       </w:pPr>
       <w:r>
         <w:rPr>
           <w:rFonts w:ascii="Calibri" w:hAnsi="Calibri"/>
           <w:b/>
-          <w:color w:val="445588"/>
-          <w:sz w:val="24"/>
+          <w:color w:val="333333"/>
+          <w:sz w:val="22"/>
           <w:rtl w:val="1"/>
           <w:rFonts w:cs="Calibri"/>
-          <w:szCs w:val="24"/>
+          <w:szCs w:val="22"/>
         </w:rPr>
         <w:t>تمرين 1: ثلاثيات النهاوند ‏(10 دقائق)‏</w:t>
       </w:r>
@@ -5602,19 +5602,19 @@
     </w:p>
     <w:p>
       <w:pPr>
+        <w:bidi w:val="1"/>
         <w:jc w:val="right"/>
-        <w:bidi w:val="1"/>
         <w:textDirection w:val="lrTb"/>
       </w:pPr>
       <w:r>
         <w:rPr>
           <w:rFonts w:ascii="Calibri" w:hAnsi="Calibri"/>
           <w:b/>
-          <w:color w:val="445588"/>
-          <w:sz w:val="24"/>
+          <w:color w:val="333333"/>
+          <w:sz w:val="22"/>
           <w:rtl w:val="1"/>
           <w:rFonts w:cs="Calibri"/>
-          <w:szCs w:val="24"/>
+          <w:szCs w:val="22"/>
         </w:rPr>
         <w:t>تمرين 2: Chord Symbols للنهاوند ‏(10 دقائق)‏</w:t>
       </w:r>
@@ -5653,19 +5653,19 @@
     </w:p>
     <w:p>
       <w:pPr>
+        <w:bidi w:val="1"/>
         <w:jc w:val="right"/>
-        <w:bidi w:val="1"/>
         <w:textDirection w:val="lrTb"/>
       </w:pPr>
       <w:r>
         <w:rPr>
           <w:rFonts w:ascii="Calibri" w:hAnsi="Calibri"/>
           <w:b/>
-          <w:color w:val="445588"/>
-          <w:sz w:val="24"/>
+          <w:color w:val="333333"/>
+          <w:sz w:val="22"/>
           <w:rtl w:val="1"/>
           <w:rFonts w:cs="Calibri"/>
-          <w:szCs w:val="24"/>
+          <w:szCs w:val="22"/>
         </w:rPr>
         <w:t>تمرين 3: تقدم هارموني مع ملفوف ‏(10 دقائق)‏</w:t>
       </w:r>
@@ -6846,19 +6846,19 @@
     </w:p>
     <w:p>
       <w:pPr>
+        <w:bidi w:val="1"/>
         <w:jc w:val="right"/>
-        <w:bidi w:val="1"/>
         <w:textDirection w:val="lrTb"/>
       </w:pPr>
       <w:r>
         <w:rPr>
           <w:rFonts w:ascii="Calibri" w:hAnsi="Calibri"/>
           <w:b/>
-          <w:color w:val="445588"/>
-          <w:sz w:val="24"/>
+          <w:color w:val="333333"/>
+          <w:sz w:val="22"/>
           <w:rtl w:val="1"/>
           <w:rFonts w:cs="Calibri"/>
-          <w:szCs w:val="24"/>
+          <w:szCs w:val="22"/>
         </w:rPr>
         <w:t>الانتقال بين النهاوند والعجم</w:t>
       </w:r>
@@ -6933,19 +6933,19 @@
     </w:p>
     <w:p>
       <w:pPr>
+        <w:bidi w:val="1"/>
         <w:jc w:val="right"/>
-        <w:bidi w:val="1"/>
         <w:textDirection w:val="lrTb"/>
       </w:pPr>
       <w:r>
         <w:rPr>
           <w:rFonts w:ascii="Calibri" w:hAnsi="Calibri"/>
           <w:b/>
-          <w:color w:val="445588"/>
-          <w:sz w:val="24"/>
+          <w:color w:val="333333"/>
+          <w:sz w:val="22"/>
           <w:rtl w:val="1"/>
           <w:rFonts w:cs="Calibri"/>
-          <w:szCs w:val="24"/>
+          <w:szCs w:val="22"/>
         </w:rPr>
         <w:t>Phrase Marks ‏(علامات العبارة)‏</w:t>
       </w:r>
@@ -7003,19 +7003,19 @@
     </w:p>
     <w:p>
       <w:pPr>
+        <w:bidi w:val="1"/>
         <w:jc w:val="right"/>
-        <w:bidi w:val="1"/>
         <w:textDirection w:val="lrTb"/>
       </w:pPr>
       <w:r>
         <w:rPr>
           <w:rFonts w:ascii="Calibri" w:hAnsi="Calibri"/>
           <w:b/>
-          <w:color w:val="445588"/>
-          <w:sz w:val="24"/>
+          <w:color w:val="333333"/>
+          <w:sz w:val="22"/>
           <w:rtl w:val="1"/>
           <w:rFonts w:cs="Calibri"/>
-          <w:szCs w:val="24"/>
+          <w:szCs w:val="22"/>
         </w:rPr>
         <w:t>التعبير العاطفي في النهاوند</w:t>
       </w:r>
@@ -7310,19 +7310,19 @@
     </w:p>
     <w:p>
       <w:pPr>
+        <w:bidi w:val="1"/>
         <w:jc w:val="right"/>
-        <w:bidi w:val="1"/>
         <w:textDirection w:val="lrTb"/>
       </w:pPr>
       <w:r>
         <w:rPr>
           <w:rFonts w:ascii="Calibri" w:hAnsi="Calibri"/>
           <w:b/>
-          <w:color w:val="445588"/>
-          <w:sz w:val="24"/>
+          <w:color w:val="333333"/>
+          <w:sz w:val="22"/>
           <w:rtl w:val="1"/>
           <w:rFonts w:cs="Calibri"/>
-          <w:szCs w:val="24"/>
+          <w:szCs w:val="22"/>
         </w:rPr>
         <w:t>تمرين 1: لحن النهاوند العاطفي ‏(15 دقائق)‏</w:t>
       </w:r>
@@ -7420,19 +7420,19 @@
     </w:p>
     <w:p>
       <w:pPr>
+        <w:bidi w:val="1"/>
         <w:jc w:val="right"/>
-        <w:bidi w:val="1"/>
         <w:textDirection w:val="lrTb"/>
       </w:pPr>
       <w:r>
         <w:rPr>
           <w:rFonts w:ascii="Calibri" w:hAnsi="Calibri"/>
           <w:b/>
-          <w:color w:val="445588"/>
-          <w:sz w:val="24"/>
+          <w:color w:val="333333"/>
+          <w:sz w:val="22"/>
           <w:rtl w:val="1"/>
           <w:rFonts w:cs="Calibri"/>
-          <w:szCs w:val="24"/>
+          <w:szCs w:val="22"/>
         </w:rPr>
         <w:t>تمرين 2: إضافة Slurs و Phrase Marks ‏(10 دقائق)‏</w:t>
       </w:r>
@@ -7490,19 +7490,19 @@
     </w:p>
     <w:p>
       <w:pPr>
+        <w:bidi w:val="1"/>
         <w:jc w:val="right"/>
-        <w:bidi w:val="1"/>
         <w:textDirection w:val="lrTb"/>
       </w:pPr>
       <w:r>
         <w:rPr>
           <w:rFonts w:ascii="Calibri" w:hAnsi="Calibri"/>
           <w:b/>
-          <w:color w:val="445588"/>
-          <w:sz w:val="24"/>
+          <w:color w:val="333333"/>
+          <w:sz w:val="22"/>
           <w:rtl w:val="1"/>
           <w:rFonts w:cs="Calibri"/>
-          <w:szCs w:val="24"/>
+          <w:szCs w:val="22"/>
         </w:rPr>
         <w:t>تمرين 3: إضافة Dynamics ‏(5 دقائق)‏</w:t>
       </w:r>
@@ -8728,19 +8728,19 @@
     </w:p>
     <w:p>
       <w:pPr>
+        <w:bidi w:val="1"/>
         <w:jc w:val="right"/>
-        <w:bidi w:val="1"/>
         <w:textDirection w:val="lrTb"/>
       </w:pPr>
       <w:r>
         <w:rPr>
           <w:rFonts w:ascii="Calibri" w:hAnsi="Calibri"/>
           <w:b/>
-          <w:color w:val="445588"/>
-          <w:sz w:val="24"/>
+          <w:color w:val="333333"/>
+          <w:sz w:val="22"/>
           <w:rtl w:val="1"/>
           <w:rFonts w:cs="Calibri"/>
-          <w:szCs w:val="24"/>
+          <w:szCs w:val="22"/>
         </w:rPr>
         <w:t>الثلاثيات ‏(Triplets)‏</w:t>
       </w:r>
@@ -8798,19 +8798,19 @@
     </w:p>
     <w:p>
       <w:pPr>
+        <w:bidi w:val="1"/>
         <w:jc w:val="right"/>
-        <w:bidi w:val="1"/>
         <w:textDirection w:val="lrTb"/>
       </w:pPr>
       <w:r>
         <w:rPr>
           <w:rFonts w:ascii="Calibri" w:hAnsi="Calibri"/>
           <w:b/>
-          <w:color w:val="445588"/>
-          <w:sz w:val="24"/>
+          <w:color w:val="333333"/>
+          <w:sz w:val="22"/>
           <w:rtl w:val="1"/>
           <w:rFonts w:cs="Calibri"/>
-          <w:szCs w:val="24"/>
+          <w:szCs w:val="22"/>
         </w:rPr>
         <w:t>أنواع Tuplets</w:t>
       </w:r>
@@ -9207,19 +9207,19 @@
     </w:tbl>
     <w:p>
       <w:pPr>
+        <w:bidi w:val="1"/>
         <w:jc w:val="right"/>
-        <w:bidi w:val="1"/>
         <w:textDirection w:val="lrTb"/>
       </w:pPr>
       <w:r>
         <w:rPr>
           <w:rFonts w:ascii="Calibri" w:hAnsi="Calibri"/>
           <w:b/>
-          <w:color w:val="445588"/>
-          <w:sz w:val="24"/>
+          <w:color w:val="333333"/>
+          <w:sz w:val="22"/>
           <w:rtl w:val="1"/>
           <w:rFonts w:cs="Calibri"/>
-          <w:szCs w:val="24"/>
+          <w:szCs w:val="22"/>
         </w:rPr>
         <w:t>في الموسيقى العربية</w:t>
       </w:r>
@@ -9263,19 +9263,19 @@
     </w:p>
     <w:p>
       <w:pPr>
+        <w:bidi w:val="1"/>
         <w:jc w:val="right"/>
-        <w:bidi w:val="1"/>
         <w:textDirection w:val="lrTb"/>
       </w:pPr>
       <w:r>
         <w:rPr>
           <w:rFonts w:ascii="Calibri" w:hAnsi="Calibri"/>
           <w:b/>
-          <w:color w:val="445588"/>
-          <w:sz w:val="24"/>
+          <w:color w:val="333333"/>
+          <w:sz w:val="22"/>
           <w:rtl w:val="1"/>
           <w:rFonts w:cs="Calibri"/>
-          <w:szCs w:val="24"/>
+          <w:szCs w:val="22"/>
         </w:rPr>
         <w:t>تمرين 1: إدخال Triplet ‏(10 دقائق)‏</w:t>
       </w:r>
@@ -9427,19 +9427,19 @@
     </w:p>
     <w:p>
       <w:pPr>
+        <w:bidi w:val="1"/>
         <w:jc w:val="right"/>
-        <w:bidi w:val="1"/>
         <w:textDirection w:val="lrTb"/>
       </w:pPr>
       <w:r>
         <w:rPr>
           <w:rFonts w:ascii="Calibri" w:hAnsi="Calibri"/>
           <w:b/>
-          <w:color w:val="445588"/>
-          <w:sz w:val="24"/>
+          <w:color w:val="333333"/>
+          <w:sz w:val="22"/>
           <w:rtl w:val="1"/>
           <w:rFonts w:cs="Calibri"/>
-          <w:szCs w:val="24"/>
+          <w:szCs w:val="22"/>
         </w:rPr>
         <w:t>تمرين 2: أنماط ثلاثية ‏(10 دقائق)‏</w:t>
       </w:r>
@@ -9489,19 +9489,19 @@
     </w:p>
     <w:p>
       <w:pPr>
+        <w:bidi w:val="1"/>
         <w:jc w:val="right"/>
-        <w:bidi w:val="1"/>
         <w:textDirection w:val="lrTb"/>
       </w:pPr>
       <w:r>
         <w:rPr>
           <w:rFonts w:ascii="Calibri" w:hAnsi="Calibri"/>
           <w:b/>
-          <w:color w:val="445588"/>
-          <w:sz w:val="24"/>
+          <w:color w:val="333333"/>
+          <w:sz w:val="22"/>
           <w:rtl w:val="1"/>
           <w:rFonts w:cs="Calibri"/>
-          <w:szCs w:val="24"/>
+          <w:szCs w:val="22"/>
         </w:rPr>
         <w:t>تمرين 3: Triplet في النهاوند ‏(10 دقائق)‏</w:t>
       </w:r>
@@ -10648,19 +10648,19 @@
     </w:p>
     <w:p>
       <w:pPr>
+        <w:bidi w:val="1"/>
         <w:jc w:val="right"/>
-        <w:bidi w:val="1"/>
         <w:textDirection w:val="lrTb"/>
       </w:pPr>
       <w:r>
         <w:rPr>
           <w:rFonts w:ascii="Calibri" w:hAnsi="Calibri"/>
           <w:b/>
-          <w:color w:val="445588"/>
-          <w:sz w:val="24"/>
+          <w:color w:val="333333"/>
+          <w:sz w:val="22"/>
           <w:rtl w:val="1"/>
           <w:rFonts w:cs="Calibri"/>
-          <w:szCs w:val="24"/>
+          <w:szCs w:val="22"/>
         </w:rPr>
         <w:t>Quintuplets ‏(الخماسيات)‏</w:t>
       </w:r>
@@ -10718,19 +10718,19 @@
     </w:p>
     <w:p>
       <w:pPr>
+        <w:bidi w:val="1"/>
         <w:jc w:val="right"/>
-        <w:bidi w:val="1"/>
         <w:textDirection w:val="lrTb"/>
       </w:pPr>
       <w:r>
         <w:rPr>
           <w:rFonts w:ascii="Calibri" w:hAnsi="Calibri"/>
           <w:b/>
-          <w:color w:val="445588"/>
-          <w:sz w:val="24"/>
+          <w:color w:val="333333"/>
+          <w:sz w:val="22"/>
           <w:rtl w:val="1"/>
           <w:rFonts w:cs="Calibri"/>
-          <w:szCs w:val="24"/>
+          <w:szCs w:val="22"/>
         </w:rPr>
         <w:t>Sextuplets ‏(السداسيات)‏</w:t>
       </w:r>
@@ -10788,19 +10788,19 @@
     </w:p>
     <w:p>
       <w:pPr>
+        <w:bidi w:val="1"/>
         <w:jc w:val="right"/>
-        <w:bidi w:val="1"/>
         <w:textDirection w:val="lrTb"/>
       </w:pPr>
       <w:r>
         <w:rPr>
           <w:rFonts w:ascii="Calibri" w:hAnsi="Calibri"/>
           <w:b/>
-          <w:color w:val="445588"/>
-          <w:sz w:val="24"/>
+          <w:color w:val="333333"/>
+          <w:sz w:val="22"/>
           <w:rtl w:val="1"/>
           <w:rFonts w:cs="Calibri"/>
-          <w:szCs w:val="24"/>
+          <w:szCs w:val="22"/>
         </w:rPr>
         <w:t>مقارنة</w:t>
       </w:r>
@@ -11239,19 +11239,19 @@
     </w:p>
     <w:p>
       <w:pPr>
+        <w:bidi w:val="1"/>
         <w:jc w:val="right"/>
-        <w:bidi w:val="1"/>
         <w:textDirection w:val="lrTb"/>
       </w:pPr>
       <w:r>
         <w:rPr>
           <w:rFonts w:ascii="Calibri" w:hAnsi="Calibri"/>
           <w:b/>
-          <w:color w:val="445588"/>
-          <w:sz w:val="24"/>
+          <w:color w:val="333333"/>
+          <w:sz w:val="22"/>
           <w:rtl w:val="1"/>
           <w:rFonts w:cs="Calibri"/>
-          <w:szCs w:val="24"/>
+          <w:szCs w:val="22"/>
         </w:rPr>
         <w:t>تمرين 1: Quintuplets ‏(10 دقائق)‏</w:t>
       </w:r>
@@ -11330,19 +11330,19 @@
     </w:p>
     <w:p>
       <w:pPr>
+        <w:bidi w:val="1"/>
         <w:jc w:val="right"/>
-        <w:bidi w:val="1"/>
         <w:textDirection w:val="lrTb"/>
       </w:pPr>
       <w:r>
         <w:rPr>
           <w:rFonts w:ascii="Calibri" w:hAnsi="Calibri"/>
           <w:b/>
-          <w:color w:val="445588"/>
-          <w:sz w:val="24"/>
+          <w:color w:val="333333"/>
+          <w:sz w:val="22"/>
           <w:rtl w:val="1"/>
           <w:rFonts w:cs="Calibri"/>
-          <w:szCs w:val="24"/>
+          <w:szCs w:val="22"/>
         </w:rPr>
         <w:t>تمرين 2: Sextuplets ‏(10 دقائق)‏</w:t>
       </w:r>
@@ -11404,19 +11404,19 @@
     </w:p>
     <w:p>
       <w:pPr>
+        <w:bidi w:val="1"/>
         <w:jc w:val="right"/>
-        <w:bidi w:val="1"/>
         <w:textDirection w:val="lrTb"/>
       </w:pPr>
       <w:r>
         <w:rPr>
           <w:rFonts w:ascii="Calibri" w:hAnsi="Calibri"/>
           <w:b/>
-          <w:color w:val="445588"/>
-          <w:sz w:val="24"/>
+          <w:color w:val="333333"/>
+          <w:sz w:val="22"/>
           <w:rtl w:val="1"/>
           <w:rFonts w:cs="Calibri"/>
-          <w:szCs w:val="24"/>
+          <w:szCs w:val="22"/>
         </w:rPr>
         <w:t>تمرين 3: مزج التقسيمات ‏(10 دقائق)‏</w:t>
       </w:r>
@@ -12528,19 +12528,19 @@
     </w:p>
     <w:p>
       <w:pPr>
+        <w:bidi w:val="1"/>
         <w:jc w:val="right"/>
-        <w:bidi w:val="1"/>
         <w:textDirection w:val="lrTb"/>
       </w:pPr>
       <w:r>
         <w:rPr>
           <w:rFonts w:ascii="Calibri" w:hAnsi="Calibri"/>
           <w:b/>
-          <w:color w:val="445588"/>
-          <w:sz w:val="24"/>
+          <w:color w:val="333333"/>
+          <w:sz w:val="22"/>
           <w:rtl w:val="1"/>
           <w:rFonts w:cs="Calibri"/>
-          <w:szCs w:val="24"/>
+          <w:szCs w:val="22"/>
         </w:rPr>
         <w:t>Tuplets في التقاسيم العربية</w:t>
       </w:r>
@@ -12598,19 +12598,19 @@
     </w:p>
     <w:p>
       <w:pPr>
+        <w:bidi w:val="1"/>
         <w:jc w:val="right"/>
-        <w:bidi w:val="1"/>
         <w:textDirection w:val="lrTb"/>
       </w:pPr>
       <w:r>
         <w:rPr>
           <w:rFonts w:ascii="Calibri" w:hAnsi="Calibri"/>
           <w:b/>
-          <w:color w:val="445588"/>
-          <w:sz w:val="24"/>
+          <w:color w:val="333333"/>
+          <w:sz w:val="22"/>
           <w:rtl w:val="1"/>
           <w:rFonts w:cs="Calibri"/>
-          <w:szCs w:val="24"/>
+          <w:szCs w:val="22"/>
         </w:rPr>
         <w:t>توزيع المقطوعة</w:t>
       </w:r>
@@ -12705,19 +12705,19 @@
     </w:p>
     <w:p>
       <w:pPr>
+        <w:bidi w:val="1"/>
         <w:jc w:val="right"/>
-        <w:bidi w:val="1"/>
         <w:textDirection w:val="lrTb"/>
       </w:pPr>
       <w:r>
         <w:rPr>
           <w:rFonts w:ascii="Calibri" w:hAnsi="Calibri"/>
           <w:b/>
-          <w:color w:val="445588"/>
-          <w:sz w:val="24"/>
+          <w:color w:val="333333"/>
+          <w:sz w:val="22"/>
           <w:rtl w:val="1"/>
           <w:rFonts w:cs="Calibri"/>
-          <w:szCs w:val="24"/>
+          <w:szCs w:val="22"/>
         </w:rPr>
         <w:t>تمرين: مقطوعة متكاملة</w:t>
       </w:r>

--- a/docx_output_v2/Sibelius-Semester1-Part3-Lessons-17-24.docx
+++ b/docx_output_v2/Sibelius-Semester1-Part3-Lessons-17-24.docx
@@ -921,14 +921,41 @@
       <w:r>
         <w:rPr>
           <w:rFonts w:ascii="Calibri" w:hAnsi="Calibri"/>
-          <w:b/>
-          <w:color w:val="333333"/>
+          <w:b w:val="0"/>
           <w:sz w:val="22"/>
           <w:rtl w:val="1"/>
           <w:rFonts w:cs="Calibri"/>
           <w:szCs w:val="22"/>
         </w:rPr>
-        <w:t>مقام النهاوند ‏(Nahawand = A Minor Natural)‏</w:t>
+        <w:t>**مقام النهاوند ‏(Nahawand = A Minor Natural)‏</w:t>
+        <w:br/>
+        <w:t>النهاوند يقابل A Minor الطبيعي. درجة أساسه ‏(الغَمَاز)‏ هي A ‏(La)‏.</w:t>
+      </w:r>
+    </w:p>
+    <w:p>
+      <w:pPr>
+        <w:bidi w:val="1"/>
+        <w:jc w:val="right"/>
+        <w:textDirection w:val="lrTb"/>
+      </w:pPr>
+      <w:r>
+        <w:rPr>
+          <w:rFonts w:ascii="Calibri" w:hAnsi="Calibri"/>
+          <w:b/>
+          <w:sz w:val="22"/>
+          <w:rtl w:val="1"/>
+          <w:rFonts w:cs="Calibri"/>
+          <w:szCs w:val="22"/>
+        </w:rPr>
+        <w:t>**صيغة السلم الصغير الطبيعي</w:t>
+        <w:br/>
+        <w:t>```</w:t>
+        <w:br/>
+        <w:t>A ──W── B ──H── C ──W── D ──W── E ──H── F ──W── G ──W── A</w:t>
+        <w:br/>
+        <w:t>```</w:t>
+        <w:br/>
+        <w:t>الصيغة: W-H-W-W-H-W-W</w:t>
       </w:r>
     </w:p>
     <w:p>
@@ -946,82 +973,7 @@
           <w:rFonts w:cs="Calibri"/>
           <w:szCs w:val="22"/>
         </w:rPr>
-        <w:t>النهاوند يقابل A Minor الطبيعي. درجة أساسه ‏(الغَمَاز)‏ هي A ‏(La)‏.</w:t>
-      </w:r>
-    </w:p>
-    <w:p>
-      <w:pPr>
-        <w:bidi w:val="1"/>
-        <w:jc w:val="right"/>
-        <w:textDirection w:val="lrTb"/>
-      </w:pPr>
-      <w:r>
-        <w:rPr>
-          <w:rFonts w:ascii="Calibri" w:hAnsi="Calibri"/>
-          <w:b/>
-          <w:color w:val="333333"/>
-          <w:sz w:val="22"/>
-          <w:rtl w:val="1"/>
-          <w:rFonts w:cs="Calibri"/>
-          <w:szCs w:val="22"/>
-        </w:rPr>
-        <w:t>صيغة السلم الصغير الطبيعي</w:t>
-      </w:r>
-    </w:p>
-    <w:p>
-      <w:pPr>
-        <w:bidi w:val="1"/>
-        <w:jc w:val="right"/>
-        <w:textDirection w:val="lrTb"/>
-        <w:shd w:fill="F5F5F5" w:val="clear"/>
-      </w:pPr>
-      <w:r>
-        <w:rPr>
-          <w:rFonts w:ascii="Courier New" w:hAnsi="Courier New"/>
-          <w:color w:val="333333"/>
-          <w:sz w:val="18"/>
-          <w:rtl w:val="1"/>
-          <w:rFonts w:cs="Calibri"/>
-          <w:szCs w:val="18"/>
-        </w:rPr>
-        <w:t>A ──W── B ──H── C ──W── D ──W── E ──H── F ──W── G ──W── A</w:t>
-      </w:r>
-    </w:p>
-    <w:p>
-      <w:pPr>
-        <w:bidi w:val="1"/>
-        <w:jc w:val="right"/>
-        <w:textDirection w:val="lrTb"/>
-      </w:pPr>
-      <w:r>
-        <w:rPr>
-          <w:rFonts w:ascii="Calibri" w:hAnsi="Calibri"/>
-          <w:b w:val="0"/>
-          <w:sz w:val="22"/>
-          <w:rtl w:val="1"/>
-          <w:rFonts w:cs="Calibri"/>
-          <w:szCs w:val="22"/>
-        </w:rPr>
-        <w:t>الصيغة: W-H-W-W-H-W-W</w:t>
-      </w:r>
-    </w:p>
-    <w:p>
-      <w:pPr>
-        <w:bidi w:val="1"/>
-        <w:jc w:val="right"/>
-        <w:textDirection w:val="lrTb"/>
-      </w:pPr>
-      <w:r>
-        <w:rPr>
-          <w:rFonts w:ascii="Calibri" w:hAnsi="Calibri"/>
-          <w:b/>
-          <w:color w:val="333333"/>
-          <w:sz w:val="22"/>
-          <w:rtl w:val="1"/>
-          <w:rFonts w:cs="Calibri"/>
-          <w:szCs w:val="22"/>
-        </w:rPr>
-        <w:t>الفرق بين العجم والنهاوند</w:t>
+        <w:t>**الفرق بين العجم والنهاوند</w:t>
       </w:r>
     </w:p>
     <w:tbl>
@@ -1302,65 +1254,19 @@
       <w:r>
         <w:rPr>
           <w:rFonts w:ascii="Calibri" w:hAnsi="Calibri"/>
-          <w:b/>
-          <w:color w:val="333333"/>
+          <w:b w:val="0"/>
           <w:sz w:val="22"/>
           <w:rtl w:val="1"/>
           <w:rFonts w:cs="Calibri"/>
           <w:szCs w:val="22"/>
         </w:rPr>
-        <w:t>Relative Keys</w:t>
-      </w:r>
-    </w:p>
-    <w:p>
-      <w:pPr>
-        <w:bidi w:val="1"/>
-        <w:jc w:val="right"/>
-        <w:textDirection w:val="lrTb"/>
-      </w:pPr>
-      <w:r>
-        <w:rPr>
-          <w:rFonts w:ascii="Calibri" w:hAnsi="Calibri"/>
-          <w:sz w:val="22"/>
-          <w:rtl w:val="1"/>
-          <w:rFonts w:cs="Calibri"/>
-          <w:szCs w:val="22"/>
-        </w:rPr>
-        <w:t>• C Major و A Minor = سلميان متوازيان ‏(Relative Keys)‏</w:t>
-      </w:r>
-    </w:p>
-    <w:p>
-      <w:pPr>
-        <w:bidi w:val="1"/>
-        <w:jc w:val="right"/>
-        <w:textDirection w:val="lrTb"/>
-      </w:pPr>
-      <w:r>
-        <w:rPr>
-          <w:rFonts w:ascii="Calibri" w:hAnsi="Calibri"/>
-          <w:sz w:val="22"/>
-          <w:rtl w:val="1"/>
-          <w:rFonts w:cs="Calibri"/>
-          <w:szCs w:val="22"/>
-        </w:rPr>
-        <w:t>• C Major = السلم الكبير الموازي لـ A Minor</w:t>
-      </w:r>
-    </w:p>
-    <w:p>
-      <w:pPr>
-        <w:bidi w:val="1"/>
-        <w:jc w:val="right"/>
-        <w:textDirection w:val="lrTb"/>
-      </w:pPr>
-      <w:r>
-        <w:rPr>
-          <w:rFonts w:ascii="Calibri" w:hAnsi="Calibri"/>
-          <w:sz w:val="22"/>
-          <w:rtl w:val="1"/>
-          <w:rFonts w:cs="Calibri"/>
-          <w:szCs w:val="22"/>
-        </w:rPr>
-        <w:t>• A Minor = السلم الصغير الموازي لـ C Major</w:t>
+        <w:t>**Relative Keys</w:t>
+        <w:br/>
+        <w:t>- C Major و A Minor = سلميان متوازيان ‏(Relative Keys)‏</w:t>
+        <w:br/>
+        <w:t>- C Major = السلم الكبير الموازي لـ A Minor</w:t>
+        <w:br/>
+        <w:t>- A Minor = السلم الصغير الموازي لـ C Major</w:t>
       </w:r>
     </w:p>
     <w:p>
@@ -1391,14 +1297,27 @@
       <w:r>
         <w:rPr>
           <w:rFonts w:ascii="Calibri" w:hAnsi="Calibri"/>
-          <w:b/>
-          <w:color w:val="333333"/>
+          <w:b w:val="0"/>
           <w:sz w:val="22"/>
           <w:rtl w:val="1"/>
           <w:rFonts w:cs="Calibri"/>
           <w:szCs w:val="22"/>
         </w:rPr>
-        <w:t>تمرين 1: كتابة سلم النهاوند ‏(10 دقائق)‏</w:t>
+        <w:t>**تمرين 1: كتابة سلم النهاوند ‏(10 دقائق)‏</w:t>
+        <w:br/>
+        <w:t>1. Sibelius → Treble Clef → 4/4 → Key Signature = A Minor ‏(لا علامات)‏</w:t>
+        <w:br/>
+        <w:t>2. اكتب سلم النهاوند:</w:t>
+        <w:br/>
+        <w:t>```</w:t>
+        <w:br/>
+        <w:t>مازورة 1: A B C D | E F G A | ‏(صعود - Noire)‏</w:t>
+        <w:br/>
+        <w:t>مازورة 2: A G F E | D C B A | ‏(نزول - Noire)‏</w:t>
+        <w:br/>
+        <w:t>مازورة 3-4: كرر بـ Croche</w:t>
+        <w:br/>
+        <w:t>```</w:t>
       </w:r>
     </w:p>
     <w:p>
@@ -1410,12 +1329,25 @@
       <w:r>
         <w:rPr>
           <w:rFonts w:ascii="Calibri" w:hAnsi="Calibri"/>
+          <w:b w:val="0"/>
           <w:sz w:val="22"/>
           <w:rtl w:val="1"/>
           <w:rFonts w:cs="Calibri"/>
           <w:szCs w:val="22"/>
         </w:rPr>
-        <w:t>Sibelius → Treble Clef → 4/4 → Key Signature = A Minor ‏(لا علامات)‏</w:t>
+        <w:t>**تمرين 2: مقارنة العجم والنهاوند ‏(10 دقائق)‏</w:t>
+        <w:br/>
+        <w:t>```</w:t>
+        <w:br/>
+        <w:t>مازورة 1-2 ‏(عجم)‏: | C D E F | G A B C |</w:t>
+        <w:br/>
+        <w:t>مازورة 3-4 ‏(نهاوند)‏: | A B C D | E F G A |</w:t>
+        <w:br/>
+        <w:t>مازورة 5-6: العجم نزولاً | C B A G | F E D C |</w:t>
+        <w:br/>
+        <w:t>مازورة 7-8: النهاوند نزولاً | A G F E | D C B A |</w:t>
+        <w:br/>
+        <w:t>```</w:t>
       </w:r>
     </w:p>
     <w:p>
@@ -1427,116 +1359,16 @@
       <w:r>
         <w:rPr>
           <w:rFonts w:ascii="Calibri" w:hAnsi="Calibri"/>
+          <w:b w:val="0"/>
           <w:sz w:val="22"/>
           <w:rtl w:val="1"/>
           <w:rFonts w:cs="Calibri"/>
           <w:szCs w:val="22"/>
         </w:rPr>
-        <w:t>اكتب سلم النهاوند:</w:t>
-      </w:r>
-    </w:p>
-    <w:p>
-      <w:pPr>
-        <w:bidi w:val="1"/>
-        <w:jc w:val="right"/>
-        <w:textDirection w:val="lrTb"/>
-        <w:shd w:fill="F5F5F5" w:val="clear"/>
-      </w:pPr>
-      <w:r>
-        <w:rPr>
-          <w:rFonts w:ascii="Courier New" w:hAnsi="Courier New"/>
-          <w:color w:val="333333"/>
-          <w:sz w:val="18"/>
-          <w:rtl w:val="1"/>
-          <w:rFonts w:cs="Calibri"/>
-          <w:szCs w:val="18"/>
-        </w:rPr>
-        <w:t>مازورة 1: A B C D | E F G A | ‏(صعود - Noire)‏</w:t>
+        <w:t>**تمرين 3: النهاوند مع إيقاع الوحدة ‏(10 دقائق)‏</w:t>
         <w:br/>
-        <w:t>مازورة 2: A G F E | D C B A | ‏(نزول - Noire)‏</w:t>
+        <w:t>```</w:t>
         <w:br/>
-        <w:t>مازورة 3-4: كرر بـ Croche</w:t>
-      </w:r>
-    </w:p>
-    <w:p>
-      <w:pPr>
-        <w:bidi w:val="1"/>
-        <w:jc w:val="right"/>
-        <w:textDirection w:val="lrTb"/>
-      </w:pPr>
-      <w:r>
-        <w:rPr>
-          <w:rFonts w:ascii="Calibri" w:hAnsi="Calibri"/>
-          <w:b/>
-          <w:color w:val="333333"/>
-          <w:sz w:val="22"/>
-          <w:rtl w:val="1"/>
-          <w:rFonts w:cs="Calibri"/>
-          <w:szCs w:val="22"/>
-        </w:rPr>
-        <w:t>تمرين 2: مقارنة العجم والنهاوند ‏(10 دقائق)‏</w:t>
-      </w:r>
-    </w:p>
-    <w:p>
-      <w:pPr>
-        <w:bidi w:val="1"/>
-        <w:jc w:val="right"/>
-        <w:textDirection w:val="lrTb"/>
-        <w:shd w:fill="F5F5F5" w:val="clear"/>
-      </w:pPr>
-      <w:r>
-        <w:rPr>
-          <w:rFonts w:ascii="Courier New" w:hAnsi="Courier New"/>
-          <w:color w:val="333333"/>
-          <w:sz w:val="18"/>
-          <w:rtl w:val="1"/>
-          <w:rFonts w:cs="Calibri"/>
-          <w:szCs w:val="18"/>
-        </w:rPr>
-        <w:t>مازورة 1-2 ‏(عجم)‏: | C D E F | G A B C |</w:t>
-        <w:br/>
-        <w:t>مازورة 3-4 ‏(نهاوند)‏: | A B C D | E F G A |</w:t>
-        <w:br/>
-        <w:t>مازورة 5-6: العجم نزولاً | C B A G | F E D C |</w:t>
-        <w:br/>
-        <w:t>مازورة 7-8: النهاوند نزولاً | A G F E | D C B A |</w:t>
-      </w:r>
-    </w:p>
-    <w:p>
-      <w:pPr>
-        <w:bidi w:val="1"/>
-        <w:jc w:val="right"/>
-        <w:textDirection w:val="lrTb"/>
-      </w:pPr>
-      <w:r>
-        <w:rPr>
-          <w:rFonts w:ascii="Calibri" w:hAnsi="Calibri"/>
-          <w:b/>
-          <w:color w:val="333333"/>
-          <w:sz w:val="22"/>
-          <w:rtl w:val="1"/>
-          <w:rFonts w:cs="Calibri"/>
-          <w:szCs w:val="22"/>
-        </w:rPr>
-        <w:t>تمرين 3: النهاوند مع إيقاع الوحدة ‏(10 دقائق)‏</w:t>
-      </w:r>
-    </w:p>
-    <w:p>
-      <w:pPr>
-        <w:bidi w:val="1"/>
-        <w:jc w:val="right"/>
-        <w:textDirection w:val="lrTb"/>
-        <w:shd w:fill="F5F5F5" w:val="clear"/>
-      </w:pPr>
-      <w:r>
-        <w:rPr>
-          <w:rFonts w:ascii="Courier New" w:hAnsi="Courier New"/>
-          <w:color w:val="333333"/>
-          <w:sz w:val="18"/>
-          <w:rtl w:val="1"/>
-          <w:rFonts w:cs="Calibri"/>
-          <w:szCs w:val="18"/>
-        </w:rPr>
         <w:t>مازورة 1: A. ‏(Dotted Noire)‏ | E ‏(Croche)‏ |  ‏(وحدة)‏</w:t>
         <w:br/>
         <w:t>مازورة 2: F. ‏(Dotted Noire)‏ | E ‏(Croche)‏ |</w:t>
@@ -1544,6 +1376,8 @@
         <w:t>مازورة 3: D. ‏(Dotted Noire)‏ | C ‏(Croche)‏ |</w:t>
         <w:br/>
         <w:t>مازورة 4: B. ‏(Dotted Noire)‏ | A ‏(Croche)‏ |</w:t>
+        <w:br/>
+        <w:t>```</w:t>
       </w:r>
     </w:p>
     <w:p>
@@ -2672,14 +2506,13 @@
       <w:r>
         <w:rPr>
           <w:rFonts w:ascii="Calibri" w:hAnsi="Calibri"/>
-          <w:b/>
-          <w:color w:val="333333"/>
+          <w:b w:val="0"/>
           <w:sz w:val="22"/>
           <w:rtl w:val="1"/>
           <w:rFonts w:cs="Calibri"/>
           <w:szCs w:val="22"/>
         </w:rPr>
-        <w:t>أنواع السلم الصغير</w:t>
+        <w:t>**أنواع السلم الصغير</w:t>
       </w:r>
     </w:p>
     <w:tbl>
@@ -3081,48 +2914,17 @@
       <w:r>
         <w:rPr>
           <w:rFonts w:ascii="Calibri" w:hAnsi="Calibri"/>
-          <w:b/>
-          <w:color w:val="333333"/>
+          <w:b w:val="0"/>
           <w:sz w:val="22"/>
           <w:rtl w:val="1"/>
           <w:rFonts w:cs="Calibri"/>
           <w:szCs w:val="22"/>
         </w:rPr>
-        <w:t>لماذا نرفع G في الهارموني؟</w:t>
-      </w:r>
-    </w:p>
-    <w:p>
-      <w:pPr>
-        <w:bidi w:val="1"/>
-        <w:jc w:val="right"/>
-        <w:textDirection w:val="lrTb"/>
-      </w:pPr>
-      <w:r>
-        <w:rPr>
-          <w:rFonts w:ascii="Calibri" w:hAnsi="Calibri"/>
-          <w:sz w:val="22"/>
-          <w:rtl w:val="1"/>
-          <w:rFonts w:cs="Calibri"/>
-          <w:szCs w:val="22"/>
-        </w:rPr>
-        <w:t>• لإنشاء حساسية ‏(Leading Tone)‏ نحو الغماز A</w:t>
-      </w:r>
-    </w:p>
-    <w:p>
-      <w:pPr>
-        <w:bidi w:val="1"/>
-        <w:jc w:val="right"/>
-        <w:textDirection w:val="lrTb"/>
-      </w:pPr>
-      <w:r>
-        <w:rPr>
-          <w:rFonts w:ascii="Calibri" w:hAnsi="Calibri"/>
-          <w:sz w:val="22"/>
-          <w:rtl w:val="1"/>
-          <w:rFonts w:cs="Calibri"/>
-          <w:szCs w:val="22"/>
-        </w:rPr>
-        <w:t>• G♯ → A ‏(نصف درجة)‏ يعطي إحساساً بالحل ‏(Resolution)‏</w:t>
+        <w:t>**لماذا نرفع G في الهارموني؟</w:t>
+        <w:br/>
+        <w:t>- لإنشاء حساسية ‏(Leading Tone)‏ نحو الغماز A</w:t>
+        <w:br/>
+        <w:t>- G♯ → A ‏(نصف درجة)‏ يعطي إحساساً بالحل ‏(Resolution)‏</w:t>
       </w:r>
     </w:p>
     <w:p>
@@ -3153,69 +2955,25 @@
       <w:r>
         <w:rPr>
           <w:rFonts w:ascii="Calibri" w:hAnsi="Calibri"/>
-          <w:b/>
-          <w:color w:val="333333"/>
+          <w:b w:val="0"/>
           <w:sz w:val="22"/>
           <w:rtl w:val="1"/>
           <w:rFonts w:cs="Calibri"/>
           <w:szCs w:val="22"/>
         </w:rPr>
-        <w:t>تمرين 1: النهاوند الهارموني ‏(10 دقائق)‏</w:t>
-      </w:r>
-    </w:p>
-    <w:p>
-      <w:pPr>
-        <w:bidi w:val="1"/>
-        <w:jc w:val="right"/>
-        <w:textDirection w:val="lrTb"/>
-      </w:pPr>
-      <w:r>
-        <w:rPr>
-          <w:rFonts w:ascii="Calibri" w:hAnsi="Calibri"/>
-          <w:sz w:val="22"/>
-          <w:rtl w:val="1"/>
-          <w:rFonts w:cs="Calibri"/>
-          <w:szCs w:val="22"/>
-        </w:rPr>
-        <w:t>Sibelius → Treble Clef → 4/4 → Key Signature = A Minor</w:t>
-      </w:r>
-    </w:p>
-    <w:p>
-      <w:pPr>
-        <w:bidi w:val="1"/>
-        <w:jc w:val="right"/>
-        <w:textDirection w:val="lrTb"/>
-      </w:pPr>
-      <w:r>
-        <w:rPr>
-          <w:rFonts w:ascii="Calibri" w:hAnsi="Calibri"/>
-          <w:sz w:val="22"/>
-          <w:rtl w:val="1"/>
-          <w:rFonts w:cs="Calibri"/>
-          <w:szCs w:val="22"/>
-        </w:rPr>
-        <w:t>اكتب السلم الهارموني:</w:t>
-      </w:r>
-    </w:p>
-    <w:p>
-      <w:pPr>
-        <w:bidi w:val="1"/>
-        <w:jc w:val="right"/>
-        <w:textDirection w:val="lrTb"/>
-        <w:shd w:fill="F5F5F5" w:val="clear"/>
-      </w:pPr>
-      <w:r>
-        <w:rPr>
-          <w:rFonts w:ascii="Courier New" w:hAnsi="Courier New"/>
-          <w:color w:val="333333"/>
-          <w:sz w:val="18"/>
-          <w:rtl w:val="1"/>
-          <w:rFonts w:cs="Calibri"/>
-          <w:szCs w:val="18"/>
-        </w:rPr>
+        <w:t>**تمرين 1: النهاوند الهارموني ‏(10 دقائق)‏</w:t>
+        <w:br/>
+        <w:t>1. Sibelius → Treble Clef → 4/4 → Key Signature = A Minor</w:t>
+        <w:br/>
+        <w:t>2. اكتب السلم الهارموني:</w:t>
+        <w:br/>
+        <w:t>```</w:t>
+        <w:br/>
         <w:t>مازورة 1: A B C D | E F G♯ A | ‏(صعود - ارفع G بالعلامة العرضية)‏</w:t>
         <w:br/>
         <w:t>مازورة 2: A G♯ F E | D C B A | ‏(نزول - ضع G♯ أيضاً)‏</w:t>
+        <w:br/>
+        <w:t>```</w:t>
       </w:r>
     </w:p>
     <w:p>
@@ -3247,32 +3005,16 @@
       <w:r>
         <w:rPr>
           <w:rFonts w:ascii="Calibri" w:hAnsi="Calibri"/>
-          <w:b/>
-          <w:color w:val="333333"/>
+          <w:b w:val="0"/>
           <w:sz w:val="22"/>
           <w:rtl w:val="1"/>
           <w:rFonts w:cs="Calibri"/>
           <w:szCs w:val="22"/>
         </w:rPr>
-        <w:t>تمرين 2: الثلاث أنواع ‏(10 دقائق)‏</w:t>
-      </w:r>
-    </w:p>
-    <w:p>
-      <w:pPr>
-        <w:bidi w:val="1"/>
-        <w:jc w:val="right"/>
-        <w:textDirection w:val="lrTb"/>
-        <w:shd w:fill="F5F5F5" w:val="clear"/>
-      </w:pPr>
-      <w:r>
-        <w:rPr>
-          <w:rFonts w:ascii="Courier New" w:hAnsi="Courier New"/>
-          <w:color w:val="333333"/>
-          <w:sz w:val="18"/>
-          <w:rtl w:val="1"/>
-          <w:rFonts w:cs="Calibri"/>
-          <w:szCs w:val="18"/>
-        </w:rPr>
+        <w:t>**تمرين 2: الثلاث أنواع ‏(10 دقائق)‏</w:t>
+        <w:br/>
+        <w:t>```</w:t>
+        <w:br/>
         <w:t>مازورة 1-2 ‏(Natural)‏: | A B C D | E F G A | ‏(لا علامات)‏</w:t>
         <w:br/>
         <w:t>مازورة 3-4 ‏(Harmonic)‏: | A B C D | E F G♯ A | ‏(G♯ فقط)‏</w:t>
@@ -3280,6 +3022,8 @@
         <w:t>مازورة 5-6 ‏(Melodic صعود)‏: | A B C D | E F♯ G♯ A | ‏(F♯ و G♯)‏</w:t>
         <w:br/>
         <w:t>مازورة 7-8 ‏(Melodic نزول)‏: | A G F E | D C B A | ‏(Natural)‏</w:t>
+        <w:br/>
+        <w:t>```</w:t>
       </w:r>
     </w:p>
     <w:p>
@@ -3309,32 +3053,16 @@
       <w:r>
         <w:rPr>
           <w:rFonts w:ascii="Calibri" w:hAnsi="Calibri"/>
-          <w:b/>
-          <w:color w:val="333333"/>
+          <w:b w:val="0"/>
           <w:sz w:val="22"/>
           <w:rtl w:val="1"/>
           <w:rFonts w:cs="Calibri"/>
           <w:szCs w:val="22"/>
         </w:rPr>
-        <w:t>تمرين 3: النهاوند مع مقسوم ‏(10 دقائق)‏</w:t>
-      </w:r>
-    </w:p>
-    <w:p>
-      <w:pPr>
-        <w:bidi w:val="1"/>
-        <w:jc w:val="right"/>
-        <w:textDirection w:val="lrTb"/>
-        <w:shd w:fill="F5F5F5" w:val="clear"/>
-      </w:pPr>
-      <w:r>
-        <w:rPr>
-          <w:rFonts w:ascii="Courier New" w:hAnsi="Courier New"/>
-          <w:color w:val="333333"/>
-          <w:sz w:val="18"/>
-          <w:rtl w:val="1"/>
-          <w:rFonts w:cs="Calibri"/>
-          <w:szCs w:val="18"/>
-        </w:rPr>
+        <w:t>**تمرين 3: النهاوند مع مقسوم ‏(10 دقائق)‏</w:t>
+        <w:br/>
+        <w:t>```</w:t>
+        <w:br/>
         <w:t>مازورة 1-2 ‏(Harmonic)‏: | A ‏(Noire)‏ | ‏(Rest)‏ E ‏(Noire)‏ | ‏(G♯)‏ F ‏(Noire)‏ | E ‏(Noire)‏ |</w:t>
         <w:br/>
         <w:t>مازورة 3-4: | A ‏(Noire)‏ | C ‏(Noire)‏ | E ‏(Noire)‏ | G♯ ‏(Noire)‏ |</w:t>
@@ -3342,6 +3070,8 @@
         <w:t>مازورة 5-6: | A ‏(Blanche)‏ | F ‏(Noire)‏ E ‏(Noire)‏ | D ‏(Blanche)‏ | C ‏(Blanche)‏ |</w:t>
         <w:br/>
         <w:t>مازورة 7-8: | B ‏(Noire)‏ | A ‏(Noire)‏ ‏(Rest)‏ ‏(Rest)‏ |</w:t>
+        <w:br/>
+        <w:t>```</w:t>
       </w:r>
     </w:p>
     <w:p>
@@ -4470,14 +4200,13 @@
       <w:r>
         <w:rPr>
           <w:rFonts w:ascii="Calibri" w:hAnsi="Calibri"/>
-          <w:b/>
-          <w:color w:val="333333"/>
+          <w:b w:val="0"/>
           <w:sz w:val="22"/>
           <w:rtl w:val="1"/>
           <w:rFonts w:cs="Calibri"/>
           <w:szCs w:val="22"/>
         </w:rPr>
-        <w:t>ثلاثيات النهاوند الطبيعي ‏(A Minor)‏</w:t>
+        <w:t>**ثلاثيات النهاوند الطبيعي ‏(A Minor)‏</w:t>
       </w:r>
     </w:p>
     <w:tbl>
@@ -5095,14 +4824,13 @@
       <w:r>
         <w:rPr>
           <w:rFonts w:ascii="Calibri" w:hAnsi="Calibri"/>
-          <w:b/>
-          <w:color w:val="333333"/>
+          <w:b w:val="0"/>
           <w:sz w:val="22"/>
           <w:rtl w:val="1"/>
           <w:rFonts w:cs="Calibri"/>
           <w:szCs w:val="22"/>
         </w:rPr>
-        <w:t>الأرباع المهمة في النهاوند</w:t>
+        <w:t>**الأرباع المهمة في النهاوند</w:t>
       </w:r>
     </w:p>
     <w:tbl>
@@ -5523,66 +5251,20 @@
       <w:r>
         <w:rPr>
           <w:rFonts w:ascii="Calibri" w:hAnsi="Calibri"/>
-          <w:b/>
-          <w:color w:val="333333"/>
+          <w:b w:val="0"/>
           <w:sz w:val="22"/>
           <w:rtl w:val="1"/>
           <w:rFonts w:cs="Calibri"/>
           <w:szCs w:val="22"/>
         </w:rPr>
-        <w:t>تمرين 1: ثلاثيات النهاوند ‏(10 دقائق)‏</w:t>
-      </w:r>
-    </w:p>
-    <w:p>
-      <w:pPr>
-        <w:bidi w:val="1"/>
-        <w:jc w:val="right"/>
-        <w:textDirection w:val="lrTb"/>
-      </w:pPr>
-      <w:r>
-        <w:rPr>
-          <w:rFonts w:ascii="Calibri" w:hAnsi="Calibri"/>
-          <w:sz w:val="22"/>
-          <w:rtl w:val="1"/>
-          <w:rFonts w:cs="Calibri"/>
-          <w:szCs w:val="22"/>
-        </w:rPr>
-        <w:t>Sibelius → Treble Clef → 2/4 → A Minor</w:t>
-      </w:r>
-    </w:p>
-    <w:p>
-      <w:pPr>
-        <w:bidi w:val="1"/>
-        <w:jc w:val="right"/>
-        <w:textDirection w:val="lrTb"/>
-      </w:pPr>
-      <w:r>
-        <w:rPr>
-          <w:rFonts w:ascii="Calibri" w:hAnsi="Calibri"/>
-          <w:sz w:val="22"/>
-          <w:rtl w:val="1"/>
-          <w:rFonts w:cs="Calibri"/>
-          <w:szCs w:val="22"/>
-        </w:rPr>
-        <w:t>اكتب ثلاثيات النهاوند:</w:t>
-      </w:r>
-    </w:p>
-    <w:p>
-      <w:pPr>
-        <w:bidi w:val="1"/>
-        <w:jc w:val="right"/>
-        <w:textDirection w:val="lrTb"/>
-        <w:shd w:fill="F5F5F5" w:val="clear"/>
-      </w:pPr>
-      <w:r>
-        <w:rPr>
-          <w:rFonts w:ascii="Courier New" w:hAnsi="Courier New"/>
-          <w:color w:val="333333"/>
-          <w:sz w:val="18"/>
-          <w:rtl w:val="1"/>
-          <w:rFonts w:cs="Calibri"/>
-          <w:szCs w:val="18"/>
-        </w:rPr>
+        <w:t>**تمرين 1: ثلاثيات النهاوند ‏(10 دقائق)‏</w:t>
+        <w:br/>
+        <w:t>1. Sibelius → Treble Clef → 2/4 → A Minor</w:t>
+        <w:br/>
+        <w:t>2. اكتب ثلاثيات النهاوند:</w:t>
+        <w:br/>
+        <w:t>```</w:t>
+        <w:br/>
         <w:t>مازورة 1: A C E ‏(Blanche)‏ | ‏(ثلاثي i - Am)‏</w:t>
         <w:br/>
         <w:t>مازورة 2: B D F ‏(Blanche)‏ | ‏(ثلاثي ii° - Bdim)‏</w:t>
@@ -5598,25 +5280,8 @@
         <w:t>مازورة 7: G B D ‏(Blanche)‏ | ‏(ثلاثي VII - G)‏</w:t>
         <w:br/>
         <w:t>مازورة 8: A C E ‏(Blanche)‏ | ‏(ثلاثي i - Am)‏</w:t>
-      </w:r>
-    </w:p>
-    <w:p>
-      <w:pPr>
-        <w:bidi w:val="1"/>
-        <w:jc w:val="right"/>
-        <w:textDirection w:val="lrTb"/>
-      </w:pPr>
-      <w:r>
-        <w:rPr>
-          <w:rFonts w:ascii="Calibri" w:hAnsi="Calibri"/>
-          <w:b/>
-          <w:color w:val="333333"/>
-          <w:sz w:val="22"/>
-          <w:rtl w:val="1"/>
-          <w:rFonts w:cs="Calibri"/>
-          <w:szCs w:val="22"/>
-        </w:rPr>
-        <w:t>تمرين 2: Chord Symbols للنهاوند ‏(10 دقائق)‏</w:t>
+        <w:br/>
+        <w:t>```</w:t>
       </w:r>
     </w:p>
     <w:p>
@@ -5634,6 +5299,8 @@
           <w:rFonts w:cs="Calibri"/>
           <w:szCs w:val="22"/>
         </w:rPr>
+        <w:t>**تمرين 2: Chord Symbols للنهاوند ‏(10 دقائق)‏</w:t>
+        <w:br/>
         <w:t>أضف رموز الكوردات:</w:t>
         <w:br/>
         <w:t>- Am ‏(A C E)‏</w:t>
@@ -5660,32 +5327,16 @@
       <w:r>
         <w:rPr>
           <w:rFonts w:ascii="Calibri" w:hAnsi="Calibri"/>
-          <w:b/>
-          <w:color w:val="333333"/>
+          <w:b w:val="0"/>
           <w:sz w:val="22"/>
           <w:rtl w:val="1"/>
           <w:rFonts w:cs="Calibri"/>
           <w:szCs w:val="22"/>
         </w:rPr>
-        <w:t>تمرين 3: تقدم هارموني مع ملفوف ‏(10 دقائق)‏</w:t>
-      </w:r>
-    </w:p>
-    <w:p>
-      <w:pPr>
-        <w:bidi w:val="1"/>
-        <w:jc w:val="right"/>
-        <w:textDirection w:val="lrTb"/>
-        <w:shd w:fill="F5F5F5" w:val="clear"/>
-      </w:pPr>
-      <w:r>
-        <w:rPr>
-          <w:rFonts w:ascii="Courier New" w:hAnsi="Courier New"/>
-          <w:color w:val="333333"/>
-          <w:sz w:val="18"/>
-          <w:rtl w:val="1"/>
-          <w:rFonts w:cs="Calibri"/>
-          <w:szCs w:val="18"/>
-        </w:rPr>
+        <w:t>**تمرين 3: تقدم هارموني مع ملفوف ‏(10 دقائق)‏</w:t>
+        <w:br/>
+        <w:t>```</w:t>
+        <w:br/>
         <w:t>مازورة 1: Am | Am | ‏(كورد Am لمازورتين)‏</w:t>
         <w:br/>
         <w:t>مازورة 2: Dm | Dm |</w:t>
@@ -5695,6 +5346,8 @@
         <w:t>مازورة 4: Am | Am |</w:t>
         <w:br/>
         <w:t>‏(كل مازورة = 2/4)‏</w:t>
+        <w:br/>
+        <w:t>```</w:t>
       </w:r>
     </w:p>
     <w:p>
@@ -6853,14 +6506,21 @@
       <w:r>
         <w:rPr>
           <w:rFonts w:ascii="Calibri" w:hAnsi="Calibri"/>
-          <w:b/>
-          <w:color w:val="333333"/>
+          <w:b w:val="0"/>
           <w:sz w:val="22"/>
           <w:rtl w:val="1"/>
           <w:rFonts w:cs="Calibri"/>
           <w:szCs w:val="22"/>
         </w:rPr>
-        <w:t>الانتقال بين النهاوند والعجم</w:t>
+        <w:t>**الانتقال بين النهاوند والعجم</w:t>
+        <w:br/>
+        <w:t>- النهاوند → العجم: من A Minor → C Major ‏(نسبي)‏</w:t>
+        <w:br/>
+        <w:t>- أمثلة على الانتقال:</w:t>
+        <w:br/>
+        <w:t xml:space="preserve">  - Am → C ‏(تقدم i → III)‏</w:t>
+        <w:br/>
+        <w:t xml:space="preserve">  - Am → F → C ‏(تقدم i → VI → III)‏</w:t>
       </w:r>
     </w:p>
     <w:p>
@@ -6872,12 +6532,19 @@
       <w:r>
         <w:rPr>
           <w:rFonts w:ascii="Calibri" w:hAnsi="Calibri"/>
+          <w:b w:val="0"/>
           <w:sz w:val="22"/>
           <w:rtl w:val="1"/>
           <w:rFonts w:cs="Calibri"/>
           <w:szCs w:val="22"/>
         </w:rPr>
-        <w:t>• النهاوند → العجم: من A Minor → C Major ‏(نسبي)‏</w:t>
+        <w:t>**Phrase Marks ‏(علامات العبارة)‏</w:t>
+        <w:br/>
+        <w:t>- Slur ‏(⌒)‏: يربط نوتات مختلفة في نفس العبارة</w:t>
+        <w:br/>
+        <w:t>- Phrase Mark: Slur طويل يغطي عبارة كاملة ‏(4-8 مازورات)‏</w:t>
+        <w:br/>
+        <w:t>- الفرق: Tie = نوتتين بنفس الدرجة، Slur = نوتات مختلفة</w:t>
       </w:r>
     </w:p>
     <w:p>
@@ -6889,135 +6556,13 @@
       <w:r>
         <w:rPr>
           <w:rFonts w:ascii="Calibri" w:hAnsi="Calibri"/>
+          <w:b w:val="0"/>
           <w:sz w:val="22"/>
           <w:rtl w:val="1"/>
           <w:rFonts w:cs="Calibri"/>
           <w:szCs w:val="22"/>
         </w:rPr>
-        <w:t>• أمثلة على الانتقال:</w:t>
-      </w:r>
-    </w:p>
-    <w:p>
-      <w:pPr>
-        <w:bidi w:val="1"/>
-        <w:jc w:val="right"/>
-        <w:textDirection w:val="lrTb"/>
-      </w:pPr>
-      <w:r>
-        <w:rPr>
-          <w:rFonts w:ascii="Calibri" w:hAnsi="Calibri"/>
-          <w:sz w:val="22"/>
-          <w:rtl w:val="1"/>
-          <w:rFonts w:cs="Calibri"/>
-          <w:szCs w:val="22"/>
-        </w:rPr>
-        <w:t>• Am → C ‏(تقدم i → III)‏</w:t>
-      </w:r>
-    </w:p>
-    <w:p>
-      <w:pPr>
-        <w:bidi w:val="1"/>
-        <w:jc w:val="right"/>
-        <w:textDirection w:val="lrTb"/>
-      </w:pPr>
-      <w:r>
-        <w:rPr>
-          <w:rFonts w:ascii="Calibri" w:hAnsi="Calibri"/>
-          <w:sz w:val="22"/>
-          <w:rtl w:val="1"/>
-          <w:rFonts w:cs="Calibri"/>
-          <w:szCs w:val="22"/>
-        </w:rPr>
-        <w:t>• Am → F → C ‏(تقدم i → VI → III)‏</w:t>
-      </w:r>
-    </w:p>
-    <w:p>
-      <w:pPr>
-        <w:bidi w:val="1"/>
-        <w:jc w:val="right"/>
-        <w:textDirection w:val="lrTb"/>
-      </w:pPr>
-      <w:r>
-        <w:rPr>
-          <w:rFonts w:ascii="Calibri" w:hAnsi="Calibri"/>
-          <w:b/>
-          <w:color w:val="333333"/>
-          <w:sz w:val="22"/>
-          <w:rtl w:val="1"/>
-          <w:rFonts w:cs="Calibri"/>
-          <w:szCs w:val="22"/>
-        </w:rPr>
-        <w:t>Phrase Marks ‏(علامات العبارة)‏</w:t>
-      </w:r>
-    </w:p>
-    <w:p>
-      <w:pPr>
-        <w:bidi w:val="1"/>
-        <w:jc w:val="right"/>
-        <w:textDirection w:val="lrTb"/>
-      </w:pPr>
-      <w:r>
-        <w:rPr>
-          <w:rFonts w:ascii="Calibri" w:hAnsi="Calibri"/>
-          <w:sz w:val="22"/>
-          <w:rtl w:val="1"/>
-          <w:rFonts w:cs="Calibri"/>
-          <w:szCs w:val="22"/>
-        </w:rPr>
-        <w:t>• Slur ‏(⌒)‏: يربط نوتات مختلفة في نفس العبارة</w:t>
-      </w:r>
-    </w:p>
-    <w:p>
-      <w:pPr>
-        <w:bidi w:val="1"/>
-        <w:jc w:val="right"/>
-        <w:textDirection w:val="lrTb"/>
-      </w:pPr>
-      <w:r>
-        <w:rPr>
-          <w:rFonts w:ascii="Calibri" w:hAnsi="Calibri"/>
-          <w:sz w:val="22"/>
-          <w:rtl w:val="1"/>
-          <w:rFonts w:cs="Calibri"/>
-          <w:szCs w:val="22"/>
-        </w:rPr>
-        <w:t>• Phrase Mark: Slur طويل يغطي عبارة كاملة ‏(4-8 مازورات)‏</w:t>
-      </w:r>
-    </w:p>
-    <w:p>
-      <w:pPr>
-        <w:bidi w:val="1"/>
-        <w:jc w:val="right"/>
-        <w:textDirection w:val="lrTb"/>
-      </w:pPr>
-      <w:r>
-        <w:rPr>
-          <w:rFonts w:ascii="Calibri" w:hAnsi="Calibri"/>
-          <w:sz w:val="22"/>
-          <w:rtl w:val="1"/>
-          <w:rFonts w:cs="Calibri"/>
-          <w:szCs w:val="22"/>
-        </w:rPr>
-        <w:t>• الفرق: Tie = نوتتين بنفس الدرجة، Slur = نوتات مختلفة</w:t>
-      </w:r>
-    </w:p>
-    <w:p>
-      <w:pPr>
-        <w:bidi w:val="1"/>
-        <w:jc w:val="right"/>
-        <w:textDirection w:val="lrTb"/>
-      </w:pPr>
-      <w:r>
-        <w:rPr>
-          <w:rFonts w:ascii="Calibri" w:hAnsi="Calibri"/>
-          <w:b/>
-          <w:color w:val="333333"/>
-          <w:sz w:val="22"/>
-          <w:rtl w:val="1"/>
-          <w:rFonts w:cs="Calibri"/>
-          <w:szCs w:val="22"/>
-        </w:rPr>
-        <w:t>التعبير العاطفي في النهاوند</w:t>
+        <w:t>**التعبير العاطفي في النهاوند</w:t>
       </w:r>
     </w:p>
     <w:tbl>
@@ -7317,14 +6862,29 @@
       <w:r>
         <w:rPr>
           <w:rFonts w:ascii="Calibri" w:hAnsi="Calibri"/>
-          <w:b/>
-          <w:color w:val="333333"/>
+          <w:b w:val="0"/>
           <w:sz w:val="22"/>
           <w:rtl w:val="1"/>
           <w:rFonts w:cs="Calibri"/>
           <w:szCs w:val="22"/>
         </w:rPr>
-        <w:t>تمرين 1: لحن النهاوند العاطفي ‏(15 دقائق)‏</w:t>
+        <w:t>**تمرين 1: لحن النهاوند العاطفي ‏(15 دقائق)‏</w:t>
+        <w:br/>
+        <w:t>1. Sibelius → Treble Clef → 4/4 → A Minor</w:t>
+        <w:br/>
+        <w:t>2. اكتب اللحن:</w:t>
+        <w:br/>
+        <w:t>```</w:t>
+        <w:br/>
+        <w:t>مقدمة ‏(4 مازورات - جورجينا, p)‏:</w:t>
+        <w:br/>
+        <w:t>مازورة 1: A ‏(Noire)‏ | ‏(Rest Croche)‏ C ‏(Croche)‏ E ‏(Croche)‏ | ‏(جورجينا)‏</w:t>
+        <w:br/>
+        <w:t>مازورة 2: A ‏(Noire)‏ | ‏(Rest Croche)‏ E ‏(Croche)‏ C ‏(Croche)‏ |</w:t>
+        <w:br/>
+        <w:t>مازورة 3: F ‏(Noire)‏ | E ‏(Noire)‏ | ‏(Croche Rest)‏ D ‏(Croche)‏ E ‏(Croche)‏ |</w:t>
+        <w:br/>
+        <w:t>مازورة 4: F ‏(Noire)‏ | E ‏(Noire)‏ | D ‏(Noire)‏ | C ‏(Noire)‏ |</w:t>
       </w:r>
     </w:p>
     <w:p>
@@ -7336,58 +6896,12 @@
       <w:r>
         <w:rPr>
           <w:rFonts w:ascii="Calibri" w:hAnsi="Calibri"/>
+          <w:b w:val="0"/>
           <w:sz w:val="22"/>
           <w:rtl w:val="1"/>
           <w:rFonts w:cs="Calibri"/>
           <w:szCs w:val="22"/>
         </w:rPr>
-        <w:t>Sibelius → Treble Clef → 4/4 → A Minor</w:t>
-      </w:r>
-    </w:p>
-    <w:p>
-      <w:pPr>
-        <w:bidi w:val="1"/>
-        <w:jc w:val="right"/>
-        <w:textDirection w:val="lrTb"/>
-      </w:pPr>
-      <w:r>
-        <w:rPr>
-          <w:rFonts w:ascii="Calibri" w:hAnsi="Calibri"/>
-          <w:sz w:val="22"/>
-          <w:rtl w:val="1"/>
-          <w:rFonts w:cs="Calibri"/>
-          <w:szCs w:val="22"/>
-        </w:rPr>
-        <w:t>اكتب اللحن:</w:t>
-      </w:r>
-    </w:p>
-    <w:p>
-      <w:pPr>
-        <w:bidi w:val="1"/>
-        <w:jc w:val="right"/>
-        <w:textDirection w:val="lrTb"/>
-        <w:shd w:fill="F5F5F5" w:val="clear"/>
-      </w:pPr>
-      <w:r>
-        <w:rPr>
-          <w:rFonts w:ascii="Courier New" w:hAnsi="Courier New"/>
-          <w:color w:val="333333"/>
-          <w:sz w:val="18"/>
-          <w:rtl w:val="1"/>
-          <w:rFonts w:cs="Calibri"/>
-          <w:szCs w:val="18"/>
-        </w:rPr>
-        <w:t>مقدمة ‏(4 مازورات - جورجينا, p)‏:</w:t>
-        <w:br/>
-        <w:t>مازورة 1: A ‏(Noire)‏ | ‏(Rest Croche)‏ C ‏(Croche)‏ E ‏(Croche)‏ | ‏(جورجينا)‏</w:t>
-        <w:br/>
-        <w:t>مازورة 2: A ‏(Noire)‏ | ‏(Rest Croche)‏ E ‏(Croche)‏ C ‏(Croche)‏ |</w:t>
-        <w:br/>
-        <w:t>مازورة 3: F ‏(Noire)‏ | E ‏(Noire)‏ | ‏(Croche Rest)‏ D ‏(Croche)‏ E ‏(Croche)‏ |</w:t>
-        <w:br/>
-        <w:t>مازورة 4: F ‏(Noire)‏ | E ‏(Noire)‏ | D ‏(Noire)‏ | C ‏(Noire)‏ |</w:t>
-        <w:br/>
-        <w:br/>
         <w:t>موضوع ‏(8 مازورات - Crescendo)‏:</w:t>
         <w:br/>
         <w:t>مازورة 5: | A C E A | ‏(تصاعد)‏</w:t>
@@ -7405,8 +6919,23 @@
         <w:t>مازورة 11: | F ‏(Blanche)‏ | E ‏(Noire)‏ D ‏(Noire)‏ |</w:t>
         <w:br/>
         <w:t>مازورة 12: | A ‏(Ronde)‏ | ‏(Fermata على A)‏</w:t>
-        <w:br/>
-        <w:br/>
+      </w:r>
+    </w:p>
+    <w:p>
+      <w:pPr>
+        <w:bidi w:val="1"/>
+        <w:jc w:val="right"/>
+        <w:textDirection w:val="lrTb"/>
+      </w:pPr>
+      <w:r>
+        <w:rPr>
+          <w:rFonts w:ascii="Calibri" w:hAnsi="Calibri"/>
+          <w:b w:val="0"/>
+          <w:sz w:val="22"/>
+          <w:rtl w:val="1"/>
+          <w:rFonts w:cs="Calibri"/>
+          <w:szCs w:val="22"/>
+        </w:rPr>
         <w:t>خاتمة ‏(4 مازورات - Diminuendo, p)‏:</w:t>
         <w:br/>
         <w:t>مازورة 13: | A C E | ‏(p - هادئ)‏</w:t>
@@ -7416,6 +6945,32 @@
         <w:t>مازورة 15: | F A D |</w:t>
         <w:br/>
         <w:t>مازورة 16: | A ‏(Ronde)‏ | ‏(pp - هادئ جداً)‏</w:t>
+        <w:br/>
+        <w:t>```</w:t>
+      </w:r>
+    </w:p>
+    <w:p>
+      <w:pPr>
+        <w:bidi w:val="1"/>
+        <w:jc w:val="right"/>
+        <w:textDirection w:val="lrTb"/>
+      </w:pPr>
+      <w:r>
+        <w:rPr>
+          <w:rFonts w:ascii="Calibri" w:hAnsi="Calibri"/>
+          <w:b w:val="0"/>
+          <w:sz w:val="22"/>
+          <w:rtl w:val="1"/>
+          <w:rFonts w:cs="Calibri"/>
+          <w:szCs w:val="22"/>
+        </w:rPr>
+        <w:t>**تمرين 2: إضافة Slurs و Phrase Marks ‏(10 دقائق)‏</w:t>
+        <w:br/>
+        <w:t>1. حدد مجموعة نوتات ‏(مثلاً المازورة 1-4)‏</w:t>
+        <w:br/>
+        <w:t>2. اضغط S ‏(Slur)‏ ← يضيف Slur على المقطع المحدد</w:t>
+        <w:br/>
+        <w:t>3. للتحكم بطول Slur: اسحب نهاية الـ Slur</w:t>
       </w:r>
     </w:p>
     <w:p>
@@ -7428,185 +6983,24 @@
         <w:rPr>
           <w:rFonts w:ascii="Calibri" w:hAnsi="Calibri"/>
           <w:b/>
-          <w:color w:val="333333"/>
           <w:sz w:val="22"/>
           <w:rtl w:val="1"/>
           <w:rFonts w:cs="Calibri"/>
           <w:szCs w:val="22"/>
         </w:rPr>
-        <w:t>تمرين 2: إضافة Slurs و Phrase Marks ‏(10 دقائق)‏</w:t>
-      </w:r>
-    </w:p>
-    <w:p>
-      <w:pPr>
-        <w:bidi w:val="1"/>
-        <w:jc w:val="right"/>
-        <w:textDirection w:val="lrTb"/>
-      </w:pPr>
-      <w:r>
-        <w:rPr>
-          <w:rFonts w:ascii="Calibri" w:hAnsi="Calibri"/>
-          <w:sz w:val="22"/>
-          <w:rtl w:val="1"/>
-          <w:rFonts w:cs="Calibri"/>
-          <w:szCs w:val="22"/>
-        </w:rPr>
-        <w:t>حدد مجموعة نوتات ‏(مثلاً المازورة 1-4)‏</w:t>
-      </w:r>
-    </w:p>
-    <w:p>
-      <w:pPr>
-        <w:bidi w:val="1"/>
-        <w:jc w:val="right"/>
-        <w:textDirection w:val="lrTb"/>
-      </w:pPr>
-      <w:r>
-        <w:rPr>
-          <w:rFonts w:ascii="Calibri" w:hAnsi="Calibri"/>
-          <w:sz w:val="22"/>
-          <w:rtl w:val="1"/>
-          <w:rFonts w:cs="Calibri"/>
-          <w:szCs w:val="22"/>
-        </w:rPr>
-        <w:t>اضغط S ‏(Slur)‏ ← يضيف Slur على المقطع المحدد</w:t>
-      </w:r>
-    </w:p>
-    <w:p>
-      <w:pPr>
-        <w:bidi w:val="1"/>
-        <w:jc w:val="right"/>
-        <w:textDirection w:val="lrTb"/>
-      </w:pPr>
-      <w:r>
-        <w:rPr>
-          <w:rFonts w:ascii="Calibri" w:hAnsi="Calibri"/>
-          <w:sz w:val="22"/>
-          <w:rtl w:val="1"/>
-          <w:rFonts w:cs="Calibri"/>
-          <w:szCs w:val="22"/>
-        </w:rPr>
-        <w:t>للتحكم بطول Slur: اسحب نهاية الـ Slur</w:t>
-      </w:r>
-    </w:p>
-    <w:p>
-      <w:pPr>
-        <w:bidi w:val="1"/>
-        <w:jc w:val="right"/>
-        <w:textDirection w:val="lrTb"/>
-      </w:pPr>
-      <w:r>
-        <w:rPr>
-          <w:rFonts w:ascii="Calibri" w:hAnsi="Calibri"/>
-          <w:b/>
-          <w:color w:val="333333"/>
-          <w:sz w:val="22"/>
-          <w:rtl w:val="1"/>
-          <w:rFonts w:cs="Calibri"/>
-          <w:szCs w:val="22"/>
-        </w:rPr>
-        <w:t>تمرين 3: إضافة Dynamics ‏(5 دقائق)‏</w:t>
-      </w:r>
-    </w:p>
-    <w:p>
-      <w:pPr>
-        <w:bidi w:val="1"/>
-        <w:jc w:val="right"/>
-        <w:textDirection w:val="lrTb"/>
-      </w:pPr>
-      <w:r>
-        <w:rPr>
-          <w:rFonts w:ascii="Calibri" w:hAnsi="Calibri"/>
-          <w:sz w:val="22"/>
-          <w:rtl w:val="1"/>
-          <w:rFonts w:cs="Calibri"/>
-          <w:szCs w:val="22"/>
-        </w:rPr>
-        <w:t>• المازورة 1-4: p</w:t>
-      </w:r>
-    </w:p>
-    <w:p>
-      <w:pPr>
-        <w:bidi w:val="1"/>
-        <w:jc w:val="right"/>
-        <w:textDirection w:val="lrTb"/>
-      </w:pPr>
-      <w:r>
-        <w:rPr>
-          <w:rFonts w:ascii="Calibri" w:hAnsi="Calibri"/>
-          <w:sz w:val="22"/>
-          <w:rtl w:val="1"/>
-          <w:rFonts w:cs="Calibri"/>
-          <w:szCs w:val="22"/>
-        </w:rPr>
-        <w:t>• المازورة 5-6: mp</w:t>
-      </w:r>
-    </w:p>
-    <w:p>
-      <w:pPr>
-        <w:bidi w:val="1"/>
-        <w:jc w:val="right"/>
-        <w:textDirection w:val="lrTb"/>
-      </w:pPr>
-      <w:r>
-        <w:rPr>
-          <w:rFonts w:ascii="Calibri" w:hAnsi="Calibri"/>
-          <w:sz w:val="22"/>
-          <w:rtl w:val="1"/>
-          <w:rFonts w:cs="Calibri"/>
-          <w:szCs w:val="22"/>
-        </w:rPr>
-        <w:t>• المازورة 7-8: mf</w:t>
-      </w:r>
-    </w:p>
-    <w:p>
-      <w:pPr>
-        <w:bidi w:val="1"/>
-        <w:jc w:val="right"/>
-        <w:textDirection w:val="lrTb"/>
-      </w:pPr>
-      <w:r>
-        <w:rPr>
-          <w:rFonts w:ascii="Calibri" w:hAnsi="Calibri"/>
-          <w:sz w:val="22"/>
-          <w:rtl w:val="1"/>
-          <w:rFonts w:cs="Calibri"/>
-          <w:szCs w:val="22"/>
-        </w:rPr>
-        <w:t>• المازورة 9-10: f</w:t>
-      </w:r>
-    </w:p>
-    <w:p>
-      <w:pPr>
-        <w:bidi w:val="1"/>
-        <w:jc w:val="right"/>
-        <w:textDirection w:val="lrTb"/>
-      </w:pPr>
-      <w:r>
-        <w:rPr>
-          <w:rFonts w:ascii="Calibri" w:hAnsi="Calibri"/>
-          <w:sz w:val="22"/>
-          <w:rtl w:val="1"/>
-          <w:rFonts w:cs="Calibri"/>
-          <w:szCs w:val="22"/>
-        </w:rPr>
-        <w:t>• المازورة 11-12: ff ‏(ذروة)‏</w:t>
-      </w:r>
-    </w:p>
-    <w:p>
-      <w:pPr>
-        <w:bidi w:val="1"/>
-        <w:jc w:val="right"/>
-        <w:textDirection w:val="lrTb"/>
-      </w:pPr>
-      <w:r>
-        <w:rPr>
-          <w:rFonts w:ascii="Calibri" w:hAnsi="Calibri"/>
-          <w:sz w:val="22"/>
-          <w:rtl w:val="1"/>
-          <w:rFonts w:cs="Calibri"/>
-          <w:szCs w:val="22"/>
-        </w:rPr>
-        <w:t>• المازورة 13-16: Diminuendo إلى pp</w:t>
+        <w:t>**تمرين 3: إضافة Dynamics ‏(5 دقائق)‏</w:t>
+        <w:br/>
+        <w:t>- المازورة 1-4: p</w:t>
+        <w:br/>
+        <w:t>- المازورة 5-6: mp</w:t>
+        <w:br/>
+        <w:t>- المازورة 7-8: mf</w:t>
+        <w:br/>
+        <w:t>- المازورة 9-10: f</w:t>
+        <w:br/>
+        <w:t>- المازورة 11-12: ff ‏(ذروة)‏</w:t>
+        <w:br/>
+        <w:t>- المازورة 13-16: Diminuendo إلى pp</w:t>
       </w:r>
     </w:p>
     <w:p>
@@ -8735,14 +8129,19 @@
       <w:r>
         <w:rPr>
           <w:rFonts w:ascii="Calibri" w:hAnsi="Calibri"/>
-          <w:b/>
-          <w:color w:val="333333"/>
+          <w:b w:val="0"/>
           <w:sz w:val="22"/>
           <w:rtl w:val="1"/>
           <w:rFonts w:cs="Calibri"/>
           <w:szCs w:val="22"/>
         </w:rPr>
-        <w:t>الثلاثيات ‏(Triplets)‏</w:t>
+        <w:t>**الثلاثيات ‏(Triplets)‏</w:t>
+        <w:br/>
+        <w:t>- Triplet: 3 نوتات في زمن نوتتين</w:t>
+        <w:br/>
+        <w:t>- Triplet من Croche: 3 Croche في زمن 2 Croche = 1 Noire</w:t>
+        <w:br/>
+        <w:t>- الرمز: 3 فوق/تحت الـ Beam</w:t>
       </w:r>
     </w:p>
     <w:p>
@@ -8754,65 +8153,13 @@
       <w:r>
         <w:rPr>
           <w:rFonts w:ascii="Calibri" w:hAnsi="Calibri"/>
+          <w:b w:val="0"/>
           <w:sz w:val="22"/>
           <w:rtl w:val="1"/>
           <w:rFonts w:cs="Calibri"/>
           <w:szCs w:val="22"/>
         </w:rPr>
-        <w:t>• Triplet: 3 نوتات في زمن نوتتين</w:t>
-      </w:r>
-    </w:p>
-    <w:p>
-      <w:pPr>
-        <w:bidi w:val="1"/>
-        <w:jc w:val="right"/>
-        <w:textDirection w:val="lrTb"/>
-      </w:pPr>
-      <w:r>
-        <w:rPr>
-          <w:rFonts w:ascii="Calibri" w:hAnsi="Calibri"/>
-          <w:sz w:val="22"/>
-          <w:rtl w:val="1"/>
-          <w:rFonts w:cs="Calibri"/>
-          <w:szCs w:val="22"/>
-        </w:rPr>
-        <w:t>• Triplet من Croche: 3 Croche في زمن 2 Croche = 1 Noire</w:t>
-      </w:r>
-    </w:p>
-    <w:p>
-      <w:pPr>
-        <w:bidi w:val="1"/>
-        <w:jc w:val="right"/>
-        <w:textDirection w:val="lrTb"/>
-      </w:pPr>
-      <w:r>
-        <w:rPr>
-          <w:rFonts w:ascii="Calibri" w:hAnsi="Calibri"/>
-          <w:sz w:val="22"/>
-          <w:rtl w:val="1"/>
-          <w:rFonts w:cs="Calibri"/>
-          <w:szCs w:val="22"/>
-        </w:rPr>
-        <w:t>• الرمز: 3 فوق/تحت الـ Beam</w:t>
-      </w:r>
-    </w:p>
-    <w:p>
-      <w:pPr>
-        <w:bidi w:val="1"/>
-        <w:jc w:val="right"/>
-        <w:textDirection w:val="lrTb"/>
-      </w:pPr>
-      <w:r>
-        <w:rPr>
-          <w:rFonts w:ascii="Calibri" w:hAnsi="Calibri"/>
-          <w:b/>
-          <w:color w:val="333333"/>
-          <w:sz w:val="22"/>
-          <w:rtl w:val="1"/>
-          <w:rFonts w:cs="Calibri"/>
-          <w:szCs w:val="22"/>
-        </w:rPr>
-        <w:t>أنواع Tuplets</w:t>
+        <w:t>**أنواع Tuplets</w:t>
       </w:r>
     </w:p>
     <w:tbl>
@@ -9214,31 +8561,14 @@
       <w:r>
         <w:rPr>
           <w:rFonts w:ascii="Calibri" w:hAnsi="Calibri"/>
-          <w:b/>
-          <w:color w:val="333333"/>
-          <w:sz w:val="22"/>
-          <w:rtl w:val="1"/>
-          <w:rFonts w:cs="Calibri"/>
-          <w:szCs w:val="22"/>
-        </w:rPr>
-        <w:t>في الموسيقى العربية</w:t>
-      </w:r>
-    </w:p>
-    <w:p>
-      <w:pPr>
-        <w:bidi w:val="1"/>
-        <w:jc w:val="right"/>
-        <w:textDirection w:val="lrTb"/>
-      </w:pPr>
-      <w:r>
-        <w:rPr>
-          <w:rFonts w:ascii="Calibri" w:hAnsi="Calibri"/>
           <w:b w:val="0"/>
           <w:sz w:val="22"/>
           <w:rtl w:val="1"/>
           <w:rFonts w:cs="Calibri"/>
           <w:szCs w:val="22"/>
         </w:rPr>
+        <w:t>**في الموسيقى العربية</w:t>
+        <w:br/>
         <w:t>تستخدم الثلاثيات بكثرة في تزيين الألحان ‏(تقسيمات العود)‏.</w:t>
       </w:r>
     </w:p>
@@ -9270,133 +8600,27 @@
       <w:r>
         <w:rPr>
           <w:rFonts w:ascii="Calibri" w:hAnsi="Calibri"/>
-          <w:b/>
-          <w:color w:val="333333"/>
+          <w:b w:val="0"/>
           <w:sz w:val="22"/>
           <w:rtl w:val="1"/>
           <w:rFonts w:cs="Calibri"/>
           <w:szCs w:val="22"/>
         </w:rPr>
-        <w:t>تمرين 1: إدخال Triplet ‏(10 دقائق)‏</w:t>
-      </w:r>
-    </w:p>
-    <w:p>
-      <w:pPr>
-        <w:bidi w:val="1"/>
-        <w:jc w:val="right"/>
-        <w:textDirection w:val="lrTb"/>
-      </w:pPr>
-      <w:r>
-        <w:rPr>
-          <w:rFonts w:ascii="Calibri" w:hAnsi="Calibri"/>
-          <w:sz w:val="22"/>
-          <w:rtl w:val="1"/>
-          <w:rFonts w:cs="Calibri"/>
-          <w:szCs w:val="22"/>
-        </w:rPr>
-        <w:t>Sibelius → Treble Clef → 4/4 → C Major</w:t>
-      </w:r>
-    </w:p>
-    <w:p>
-      <w:pPr>
-        <w:bidi w:val="1"/>
-        <w:jc w:val="right"/>
-        <w:textDirection w:val="lrTb"/>
-      </w:pPr>
-      <w:r>
-        <w:rPr>
-          <w:rFonts w:ascii="Calibri" w:hAnsi="Calibri"/>
-          <w:sz w:val="22"/>
-          <w:rtl w:val="1"/>
-          <w:rFonts w:cs="Calibri"/>
-          <w:szCs w:val="22"/>
-        </w:rPr>
-        <w:t>طريقة إدخال Triplet:</w:t>
-      </w:r>
-    </w:p>
-    <w:p>
-      <w:pPr>
-        <w:bidi w:val="1"/>
-        <w:jc w:val="right"/>
-        <w:textDirection w:val="lrTb"/>
-      </w:pPr>
-      <w:r>
-        <w:rPr>
-          <w:rFonts w:ascii="Calibri" w:hAnsi="Calibri"/>
-          <w:sz w:val="22"/>
-          <w:rtl w:val="1"/>
-          <w:rFonts w:cs="Calibri"/>
-          <w:szCs w:val="22"/>
-        </w:rPr>
-        <w:t>• اضغط N ‏(Note Input)‏</w:t>
-      </w:r>
-    </w:p>
-    <w:p>
-      <w:pPr>
-        <w:bidi w:val="1"/>
-        <w:jc w:val="right"/>
-        <w:textDirection w:val="lrTb"/>
-      </w:pPr>
-      <w:r>
-        <w:rPr>
-          <w:rFonts w:ascii="Calibri" w:hAnsi="Calibri"/>
-          <w:sz w:val="22"/>
-          <w:rtl w:val="1"/>
-          <w:rFonts w:cs="Calibri"/>
-          <w:szCs w:val="22"/>
-        </w:rPr>
-        <w:t>• اختر Croche ‏(الزر 4)‏</w:t>
-      </w:r>
-    </w:p>
-    <w:p>
-      <w:pPr>
-        <w:bidi w:val="1"/>
-        <w:jc w:val="right"/>
-        <w:textDirection w:val="lrTb"/>
-      </w:pPr>
-      <w:r>
-        <w:rPr>
-          <w:rFonts w:ascii="Calibri" w:hAnsi="Calibri"/>
-          <w:sz w:val="22"/>
-          <w:rtl w:val="1"/>
-          <w:rFonts w:cs="Calibri"/>
-          <w:szCs w:val="22"/>
-        </w:rPr>
-        <w:t>• اضغط Ctrl+3 ‏(Triplet)‏</w:t>
-      </w:r>
-    </w:p>
-    <w:p>
-      <w:pPr>
-        <w:bidi w:val="1"/>
-        <w:jc w:val="right"/>
-        <w:textDirection w:val="lrTb"/>
-      </w:pPr>
-      <w:r>
-        <w:rPr>
-          <w:rFonts w:ascii="Calibri" w:hAnsi="Calibri"/>
-          <w:sz w:val="22"/>
-          <w:rtl w:val="1"/>
-          <w:rFonts w:cs="Calibri"/>
-          <w:szCs w:val="22"/>
-        </w:rPr>
-        <w:t>• اكتب C D E ‏(3 نوتات Croche)‏</w:t>
-      </w:r>
-    </w:p>
-    <w:p>
-      <w:pPr>
-        <w:bidi w:val="1"/>
-        <w:jc w:val="right"/>
-        <w:textDirection w:val="lrTb"/>
-      </w:pPr>
-      <w:r>
-        <w:rPr>
-          <w:rFonts w:ascii="Calibri" w:hAnsi="Calibri"/>
-          <w:sz w:val="22"/>
-          <w:rtl w:val="1"/>
-          <w:rFonts w:cs="Calibri"/>
-          <w:szCs w:val="22"/>
-        </w:rPr>
-        <w:t>لاحظ: الـ 3 Croche تظهر مع قوس ورقم 3</w:t>
+        <w:t>**تمرين 1: إدخال Triplet ‏(10 دقائق)‏</w:t>
+        <w:br/>
+        <w:t>1. Sibelius → Treble Clef → 4/4 → C Major</w:t>
+        <w:br/>
+        <w:t>2. طريقة إدخال Triplet:</w:t>
+        <w:br/>
+        <w:t xml:space="preserve">   - اضغط N ‏(Note Input)‏</w:t>
+        <w:br/>
+        <w:t xml:space="preserve">   - اختر Croche ‏(الزر 4)‏</w:t>
+        <w:br/>
+        <w:t xml:space="preserve">   - اضغط Ctrl+3 ‏(Triplet)‏</w:t>
+        <w:br/>
+        <w:t xml:space="preserve">   - اكتب C D E ‏(3 نوتات Croche)‏</w:t>
+        <w:br/>
+        <w:t>3. لاحظ: الـ 3 Croche تظهر مع قوس ورقم 3</w:t>
       </w:r>
     </w:p>
     <w:p>
@@ -9434,35 +8658,21 @@
       <w:r>
         <w:rPr>
           <w:rFonts w:ascii="Calibri" w:hAnsi="Calibri"/>
-          <w:b/>
-          <w:color w:val="333333"/>
+          <w:b w:val="0"/>
           <w:sz w:val="22"/>
           <w:rtl w:val="1"/>
           <w:rFonts w:cs="Calibri"/>
           <w:szCs w:val="22"/>
         </w:rPr>
-        <w:t>تمرين 2: أنماط ثلاثية ‏(10 دقائق)‏</w:t>
-      </w:r>
-    </w:p>
-    <w:p>
-      <w:pPr>
-        <w:bidi w:val="1"/>
-        <w:jc w:val="right"/>
-        <w:textDirection w:val="lrTb"/>
-        <w:shd w:fill="F5F5F5" w:val="clear"/>
-      </w:pPr>
-      <w:r>
-        <w:rPr>
-          <w:rFonts w:ascii="Courier New" w:hAnsi="Courier New"/>
-          <w:color w:val="333333"/>
-          <w:sz w:val="18"/>
-          <w:rtl w:val="1"/>
-          <w:rFonts w:cs="Calibri"/>
-          <w:szCs w:val="18"/>
-        </w:rPr>
+        <w:t>**تمرين 2: أنماط ثلاثية ‏(10 دقائق)‏</w:t>
+        <w:br/>
+        <w:t>```</w:t>
+        <w:br/>
         <w:t>مازورة 1: C D E ‏(Triplet)‏ | F G A ‏(Triplet)‏ | B C B ‏(Triplet)‏ | A G F ‏(Triplet)‏ |</w:t>
         <w:br/>
         <w:t>مازورة 2: E F G ‏(Triplet)‏ | D E F ‏(Triplet)‏ | C ‏(Ronde)‏ | ‏(Rest)‏ |</w:t>
+        <w:br/>
+        <w:t>```</w:t>
       </w:r>
     </w:p>
     <w:p>
@@ -9496,56 +8706,17 @@
       <w:r>
         <w:rPr>
           <w:rFonts w:ascii="Calibri" w:hAnsi="Calibri"/>
-          <w:b/>
-          <w:color w:val="333333"/>
+          <w:b w:val="0"/>
           <w:sz w:val="22"/>
           <w:rtl w:val="1"/>
           <w:rFonts w:cs="Calibri"/>
           <w:szCs w:val="22"/>
         </w:rPr>
-        <w:t>تمرين 3: Triplet في النهاوند ‏(10 دقائق)‏</w:t>
-      </w:r>
-    </w:p>
-    <w:p>
-      <w:pPr>
-        <w:bidi w:val="1"/>
-        <w:jc w:val="right"/>
-        <w:textDirection w:val="lrTb"/>
-        <w:shd w:fill="F5F5F5" w:val="clear"/>
-      </w:pPr>
-      <w:r>
-        <w:rPr>
-          <w:rFonts w:ascii="Courier New" w:hAnsi="Courier New"/>
-          <w:color w:val="333333"/>
-          <w:sz w:val="18"/>
-          <w:rtl w:val="1"/>
-          <w:rFonts w:cs="Calibri"/>
-          <w:szCs w:val="18"/>
-        </w:rPr>
+        <w:t>**تمرين 3: Triplet في النهاوند ‏(10 دقائق)‏</w:t>
+        <w:br/>
+        <w:t>```</w:t>
+        <w:br/>
         <w:t>مازورة 1-4 ‏(نهاوند هارموني مع Triplets)‏:</w:t>
-        <w:br/>
-        <w:t>| A ‏(Noire)‏ | B C D ‏(Triplet)‏ | E ‏(Noire)‏ | F G♯ A ‏(Triplet)‏ |</w:t>
-        <w:br/>
-        <w:t>| A ‏(Noire)‏ | G♯ F E ‏(Triplet)‏ | D ‏(Noire)‏ | C B A ‏(Triplet)‏ |</w:t>
-      </w:r>
-    </w:p>
-    <w:p>
-      <w:pPr>
-        <w:jc w:val="right"/>
-        <w:bidi w:val="1"/>
-        <w:textDirection w:val="lrTb"/>
-      </w:pPr>
-      <w:r>
-        <w:rPr>
-          <w:rFonts w:ascii="Calibri" w:hAnsi="Calibri"/>
-          <w:b/>
-          <w:color w:val="34497E"/>
-          <w:sz w:val="28"/>
-          <w:rtl w:val="1"/>
-          <w:rFonts w:cs="Calibri"/>
-          <w:szCs w:val="28"/>
-        </w:rPr>
-        <w:t>3. اختصارات Sibelius ‏(5 min)‏</w:t>
       </w:r>
     </w:p>
     <w:tbl>
@@ -9563,14 +8734,15 @@
         </w:tblBorders>
       </w:tblPr>
       <w:tblGrid>
-        <w:gridCol w:w="3024"/>
-        <w:gridCol w:w="3024"/>
-        <w:gridCol w:w="3024"/>
+        <w:gridCol w:w="2268"/>
+        <w:gridCol w:w="2268"/>
+        <w:gridCol w:w="2268"/>
+        <w:gridCol w:w="2268"/>
       </w:tblGrid>
       <w:tr>
         <w:tc>
           <w:tcPr>
-            <w:tcW w:type="dxa" w:w="3024"/>
+            <w:tcW w:type="dxa" w:w="2268"/>
             <w:shd w:fill="2C3E6B" w:val="clear"/>
           </w:tcPr>
           <w:p>
@@ -9590,13 +8762,13 @@
                 <w:rFonts w:cs="Calibri"/>
                 <w:szCs w:val="18"/>
               </w:rPr>
-              <w:t>#</w:t>
+              <w:t>A ‏(Noire)‏</w:t>
             </w:r>
           </w:p>
         </w:tc>
         <w:tc>
           <w:tcPr>
-            <w:tcW w:type="dxa" w:w="3024"/>
+            <w:tcW w:type="dxa" w:w="2268"/>
             <w:shd w:fill="2C3E6B" w:val="clear"/>
           </w:tcPr>
           <w:p>
@@ -9616,13 +8788,13 @@
                 <w:rFonts w:cs="Calibri"/>
                 <w:szCs w:val="18"/>
               </w:rPr>
-              <w:t>الاختصار</w:t>
+              <w:t>B C D ‏(Triplet)‏</w:t>
             </w:r>
           </w:p>
         </w:tc>
         <w:tc>
           <w:tcPr>
-            <w:tcW w:type="dxa" w:w="3024"/>
+            <w:tcW w:type="dxa" w:w="2268"/>
             <w:shd w:fill="2C3E6B" w:val="clear"/>
           </w:tcPr>
           <w:p>
@@ -9642,7 +8814,33 @@
                 <w:rFonts w:cs="Calibri"/>
                 <w:szCs w:val="18"/>
               </w:rPr>
-              <w:t>الوظيفة</w:t>
+              <w:t>E ‏(Noire)‏</w:t>
+            </w:r>
+          </w:p>
+        </w:tc>
+        <w:tc>
+          <w:tcPr>
+            <w:tcW w:type="dxa" w:w="2268"/>
+            <w:shd w:fill="2C3E6B" w:val="clear"/>
+          </w:tcPr>
+          <w:p>
+            <w:pPr>
+              <w:jc w:val="right"/>
+              <w:bidi w:val="1"/>
+              <w:textDirection w:val="lrTb"/>
+            </w:pPr>
+            <w:r/>
+            <w:r>
+              <w:rPr>
+                <w:rFonts w:ascii="Calibri" w:hAnsi="Calibri"/>
+                <w:b/>
+                <w:color w:val="FFFFFF"/>
+                <w:sz w:val="18"/>
+                <w:rtl w:val="1"/>
+                <w:rFonts w:cs="Calibri"/>
+                <w:szCs w:val="18"/>
+              </w:rPr>
+              <w:t>F G♯ A ‏(Triplet)‏</w:t>
             </w:r>
           </w:p>
         </w:tc>
@@ -9650,7 +8848,7 @@
       <w:tr>
         <w:tc>
           <w:tcPr>
-            <w:tcW w:type="dxa" w:w="3024"/>
+            <w:tcW w:type="dxa" w:w="2268"/>
           </w:tcPr>
           <w:p>
             <w:pPr>
@@ -9667,13 +8865,13 @@
                 <w:rFonts w:cs="Calibri"/>
                 <w:szCs w:val="18"/>
               </w:rPr>
-              <w:t>1</w:t>
+              <w:t>A ‏(Noire)‏</w:t>
             </w:r>
           </w:p>
         </w:tc>
         <w:tc>
           <w:tcPr>
-            <w:tcW w:type="dxa" w:w="3024"/>
+            <w:tcW w:type="dxa" w:w="2268"/>
           </w:tcPr>
           <w:p>
             <w:pPr>
@@ -9690,13 +8888,13 @@
                 <w:rFonts w:cs="Calibri"/>
                 <w:szCs w:val="18"/>
               </w:rPr>
-              <w:t>Ctrl+3</w:t>
+              <w:t>G♯ F E ‏(Triplet)‏</w:t>
             </w:r>
           </w:p>
         </w:tc>
         <w:tc>
           <w:tcPr>
-            <w:tcW w:type="dxa" w:w="3024"/>
+            <w:tcW w:type="dxa" w:w="2268"/>
           </w:tcPr>
           <w:p>
             <w:pPr>
@@ -9713,16 +8911,13 @@
                 <w:rFonts w:cs="Calibri"/>
                 <w:szCs w:val="18"/>
               </w:rPr>
-              <w:t>إضافة Triplet ‏(3 في زمن 2)‏</w:t>
+              <w:t>D ‏(Noire)‏</w:t>
             </w:r>
           </w:p>
         </w:tc>
-      </w:tr>
-      <w:tr>
         <w:tc>
           <w:tcPr>
-            <w:tcW w:type="dxa" w:w="3024"/>
-            <w:shd w:fill="F0F4FF" w:val="clear"/>
+            <w:tcW w:type="dxa" w:w="2268"/>
           </w:tcPr>
           <w:p>
             <w:pPr>
@@ -9739,271 +8934,7 @@
                 <w:rFonts w:cs="Calibri"/>
                 <w:szCs w:val="18"/>
               </w:rPr>
-              <w:t>2</w:t>
-            </w:r>
-          </w:p>
-        </w:tc>
-        <w:tc>
-          <w:tcPr>
-            <w:tcW w:type="dxa" w:w="3024"/>
-            <w:shd w:fill="F0F4FF" w:val="clear"/>
-          </w:tcPr>
-          <w:p>
-            <w:pPr>
-              <w:jc w:val="right"/>
-              <w:bidi w:val="1"/>
-              <w:textDirection w:val="lrTb"/>
-            </w:pPr>
-            <w:r/>
-            <w:r>
-              <w:rPr>
-                <w:rFonts w:ascii="Calibri" w:hAnsi="Calibri"/>
-                <w:sz w:val="18"/>
-                <w:rtl w:val="1"/>
-                <w:rFonts w:cs="Calibri"/>
-                <w:szCs w:val="18"/>
-              </w:rPr>
-              <w:t>Ctrl+4</w:t>
-            </w:r>
-          </w:p>
-        </w:tc>
-        <w:tc>
-          <w:tcPr>
-            <w:tcW w:type="dxa" w:w="3024"/>
-            <w:shd w:fill="F0F4FF" w:val="clear"/>
-          </w:tcPr>
-          <w:p>
-            <w:pPr>
-              <w:jc w:val="right"/>
-              <w:bidi w:val="1"/>
-              <w:textDirection w:val="lrTb"/>
-            </w:pPr>
-            <w:r/>
-            <w:r>
-              <w:rPr>
-                <w:rFonts w:ascii="Calibri" w:hAnsi="Calibri"/>
-                <w:sz w:val="18"/>
-                <w:rtl w:val="1"/>
-                <w:rFonts w:cs="Calibri"/>
-                <w:szCs w:val="18"/>
-              </w:rPr>
-              <w:t>إضافة Quadruplet ‏(4 في زمن 3)‏</w:t>
-            </w:r>
-          </w:p>
-        </w:tc>
-      </w:tr>
-      <w:tr>
-        <w:tc>
-          <w:tcPr>
-            <w:tcW w:type="dxa" w:w="3024"/>
-          </w:tcPr>
-          <w:p>
-            <w:pPr>
-              <w:jc w:val="right"/>
-              <w:bidi w:val="1"/>
-              <w:textDirection w:val="lrTb"/>
-            </w:pPr>
-            <w:r/>
-            <w:r>
-              <w:rPr>
-                <w:rFonts w:ascii="Calibri" w:hAnsi="Calibri"/>
-                <w:sz w:val="18"/>
-                <w:rtl w:val="1"/>
-                <w:rFonts w:cs="Calibri"/>
-                <w:szCs w:val="18"/>
-              </w:rPr>
-              <w:t>3</w:t>
-            </w:r>
-          </w:p>
-        </w:tc>
-        <w:tc>
-          <w:tcPr>
-            <w:tcW w:type="dxa" w:w="3024"/>
-          </w:tcPr>
-          <w:p>
-            <w:pPr>
-              <w:jc w:val="right"/>
-              <w:bidi w:val="1"/>
-              <w:textDirection w:val="lrTb"/>
-            </w:pPr>
-            <w:r/>
-            <w:r>
-              <w:rPr>
-                <w:rFonts w:ascii="Calibri" w:hAnsi="Calibri"/>
-                <w:sz w:val="18"/>
-                <w:rtl w:val="1"/>
-                <w:rFonts w:cs="Calibri"/>
-                <w:szCs w:val="18"/>
-              </w:rPr>
-              <w:t>Ctrl+5</w:t>
-            </w:r>
-          </w:p>
-        </w:tc>
-        <w:tc>
-          <w:tcPr>
-            <w:tcW w:type="dxa" w:w="3024"/>
-          </w:tcPr>
-          <w:p>
-            <w:pPr>
-              <w:jc w:val="right"/>
-              <w:bidi w:val="1"/>
-              <w:textDirection w:val="lrTb"/>
-            </w:pPr>
-            <w:r/>
-            <w:r>
-              <w:rPr>
-                <w:rFonts w:ascii="Calibri" w:hAnsi="Calibri"/>
-                <w:sz w:val="18"/>
-                <w:rtl w:val="1"/>
-                <w:rFonts w:cs="Calibri"/>
-                <w:szCs w:val="18"/>
-              </w:rPr>
-              <w:t>إضافة Quintuplet ‏(5 في زمن 4)‏</w:t>
-            </w:r>
-          </w:p>
-        </w:tc>
-      </w:tr>
-      <w:tr>
-        <w:tc>
-          <w:tcPr>
-            <w:tcW w:type="dxa" w:w="3024"/>
-            <w:shd w:fill="F0F4FF" w:val="clear"/>
-          </w:tcPr>
-          <w:p>
-            <w:pPr>
-              <w:jc w:val="right"/>
-              <w:bidi w:val="1"/>
-              <w:textDirection w:val="lrTb"/>
-            </w:pPr>
-            <w:r/>
-            <w:r>
-              <w:rPr>
-                <w:rFonts w:ascii="Calibri" w:hAnsi="Calibri"/>
-                <w:sz w:val="18"/>
-                <w:rtl w:val="1"/>
-                <w:rFonts w:cs="Calibri"/>
-                <w:szCs w:val="18"/>
-              </w:rPr>
-              <w:t>4</w:t>
-            </w:r>
-          </w:p>
-        </w:tc>
-        <w:tc>
-          <w:tcPr>
-            <w:tcW w:type="dxa" w:w="3024"/>
-            <w:shd w:fill="F0F4FF" w:val="clear"/>
-          </w:tcPr>
-          <w:p>
-            <w:pPr>
-              <w:jc w:val="right"/>
-              <w:bidi w:val="1"/>
-              <w:textDirection w:val="lrTb"/>
-            </w:pPr>
-            <w:r/>
-            <w:r>
-              <w:rPr>
-                <w:rFonts w:ascii="Calibri" w:hAnsi="Calibri"/>
-                <w:sz w:val="18"/>
-                <w:rtl w:val="1"/>
-                <w:rFonts w:cs="Calibri"/>
-                <w:szCs w:val="18"/>
-              </w:rPr>
-              <w:t>Ctrl+6</w:t>
-            </w:r>
-          </w:p>
-        </w:tc>
-        <w:tc>
-          <w:tcPr>
-            <w:tcW w:type="dxa" w:w="3024"/>
-            <w:shd w:fill="F0F4FF" w:val="clear"/>
-          </w:tcPr>
-          <w:p>
-            <w:pPr>
-              <w:jc w:val="right"/>
-              <w:bidi w:val="1"/>
-              <w:textDirection w:val="lrTb"/>
-            </w:pPr>
-            <w:r/>
-            <w:r>
-              <w:rPr>
-                <w:rFonts w:ascii="Calibri" w:hAnsi="Calibri"/>
-                <w:sz w:val="18"/>
-                <w:rtl w:val="1"/>
-                <w:rFonts w:cs="Calibri"/>
-                <w:szCs w:val="18"/>
-              </w:rPr>
-              <w:t>إضافة Sextuplet ‏(6 في زمن 4)‏</w:t>
-            </w:r>
-          </w:p>
-        </w:tc>
-      </w:tr>
-      <w:tr>
-        <w:tc>
-          <w:tcPr>
-            <w:tcW w:type="dxa" w:w="3024"/>
-          </w:tcPr>
-          <w:p>
-            <w:pPr>
-              <w:jc w:val="right"/>
-              <w:bidi w:val="1"/>
-              <w:textDirection w:val="lrTb"/>
-            </w:pPr>
-            <w:r/>
-            <w:r>
-              <w:rPr>
-                <w:rFonts w:ascii="Calibri" w:hAnsi="Calibri"/>
-                <w:sz w:val="18"/>
-                <w:rtl w:val="1"/>
-                <w:rFonts w:cs="Calibri"/>
-                <w:szCs w:val="18"/>
-              </w:rPr>
-              <w:t>5</w:t>
-            </w:r>
-          </w:p>
-        </w:tc>
-        <w:tc>
-          <w:tcPr>
-            <w:tcW w:type="dxa" w:w="3024"/>
-          </w:tcPr>
-          <w:p>
-            <w:pPr>
-              <w:jc w:val="right"/>
-              <w:bidi w:val="1"/>
-              <w:textDirection w:val="lrTb"/>
-            </w:pPr>
-            <w:r/>
-            <w:r>
-              <w:rPr>
-                <w:rFonts w:ascii="Calibri" w:hAnsi="Calibri"/>
-                <w:sz w:val="18"/>
-                <w:rtl w:val="1"/>
-                <w:rFonts w:cs="Calibri"/>
-                <w:szCs w:val="18"/>
-              </w:rPr>
-              <w:t>Ctrl+7</w:t>
-            </w:r>
-          </w:p>
-        </w:tc>
-        <w:tc>
-          <w:tcPr>
-            <w:tcW w:type="dxa" w:w="3024"/>
-          </w:tcPr>
-          <w:p>
-            <w:pPr>
-              <w:jc w:val="right"/>
-              <w:bidi w:val="1"/>
-              <w:textDirection w:val="lrTb"/>
-            </w:pPr>
-            <w:r/>
-            <w:r>
-              <w:rPr>
-                <w:rFonts w:ascii="Calibri" w:hAnsi="Calibri"/>
-                <w:sz w:val="18"/>
-                <w:rtl w:val="1"/>
-                <w:rFonts w:cs="Calibri"/>
-                <w:szCs w:val="18"/>
-              </w:rPr>
-              <w:t>إضافة Septuplet ‏(7 في زمن 4)‏</w:t>
+              <w:t>C B A ‏(Triplet)‏</w:t>
             </w:r>
           </w:p>
         </w:tc>
@@ -10011,135 +8942,70 @@
     </w:tbl>
     <w:p>
       <w:pPr>
+        <w:bidi w:val="1"/>
         <w:jc w:val="right"/>
-        <w:bidi w:val="1"/>
         <w:textDirection w:val="lrTb"/>
+        <w:shd w:fill="F5F5F5" w:val="clear"/>
       </w:pPr>
       <w:r>
         <w:rPr>
-          <w:rFonts w:ascii="Calibri" w:hAnsi="Calibri"/>
-          <w:b/>
-          <w:color w:val="34497E"/>
-          <w:sz w:val="28"/>
+          <w:rFonts w:ascii="Courier New" w:hAnsi="Courier New"/>
+          <w:color w:val="333333"/>
+          <w:sz w:val="18"/>
           <w:rtl w:val="1"/>
           <w:rFonts w:cs="Calibri"/>
-          <w:szCs w:val="28"/>
+          <w:szCs w:val="18"/>
         </w:rPr>
-        <w:t>4. مراجعة وواجب | Review &amp; HW ‏(5 min)‏</w:t>
-      </w:r>
-    </w:p>
-    <w:p>
-      <w:pPr>
-        <w:bidi w:val="1"/>
-        <w:jc w:val="right"/>
-        <w:textDirection w:val="lrTb"/>
-      </w:pPr>
-      <w:r>
-        <w:rPr>
-          <w:rFonts w:ascii="Calibri" w:hAnsi="Calibri"/>
-          <w:b w:val="0"/>
-          <w:sz w:val="22"/>
-          <w:rtl w:val="1"/>
-          <w:rFonts w:cs="Calibri"/>
-          <w:szCs w:val="22"/>
-        </w:rPr>
+        <w:br/>
+        <w:t>---</w:t>
+        <w:br/>
+        <w:br/>
+        <w:t>### 3. اختصارات Sibelius ‏(5 min)‏</w:t>
+        <w:br/>
+        <w:t>| # | الاختصار | الوظيفة |</w:t>
+        <w:br/>
+        <w:t>|---|----------|---------|</w:t>
+        <w:br/>
+        <w:t>| 1 | Ctrl+3 | إضافة Triplet ‏(3 في زمن 2)‏ |</w:t>
+        <w:br/>
+        <w:t>| 2 | Ctrl+4 | إضافة Quadruplet ‏(4 في زمن 3)‏ |</w:t>
+        <w:br/>
+        <w:t>| 3 | Ctrl+5 | إضافة Quintuplet ‏(5 في زمن 4)‏ |</w:t>
+        <w:br/>
+        <w:t>| 4 | Ctrl+6 | إضافة Sextuplet ‏(6 في زمن 4)‏ |</w:t>
+        <w:br/>
+        <w:t>| 5 | Ctrl+7 | إضافة Septuplet ‏(7 في زمن 4)‏ |</w:t>
+        <w:br/>
+        <w:br/>
+        <w:t>---</w:t>
+        <w:br/>
+        <w:br/>
+        <w:t>### 4. مراجعة وواجب | Review &amp; HW ‏(5 min)‏</w:t>
+        <w:br/>
         <w:t>أسئلة: 1. كم نوتة في Triplet؟ 2. كم زمن تأخذه 3 Croche Triplet؟ 3. اختصار Triplet؟</w:t>
         <w:br/>
         <w:t>الواجب: اكتب 8 مازورات: سلم عجم مع Triplets ‏(4)‏ + سلم نهاوند مع Triplets ‏(4)‏. احفظ `Lesson21_Triplets.sib`</w:t>
-      </w:r>
-    </w:p>
-    <w:p>
-      <w:pPr>
-        <w:jc w:val="right"/>
-        <w:bidi w:val="1"/>
-        <w:textDirection w:val="lrTb"/>
-      </w:pPr>
-      <w:r>
-        <w:rPr>
-          <w:rFonts w:ascii="Calibri" w:hAnsi="Calibri"/>
-          <w:b/>
-          <w:color w:val="34497E"/>
-          <w:sz w:val="28"/>
-          <w:rtl w:val="1"/>
-          <w:rFonts w:cs="Calibri"/>
-          <w:szCs w:val="28"/>
-        </w:rPr>
-        <w:t>5. تطبيق العود | Oud Application</w:t>
-      </w:r>
-    </w:p>
-    <w:p>
-      <w:pPr>
-        <w:bidi w:val="1"/>
-        <w:jc w:val="right"/>
-        <w:textDirection w:val="lrTb"/>
-      </w:pPr>
-      <w:r>
-        <w:rPr>
-          <w:rFonts w:ascii="Calibri" w:hAnsi="Calibri"/>
-          <w:b w:val="0"/>
-          <w:sz w:val="22"/>
-          <w:rtl w:val="1"/>
-          <w:rFonts w:cs="Calibri"/>
-          <w:szCs w:val="22"/>
-        </w:rPr>
+        <w:br/>
+        <w:br/>
+        <w:t>---</w:t>
+        <w:br/>
+        <w:br/>
+        <w:t>### 5. تطبيق العود | Oud Application</w:t>
+        <w:br/>
         <w:t>اعزف: C ‏(نقرة)‏ | D E F ‏(ثلاثية سريعة)‏ | G ‏(نقرة)‏. هذا النمط يستخدم في تقاسيم العود.</w:t>
-      </w:r>
-    </w:p>
-    <w:p>
-      <w:pPr>
-        <w:jc w:val="right"/>
-        <w:bidi w:val="1"/>
-        <w:textDirection w:val="lrTb"/>
-      </w:pPr>
-      <w:r>
-        <w:rPr>
-          <w:rFonts w:ascii="Calibri" w:hAnsi="Calibri"/>
-          <w:b/>
-          <w:color w:val="34497E"/>
-          <w:sz w:val="28"/>
-          <w:rtl w:val="1"/>
-          <w:rFonts w:cs="Calibri"/>
-          <w:szCs w:val="28"/>
-        </w:rPr>
-        <w:t>6. التقييم: Triplets /5، أنماط ثلاثية /5، نهاوند مع Triplets /3، أسئلة /2 = /15</w:t>
-      </w:r>
-    </w:p>
-    <w:p>
-      <w:pPr>
-        <w:jc w:val="right"/>
-        <w:bidi w:val="1"/>
-        <w:textDirection w:val="lrTb"/>
-      </w:pPr>
-      <w:r>
-        <w:rPr>
-          <w:rFonts w:ascii="Calibri" w:hAnsi="Calibri"/>
-          <w:b/>
-          <w:color w:val="34497E"/>
-          <w:sz w:val="28"/>
-          <w:rtl w:val="1"/>
-          <w:rFonts w:cs="Calibri"/>
-          <w:szCs w:val="28"/>
-        </w:rPr>
-        <w:t>7. مفردات: ثلاثي ‏(Triplet)‏، تقسيم ثلاثي ‏(Triple Division)‏، Tuplet، قسمة ‏(Division)‏</w:t>
-      </w:r>
-    </w:p>
-    <w:p>
-      <w:pPr>
-        <w:jc w:val="right"/>
-        <w:bidi w:val="1"/>
-        <w:textDirection w:val="lrTb"/>
-      </w:pPr>
-      <w:r>
-        <w:rPr>
-          <w:rFonts w:ascii="Calibri" w:hAnsi="Calibri"/>
-          <w:b/>
-          <w:color w:val="34497E"/>
-          <w:sz w:val="28"/>
-          <w:rtl w:val="1"/>
-          <w:rFonts w:cs="Calibri"/>
-          <w:szCs w:val="28"/>
-        </w:rPr>
-        <w:t>8. ملاحظات: الثلاثيات تعطي حيوية للموسيقى. استخدمها في تقاسيم العود العربية.</w:t>
+        <w:br/>
+        <w:br/>
+        <w:t>---</w:t>
+        <w:br/>
+        <w:br/>
+        <w:t>### 6. التقييم: Triplets /5، أنماط ثلاثية /5، نهاوند مع Triplets /3، أسئلة /2 = /15</w:t>
+        <w:br/>
+        <w:br/>
+        <w:t>### 7. مفردات: ثلاثي ‏(Triplet)‏، تقسيم ثلاثي ‏(Triple Division)‏، Tuplet، قسمة ‏(Division)‏</w:t>
+        <w:br/>
+        <w:br/>
+        <w:t>### 8. ملاحظات: الثلاثيات تعطي حيوية للموسيقى. استخدمها في تقاسيم العود العربية.</w:t>
+        <w:br/>
       </w:r>
     </w:p>
     <w:p>
@@ -10655,14 +9521,19 @@
       <w:r>
         <w:rPr>
           <w:rFonts w:ascii="Calibri" w:hAnsi="Calibri"/>
-          <w:b/>
-          <w:color w:val="333333"/>
+          <w:b w:val="0"/>
           <w:sz w:val="22"/>
           <w:rtl w:val="1"/>
           <w:rFonts w:cs="Calibri"/>
           <w:szCs w:val="22"/>
         </w:rPr>
-        <w:t>Quintuplets ‏(الخماسيات)‏</w:t>
+        <w:t>**Quintuplets ‏(الخماسيات)‏</w:t>
+        <w:br/>
+        <w:t>- 5 نوتات في زمن 4 نوتات من نفس القيمة</w:t>
+        <w:br/>
+        <w:t>- 5 Croche = زمن 4 Croche = 2 Noire</w:t>
+        <w:br/>
+        <w:t>- الرمز: 5</w:t>
       </w:r>
     </w:p>
     <w:p>
@@ -10674,12 +9545,19 @@
       <w:r>
         <w:rPr>
           <w:rFonts w:ascii="Calibri" w:hAnsi="Calibri"/>
+          <w:b w:val="0"/>
           <w:sz w:val="22"/>
           <w:rtl w:val="1"/>
           <w:rFonts w:cs="Calibri"/>
           <w:szCs w:val="22"/>
         </w:rPr>
-        <w:t>• 5 نوتات في زمن 4 نوتات من نفس القيمة</w:t>
+        <w:t>**Sextuplets ‏(السداسيات)‏</w:t>
+        <w:br/>
+        <w:t>- 6 نوتات في زمن 4 نوتات من نفس القيمة</w:t>
+        <w:br/>
+        <w:t>- 6 Croche = زمن 4 Croche = 2 Noire</w:t>
+        <w:br/>
+        <w:t>- الرمز: 6</w:t>
       </w:r>
     </w:p>
     <w:p>
@@ -10691,118 +9569,13 @@
       <w:r>
         <w:rPr>
           <w:rFonts w:ascii="Calibri" w:hAnsi="Calibri"/>
+          <w:b w:val="0"/>
           <w:sz w:val="22"/>
           <w:rtl w:val="1"/>
           <w:rFonts w:cs="Calibri"/>
           <w:szCs w:val="22"/>
         </w:rPr>
-        <w:t>• 5 Croche = زمن 4 Croche = 2 Noire</w:t>
-      </w:r>
-    </w:p>
-    <w:p>
-      <w:pPr>
-        <w:bidi w:val="1"/>
-        <w:jc w:val="right"/>
-        <w:textDirection w:val="lrTb"/>
-      </w:pPr>
-      <w:r>
-        <w:rPr>
-          <w:rFonts w:ascii="Calibri" w:hAnsi="Calibri"/>
-          <w:sz w:val="22"/>
-          <w:rtl w:val="1"/>
-          <w:rFonts w:cs="Calibri"/>
-          <w:szCs w:val="22"/>
-        </w:rPr>
-        <w:t>• الرمز: 5</w:t>
-      </w:r>
-    </w:p>
-    <w:p>
-      <w:pPr>
-        <w:bidi w:val="1"/>
-        <w:jc w:val="right"/>
-        <w:textDirection w:val="lrTb"/>
-      </w:pPr>
-      <w:r>
-        <w:rPr>
-          <w:rFonts w:ascii="Calibri" w:hAnsi="Calibri"/>
-          <w:b/>
-          <w:color w:val="333333"/>
-          <w:sz w:val="22"/>
-          <w:rtl w:val="1"/>
-          <w:rFonts w:cs="Calibri"/>
-          <w:szCs w:val="22"/>
-        </w:rPr>
-        <w:t>Sextuplets ‏(السداسيات)‏</w:t>
-      </w:r>
-    </w:p>
-    <w:p>
-      <w:pPr>
-        <w:bidi w:val="1"/>
-        <w:jc w:val="right"/>
-        <w:textDirection w:val="lrTb"/>
-      </w:pPr>
-      <w:r>
-        <w:rPr>
-          <w:rFonts w:ascii="Calibri" w:hAnsi="Calibri"/>
-          <w:sz w:val="22"/>
-          <w:rtl w:val="1"/>
-          <w:rFonts w:cs="Calibri"/>
-          <w:szCs w:val="22"/>
-        </w:rPr>
-        <w:t>• 6 نوتات في زمن 4 نوتات من نفس القيمة</w:t>
-      </w:r>
-    </w:p>
-    <w:p>
-      <w:pPr>
-        <w:bidi w:val="1"/>
-        <w:jc w:val="right"/>
-        <w:textDirection w:val="lrTb"/>
-      </w:pPr>
-      <w:r>
-        <w:rPr>
-          <w:rFonts w:ascii="Calibri" w:hAnsi="Calibri"/>
-          <w:sz w:val="22"/>
-          <w:rtl w:val="1"/>
-          <w:rFonts w:cs="Calibri"/>
-          <w:szCs w:val="22"/>
-        </w:rPr>
-        <w:t>• 6 Croche = زمن 4 Croche = 2 Noire</w:t>
-      </w:r>
-    </w:p>
-    <w:p>
-      <w:pPr>
-        <w:bidi w:val="1"/>
-        <w:jc w:val="right"/>
-        <w:textDirection w:val="lrTb"/>
-      </w:pPr>
-      <w:r>
-        <w:rPr>
-          <w:rFonts w:ascii="Calibri" w:hAnsi="Calibri"/>
-          <w:sz w:val="22"/>
-          <w:rtl w:val="1"/>
-          <w:rFonts w:cs="Calibri"/>
-          <w:szCs w:val="22"/>
-        </w:rPr>
-        <w:t>• الرمز: 6</w:t>
-      </w:r>
-    </w:p>
-    <w:p>
-      <w:pPr>
-        <w:bidi w:val="1"/>
-        <w:jc w:val="right"/>
-        <w:textDirection w:val="lrTb"/>
-      </w:pPr>
-      <w:r>
-        <w:rPr>
-          <w:rFonts w:ascii="Calibri" w:hAnsi="Calibri"/>
-          <w:b/>
-          <w:color w:val="333333"/>
-          <w:sz w:val="22"/>
-          <w:rtl w:val="1"/>
-          <w:rFonts w:cs="Calibri"/>
-          <w:szCs w:val="22"/>
-        </w:rPr>
-        <w:t>مقارنة</w:t>
+        <w:t>**مقارنة</w:t>
       </w:r>
     </w:p>
     <w:tbl>
@@ -11246,65 +10019,19 @@
       <w:r>
         <w:rPr>
           <w:rFonts w:ascii="Calibri" w:hAnsi="Calibri"/>
-          <w:b/>
-          <w:color w:val="333333"/>
+          <w:b w:val="0"/>
           <w:sz w:val="22"/>
           <w:rtl w:val="1"/>
           <w:rFonts w:cs="Calibri"/>
           <w:szCs w:val="22"/>
         </w:rPr>
-        <w:t>تمرين 1: Quintuplets ‏(10 دقائق)‏</w:t>
-      </w:r>
-    </w:p>
-    <w:p>
-      <w:pPr>
-        <w:bidi w:val="1"/>
-        <w:jc w:val="right"/>
-        <w:textDirection w:val="lrTb"/>
-      </w:pPr>
-      <w:r>
-        <w:rPr>
-          <w:rFonts w:ascii="Calibri" w:hAnsi="Calibri"/>
-          <w:sz w:val="22"/>
-          <w:rtl w:val="1"/>
-          <w:rFonts w:cs="Calibri"/>
-          <w:szCs w:val="22"/>
-        </w:rPr>
-        <w:t>Sibelius → Treble Clef → 2/4 → C Major</w:t>
-      </w:r>
-    </w:p>
-    <w:p>
-      <w:pPr>
-        <w:bidi w:val="1"/>
-        <w:jc w:val="right"/>
-        <w:textDirection w:val="lrTb"/>
-      </w:pPr>
-      <w:r>
-        <w:rPr>
-          <w:rFonts w:ascii="Calibri" w:hAnsi="Calibri"/>
-          <w:sz w:val="22"/>
-          <w:rtl w:val="1"/>
-          <w:rFonts w:cs="Calibri"/>
-          <w:szCs w:val="22"/>
-        </w:rPr>
-        <w:t>اضغط N → اختر Croche → Ctrl+5</w:t>
-      </w:r>
-    </w:p>
-    <w:p>
-      <w:pPr>
-        <w:bidi w:val="1"/>
-        <w:jc w:val="right"/>
-        <w:textDirection w:val="lrTb"/>
-      </w:pPr>
-      <w:r>
-        <w:rPr>
-          <w:rFonts w:ascii="Calibri" w:hAnsi="Calibri"/>
-          <w:sz w:val="22"/>
-          <w:rtl w:val="1"/>
-          <w:rFonts w:cs="Calibri"/>
-          <w:szCs w:val="22"/>
-        </w:rPr>
-        <w:t>اكتب 5 نوتات ‏(مثلاً C D E F G)‏</w:t>
+        <w:t>**تمرين 1: Quintuplets ‏(10 دقائق)‏</w:t>
+        <w:br/>
+        <w:t>1. Sibelius → Treble Clef → 2/4 → C Major</w:t>
+        <w:br/>
+        <w:t>2. اضغط N → اختر Croche → Ctrl+5</w:t>
+        <w:br/>
+        <w:t>3. اكتب 5 نوتات ‏(مثلاً C D E F G)‏</w:t>
       </w:r>
     </w:p>
     <w:p>
@@ -11337,48 +10064,17 @@
       <w:r>
         <w:rPr>
           <w:rFonts w:ascii="Calibri" w:hAnsi="Calibri"/>
-          <w:b/>
-          <w:color w:val="333333"/>
+          <w:b w:val="0"/>
           <w:sz w:val="22"/>
           <w:rtl w:val="1"/>
           <w:rFonts w:cs="Calibri"/>
           <w:szCs w:val="22"/>
         </w:rPr>
-        <w:t>تمرين 2: Sextuplets ‏(10 دقائق)‏</w:t>
-      </w:r>
-    </w:p>
-    <w:p>
-      <w:pPr>
-        <w:bidi w:val="1"/>
-        <w:jc w:val="right"/>
-        <w:textDirection w:val="lrTb"/>
-      </w:pPr>
-      <w:r>
-        <w:rPr>
-          <w:rFonts w:ascii="Calibri" w:hAnsi="Calibri"/>
-          <w:sz w:val="22"/>
-          <w:rtl w:val="1"/>
-          <w:rFonts w:cs="Calibri"/>
-          <w:szCs w:val="22"/>
-        </w:rPr>
-        <w:t>اضغط N → اختر Croche → Ctrl+6</w:t>
-      </w:r>
-    </w:p>
-    <w:p>
-      <w:pPr>
-        <w:bidi w:val="1"/>
-        <w:jc w:val="right"/>
-        <w:textDirection w:val="lrTb"/>
-      </w:pPr>
-      <w:r>
-        <w:rPr>
-          <w:rFonts w:ascii="Calibri" w:hAnsi="Calibri"/>
-          <w:sz w:val="22"/>
-          <w:rtl w:val="1"/>
-          <w:rFonts w:cs="Calibri"/>
-          <w:szCs w:val="22"/>
-        </w:rPr>
-        <w:t>اكتب 6 نوتات ‏(C D E F G A)‏</w:t>
+        <w:t>**تمرين 2: Sextuplets ‏(10 دقائق)‏</w:t>
+        <w:br/>
+        <w:t>1. اضغط N → اختر Croche → Ctrl+6</w:t>
+        <w:br/>
+        <w:t>2. اكتب 6 نوتات ‏(C D E F G A)‏</w:t>
       </w:r>
     </w:p>
     <w:p>
@@ -11411,32 +10107,16 @@
       <w:r>
         <w:rPr>
           <w:rFonts w:ascii="Calibri" w:hAnsi="Calibri"/>
-          <w:b/>
-          <w:color w:val="333333"/>
+          <w:b w:val="0"/>
           <w:sz w:val="22"/>
           <w:rtl w:val="1"/>
           <w:rFonts w:cs="Calibri"/>
           <w:szCs w:val="22"/>
         </w:rPr>
-        <w:t>تمرين 3: مزج التقسيمات ‏(10 دقائق)‏</w:t>
-      </w:r>
-    </w:p>
-    <w:p>
-      <w:pPr>
-        <w:bidi w:val="1"/>
-        <w:jc w:val="right"/>
-        <w:textDirection w:val="lrTb"/>
-        <w:shd w:fill="F5F5F5" w:val="clear"/>
-      </w:pPr>
-      <w:r>
-        <w:rPr>
-          <w:rFonts w:ascii="Courier New" w:hAnsi="Courier New"/>
-          <w:color w:val="333333"/>
-          <w:sz w:val="18"/>
-          <w:rtl w:val="1"/>
-          <w:rFonts w:cs="Calibri"/>
-          <w:szCs w:val="18"/>
-        </w:rPr>
+        <w:t>**تمرين 3: مزج التقسيمات ‏(10 دقائق)‏</w:t>
+        <w:br/>
+        <w:t>```</w:t>
+        <w:br/>
         <w:t>مازورة 1: | C ‏(Noire)‏ | C D E ‏(Triplet)‏ |  ‏(مقسوم + ثلاثي)‏</w:t>
         <w:br/>
         <w:t>مازورة 2: | C D E F G ‏(Quintuplet)‏ | ‏(Rest)‏ |</w:t>
@@ -11444,6 +10124,8 @@
         <w:t>مازورة 3: | C D E F G A ‏(Sextuplet)‏ | ‏(Rest)‏ |</w:t>
         <w:br/>
         <w:t>مازورة 4: | C ‏(Blanche)‏ | ‏(Rest)‏ |</w:t>
+        <w:br/>
+        <w:t>```</w:t>
       </w:r>
     </w:p>
     <w:p>
@@ -12535,14 +11217,19 @@
       <w:r>
         <w:rPr>
           <w:rFonts w:ascii="Calibri" w:hAnsi="Calibri"/>
-          <w:b/>
-          <w:color w:val="333333"/>
+          <w:b w:val="0"/>
           <w:sz w:val="22"/>
           <w:rtl w:val="1"/>
           <w:rFonts w:cs="Calibri"/>
           <w:szCs w:val="22"/>
         </w:rPr>
-        <w:t>Tuplets في التقاسيم العربية</w:t>
+        <w:t>**Tuplets في التقاسيم العربية</w:t>
+        <w:br/>
+        <w:t>- Triplets: تستخدم في تزيين المقام</w:t>
+        <w:br/>
+        <w:t>- Quintuplets: في التقاسيم السريعة</w:t>
+        <w:br/>
+        <w:t>- Sextuplets: في الماور ‏(التقسيمات)‏</w:t>
       </w:r>
     </w:p>
     <w:p>
@@ -12554,116 +11241,19 @@
       <w:r>
         <w:rPr>
           <w:rFonts w:ascii="Calibri" w:hAnsi="Calibri"/>
+          <w:b w:val="0"/>
           <w:sz w:val="22"/>
           <w:rtl w:val="1"/>
           <w:rFonts w:cs="Calibri"/>
           <w:szCs w:val="22"/>
         </w:rPr>
-        <w:t>• Triplets: تستخدم في تزيين المقام</w:t>
-      </w:r>
-    </w:p>
-    <w:p>
-      <w:pPr>
-        <w:bidi w:val="1"/>
-        <w:jc w:val="right"/>
-        <w:textDirection w:val="lrTb"/>
-      </w:pPr>
-      <w:r>
-        <w:rPr>
-          <w:rFonts w:ascii="Calibri" w:hAnsi="Calibri"/>
-          <w:sz w:val="22"/>
-          <w:rtl w:val="1"/>
-          <w:rFonts w:cs="Calibri"/>
-          <w:szCs w:val="22"/>
-        </w:rPr>
-        <w:t>• Quintuplets: في التقاسيم السريعة</w:t>
-      </w:r>
-    </w:p>
-    <w:p>
-      <w:pPr>
-        <w:bidi w:val="1"/>
-        <w:jc w:val="right"/>
-        <w:textDirection w:val="lrTb"/>
-      </w:pPr>
-      <w:r>
-        <w:rPr>
-          <w:rFonts w:ascii="Calibri" w:hAnsi="Calibri"/>
-          <w:sz w:val="22"/>
-          <w:rtl w:val="1"/>
-          <w:rFonts w:cs="Calibri"/>
-          <w:szCs w:val="22"/>
-        </w:rPr>
-        <w:t>• Sextuplets: في الماور ‏(التقسيمات)‏</w:t>
-      </w:r>
-    </w:p>
-    <w:p>
-      <w:pPr>
-        <w:bidi w:val="1"/>
-        <w:jc w:val="right"/>
-        <w:textDirection w:val="lrTb"/>
-      </w:pPr>
-      <w:r>
-        <w:rPr>
-          <w:rFonts w:ascii="Calibri" w:hAnsi="Calibri"/>
-          <w:b/>
-          <w:color w:val="333333"/>
-          <w:sz w:val="22"/>
-          <w:rtl w:val="1"/>
-          <w:rFonts w:cs="Calibri"/>
-          <w:szCs w:val="22"/>
-        </w:rPr>
-        <w:t>توزيع المقطوعة</w:t>
-      </w:r>
-    </w:p>
-    <w:p>
-      <w:pPr>
-        <w:bidi w:val="1"/>
-        <w:jc w:val="right"/>
-        <w:textDirection w:val="lrTb"/>
-      </w:pPr>
-      <w:r>
-        <w:rPr>
-          <w:rFonts w:ascii="Calibri" w:hAnsi="Calibri"/>
-          <w:sz w:val="22"/>
-          <w:rtl w:val="1"/>
-          <w:rFonts w:cs="Calibri"/>
-          <w:szCs w:val="22"/>
-        </w:rPr>
-        <w:t>• 2 مازورة: مقدمة ‏(عجم)‏</w:t>
-      </w:r>
-    </w:p>
-    <w:p>
-      <w:pPr>
-        <w:bidi w:val="1"/>
-        <w:jc w:val="right"/>
-        <w:textDirection w:val="lrTb"/>
-      </w:pPr>
-      <w:r>
-        <w:rPr>
-          <w:rFonts w:ascii="Calibri" w:hAnsi="Calibri"/>
-          <w:sz w:val="22"/>
-          <w:rtl w:val="1"/>
-          <w:rFonts w:cs="Calibri"/>
-          <w:szCs w:val="22"/>
-        </w:rPr>
-        <w:t>• 4 مازورة: موضوع ‏(نهاوند مع Tuplets)‏</w:t>
-      </w:r>
-    </w:p>
-    <w:p>
-      <w:pPr>
-        <w:bidi w:val="1"/>
-        <w:jc w:val="right"/>
-        <w:textDirection w:val="lrTb"/>
-      </w:pPr>
-      <w:r>
-        <w:rPr>
-          <w:rFonts w:ascii="Calibri" w:hAnsi="Calibri"/>
-          <w:sz w:val="22"/>
-          <w:rtl w:val="1"/>
-          <w:rFonts w:cs="Calibri"/>
-          <w:szCs w:val="22"/>
-        </w:rPr>
-        <w:t>• 2 مازورة: خاتمة ‏(عجم)‏</w:t>
+        <w:t>**توزيع المقطوعة</w:t>
+        <w:br/>
+        <w:t>- 2 مازورة: مقدمة ‏(عجم)‏</w:t>
+        <w:br/>
+        <w:t>- 4 مازورة: موضوع ‏(نهاوند مع Tuplets)‏</w:t>
+        <w:br/>
+        <w:t>- 2 مازورة: خاتمة ‏(عجم)‏</w:t>
       </w:r>
     </w:p>
     <w:p>
@@ -12712,32 +11302,16 @@
       <w:r>
         <w:rPr>
           <w:rFonts w:ascii="Calibri" w:hAnsi="Calibri"/>
-          <w:b/>
-          <w:color w:val="333333"/>
+          <w:b w:val="0"/>
           <w:sz w:val="22"/>
           <w:rtl w:val="1"/>
           <w:rFonts w:cs="Calibri"/>
           <w:szCs w:val="22"/>
         </w:rPr>
-        <w:t>تمرين: مقطوعة متكاملة</w:t>
-      </w:r>
-    </w:p>
-    <w:p>
-      <w:pPr>
-        <w:bidi w:val="1"/>
-        <w:jc w:val="right"/>
-        <w:textDirection w:val="lrTb"/>
-        <w:shd w:fill="F5F5F5" w:val="clear"/>
-      </w:pPr>
-      <w:r>
-        <w:rPr>
-          <w:rFonts w:ascii="Courier New" w:hAnsi="Courier New"/>
-          <w:color w:val="333333"/>
-          <w:sz w:val="18"/>
-          <w:rtl w:val="1"/>
-          <w:rFonts w:cs="Calibri"/>
-          <w:szCs w:val="18"/>
-        </w:rPr>
+        <w:t>**تمرين: مقطوعة متكاملة</w:t>
+        <w:br/>
+        <w:t>```</w:t>
+        <w:br/>
         <w:t>مازورة 1-2 ‏(عجم, مقسوم)‏: C E G C | B G E C |</w:t>
         <w:br/>
         <w:t>مازورة 3-4 ‏(نهاوند, Triplets)‏: A B C ‏(Trip)‏ | D E F ‏(Trip)‏ | G♯ A B ‏(Trip)‏ | C B A ‏(Trip)‏ |</w:t>
@@ -12751,6 +11325,8 @@
         <w:t>مازورة 13-14 ‏(عجم, خاتمة)‏: C ‏(Blanche)‏ | G ‏(Blanche)‏ | C ‏(Ronde)‏ |</w:t>
         <w:br/>
         <w:t>مازورة 15-16: ‏(Rest)‏ | ‏(Rest)‏ |</w:t>
+        <w:br/>
+        <w:t>```</w:t>
       </w:r>
     </w:p>
     <w:p>

--- a/docx_output_v2/Sibelius-Semester1-Part3-Lessons-17-24.docx
+++ b/docx_output_v2/Sibelius-Semester1-Part3-Lessons-17-24.docx
@@ -1915,7 +1915,7 @@
           <w:rFonts w:cs="Calibri"/>
           <w:szCs w:val="28"/>
         </w:rPr>
-        <w:t>5. تطبيق العود | Oud Application</w:t>
+        <w:t>5. تطبيق عملي | Practical Application</w:t>
       </w:r>
     </w:p>
     <w:p>
@@ -1933,7 +1933,7 @@
           <w:rFonts w:cs="Calibri"/>
           <w:szCs w:val="22"/>
         </w:rPr>
-        <w:t>اعزف سلم النهاوند ‏(A B C D E F G A)‏ على العود. لاحظ الطابع الحزين مقارنة بالعجم.</w:t>
+        <w:t>اعزف سلم النهاوند ‏(A B C D E F G A)‏ على آلتك الموسيقية. لاحظ الطابع الحزين مقارنة بالعجم.</w:t>
       </w:r>
     </w:p>
     <w:p>
@@ -3609,7 +3609,7 @@
           <w:rFonts w:cs="Calibri"/>
           <w:szCs w:val="28"/>
         </w:rPr>
-        <w:t>5. تطبيق العود | Oud Application</w:t>
+        <w:t>5. تطبيق عملي | Practical Application</w:t>
       </w:r>
     </w:p>
     <w:p>
@@ -3627,7 +3627,7 @@
           <w:rFonts w:cs="Calibri"/>
           <w:szCs w:val="22"/>
         </w:rPr>
-        <w:t>اعزف سلم النهاوند الطبيعي ثم الهارموني على العود. لاحظ أن G♯ أقرب لـ A، مما يعطي إحساساً بالحنين.</w:t>
+        <w:t>اعزف سلم النهاوند الطبيعي ثم الهارموني على آلتك الموسيقية. لاحظ أن G♯ أقرب لـ A، مما يعطي إحساساً بالحنين.</w:t>
       </w:r>
     </w:p>
     <w:p>
@@ -5915,7 +5915,7 @@
           <w:rFonts w:cs="Calibri"/>
           <w:szCs w:val="28"/>
         </w:rPr>
-        <w:t>5. تطبيق العود | Oud Application</w:t>
+        <w:t>5. تطبيق عملي | Practical Application</w:t>
       </w:r>
     </w:p>
     <w:p>
@@ -5933,7 +5933,7 @@
           <w:rFonts w:cs="Calibri"/>
           <w:szCs w:val="22"/>
         </w:rPr>
-        <w:t>اعزف Am ‏(A-C-E)‏ على العود: A ‏(الوتر الرابع مطلق)‏ + C ‏(الوتر الثالث، عقدة 3)‏ + E ‏(الوتر الثاني مطلق)‏.</w:t>
+        <w:t>اعزف Am ‏(A-C-E)‏ على آلتك الموسيقية: A ‏(الوتر الرابع مطلق)‏ + C ‏(الوتر الثالث، عقدة 3)‏ + E ‏(الوتر الثاني مطلق)‏.</w:t>
       </w:r>
     </w:p>
     <w:p>
@@ -7538,7 +7538,7 @@
           <w:rFonts w:cs="Calibri"/>
           <w:szCs w:val="28"/>
         </w:rPr>
-        <w:t>5. تطبيق العود | Oud Application</w:t>
+        <w:t>5. تطبيق عملي | Practical Application</w:t>
       </w:r>
     </w:p>
     <w:p>
@@ -8990,7 +8990,7 @@
         <w:t>---</w:t>
         <w:br/>
         <w:br/>
-        <w:t>### 5. تطبيق العود | Oud Application</w:t>
+        <w:t>### 5. تطبيق عملي | Practical Application</w:t>
         <w:br/>
         <w:t>اعزف: C ‏(نقرة)‏ | D E F ‏(ثلاثية سريعة)‏ | G ‏(نقرة)‏. هذا النمط يستخدم في تقاسيم العود.</w:t>
         <w:br/>
@@ -10663,7 +10663,7 @@
           <w:rFonts w:cs="Calibri"/>
           <w:szCs w:val="28"/>
         </w:rPr>
-        <w:t>5. تطبيق العود | Oud Application</w:t>
+        <w:t>5. تطبيق عملي | Practical Application</w:t>
       </w:r>
     </w:p>
     <w:p>
@@ -11862,7 +11862,7 @@
           <w:rFonts w:cs="Calibri"/>
           <w:szCs w:val="28"/>
         </w:rPr>
-        <w:t>5. تطبيق العود | Oud Application</w:t>
+        <w:t>5. تطبيق عملي | Practical Application</w:t>
       </w:r>
     </w:p>
     <w:p>

--- a/docx_output_v2/Sibelius-Semester1-Part3-Lessons-17-24.docx
+++ b/docx_output_v2/Sibelius-Semester1-Part3-Lessons-17-24.docx
@@ -8957,10 +8957,9 @@
           <w:szCs w:val="18"/>
         </w:rPr>
         <w:br/>
-        <w:t>---</w:t>
         <w:br/>
         <w:br/>
-        <w:t>### 3. اختصارات Sibelius ‏(5 min)‏</w:t>
+        <w:t>3. اختصارات Sibelius ‏(5 min)‏</w:t>
         <w:br/>
         <w:t>| # | الاختصار | الوظيفة |</w:t>
         <w:br/>
@@ -8977,34 +8976,31 @@
         <w:t>| 5 | Ctrl+7 | إضافة Septuplet ‏(7 في زمن 4)‏ |</w:t>
         <w:br/>
         <w:br/>
-        <w:t>---</w:t>
         <w:br/>
         <w:br/>
-        <w:t>### 4. مراجعة وواجب | Review &amp; HW ‏(5 min)‏</w:t>
+        <w:t>4. مراجعة وواجب | Review &amp; HW ‏(5 min)‏</w:t>
         <w:br/>
         <w:t>أسئلة: 1. كم نوتة في Triplet؟ 2. كم زمن تأخذه 3 Croche Triplet؟ 3. اختصار Triplet؟</w:t>
         <w:br/>
         <w:t>الواجب: اكتب 8 مازورات: سلم عجم مع Triplets ‏(4)‏ + سلم نهاوند مع Triplets ‏(4)‏. احفظ `Lesson21_Triplets.sib`</w:t>
         <w:br/>
         <w:br/>
-        <w:t>---</w:t>
         <w:br/>
         <w:br/>
-        <w:t>### 5. تطبيق عملي | Practical Application</w:t>
+        <w:t>5. تطبيق عملي | Practical Application</w:t>
         <w:br/>
         <w:t>اعزف: C ‏(نقرة)‏ | D E F ‏(ثلاثية سريعة)‏ | G ‏(نقرة)‏. هذا النمط يستخدم في تقاسيم العود.</w:t>
         <w:br/>
         <w:br/>
-        <w:t>---</w:t>
         <w:br/>
         <w:br/>
-        <w:t>### 6. التقييم: Triplets /5، أنماط ثلاثية /5، نهاوند مع Triplets /3، أسئلة /2 = /15</w:t>
+        <w:t>6. التقييم: Triplets /5، أنماط ثلاثية /5، نهاوند مع Triplets /3، أسئلة /2 = /15</w:t>
         <w:br/>
         <w:br/>
-        <w:t>### 7. مفردات: ثلاثي ‏(Triplet)‏، تقسيم ثلاثي ‏(Triple Division)‏، Tuplet، قسمة ‏(Division)‏</w:t>
+        <w:t>7. مفردات: ثلاثي ‏(Triplet)‏، تقسيم ثلاثي ‏(Triple Division)‏، Tuplet، قسمة ‏(Division)‏</w:t>
         <w:br/>
         <w:br/>
-        <w:t>### 8. ملاحظات: الثلاثيات تعطي حيوية للموسيقى. استخدمها في تقاسيم العود العربية.</w:t>
+        <w:t>8. ملاحظات: الثلاثيات تعطي حيوية للموسيقى. استخدمها في تقاسيم العود العربية.</w:t>
         <w:br/>
       </w:r>
     </w:p>

--- a/docx_output_v2/Sibelius-Semester1-Part3-Lessons-17-24.docx
+++ b/docx_output_v2/Sibelius-Semester1-Part3-Lessons-17-24.docx
@@ -1896,6 +1896,10 @@
         </w:rPr>
         <w:t>أسئلة: 1. ما هي صيغة السلم الصغير الطبيعي؟ 2. ما العلاقة بين C Major و A Minor؟ 3. ما اسم مقام A Minor بالعربية؟</w:t>
         <w:br/>
+        <w:t>الواجب المنزلي</w:t>
+        <w:br/>
+        <w:t>1. اكتب تمرين رقم ‏(———)‏ في كتاب الصولفيج المقرر</w:t>
+        <w:br/>
         <w:t>الواجب: اكتب 12 مازورة: سلم نهاوند ‏(4)‏ + مقارنة عجم/نهاوند ‏(4)‏ + لحن نهاوند مع وحدة ‏(4)‏. احفظ `Lesson17_Nahawand.sib`</w:t>
       </w:r>
     </w:p>
@@ -3589,6 +3593,10 @@
           <w:szCs w:val="22"/>
         </w:rPr>
         <w:t>أسئلة: 1. كم درجة نرفعها في السلم الهارموني؟ 2. ما الفرق بين الصعود والنزول في Melodic؟ 3. اختصار الرفع في Sibelius؟</w:t>
+        <w:br/>
+        <w:t>الواجب المنزلي</w:t>
+        <w:br/>
+        <w:t>1. اكتب تمرين رقم ‏(———)‏ في كتاب الصولفيج المقرر</w:t>
         <w:br/>
         <w:t>الواجب: اكتب 16 مازورة: Natural ‏(4)‏ + Harmonic ‏(4)‏ + Melodic ‏(4)‏ + لحن نهاوند هارموني مع مقسوم ‏(4)‏. احفظ `Lesson18_NahawandHarm.sib`</w:t>
       </w:r>
@@ -5896,6 +5904,10 @@
         </w:rPr>
         <w:t>أسئلة: 1. ما نوع ثلاثي A C E؟ 2. أي ثلاثي في درجة III للنهاوند؟ 3. ما اختصار Chord Symbol؟</w:t>
         <w:br/>
+        <w:t>الواجب المنزلي</w:t>
+        <w:br/>
+        <w:t>1. اكتب تمرين رقم ‏(———)‏ في كتاب الصولفيج المقرر</w:t>
+        <w:br/>
         <w:t>الواجب: اكتب 8 مازورات في 2/4: تقدم هارموني Am-Dm-Em-Am مع لحن. احفظ `Lesson19_NahawandTriads.sib`</w:t>
       </w:r>
     </w:p>
@@ -7519,6 +7531,10 @@
         </w:rPr>
         <w:t>أسئلة: 1. ما الفرق بين Slur و Tie؟ 2. كيف تضيف Phrase Mark في Sibelius؟ 3. ما هو الانتقال بين نهاوند وعجم؟</w:t>
         <w:br/>
+        <w:t>الواجب المنزلي</w:t>
+        <w:br/>
+        <w:t>1. اكتب تمرين رقم ‏(———)‏ في كتاب الصولفيج المقرر</w:t>
+        <w:br/>
         <w:t>الواجب: أكمل اللحن العاطفي ‏(16 مازورة)‏ مع Slurs و Dynamics. أضف انتقالاً واحداً من النهاوند للعجم. احفظ `Lesson20_NahawandMelody.sib`</w:t>
       </w:r>
     </w:p>
@@ -8981,6 +8997,10 @@
         <w:t>4. مراجعة وواجب | Review &amp; HW ‏(5 min)‏</w:t>
         <w:br/>
         <w:t>أسئلة: 1. كم نوتة في Triplet؟ 2. كم زمن تأخذه 3 Croche Triplet؟ 3. اختصار Triplet؟</w:t>
+        <w:br/>
+        <w:t>الواجب المنزلي</w:t>
+        <w:br/>
+        <w:t>1. اكتب تمرين رقم ‏(———)‏ في كتاب الصولفيج المقرر</w:t>
         <w:br/>
         <w:t>الواجب: اكتب 8 مازورات: سلم عجم مع Triplets ‏(4)‏ + سلم نهاوند مع Triplets ‏(4)‏. احفظ `Lesson21_Triplets.sib`</w:t>
         <w:br/>
@@ -10640,6 +10660,10 @@
         </w:rPr>
         <w:t>أسئلة: 1. كم نوتة في Quintuplet؟ 2. الفرق بين Sextuplet و 6 نوتات عادية؟ 3. اختصار Quintuplet؟</w:t>
         <w:br/>
+        <w:t>الواجب المنزلي</w:t>
+        <w:br/>
+        <w:t>1. اكتب تمرين رقم ‏(———)‏ في كتاب الصولفيج المقرر</w:t>
+        <w:br/>
         <w:t>الواجب: اكتب 8 مازورات: 2 Triplet + 2 Quintuplet + 2 Sextuplet + 2 مزج. احفظ `Lesson22_Tuplets.sib`</w:t>
       </w:r>
     </w:p>
@@ -11839,6 +11863,10 @@
           <w:rFonts w:cs="Calibri"/>
           <w:szCs w:val="22"/>
         </w:rPr>
+        <w:t>الواجب المنزلي</w:t>
+        <w:br/>
+        <w:t>1. اكتب تمرين رقم ‏(———)‏ في كتاب الصولفيج المقرر</w:t>
+        <w:br/>
         <w:t>الواجب: أكمل المقطوعة من 16 مازورة بتطبيقات Tuplets في العجم والنهاوند.</w:t>
       </w:r>
     </w:p>
@@ -12439,6 +12467,45 @@
           <w:szCs w:val="28"/>
         </w:rPr>
         <w:t>2-6: تطبيق عملي + اختبار + تقييم</w:t>
+      </w:r>
+    </w:p>
+    <w:p>
+      <w:pPr>
+        <w:jc w:val="right"/>
+        <w:bidi w:val="1"/>
+        <w:textDirection w:val="lrTb"/>
+      </w:pPr>
+      <w:r>
+        <w:rPr>
+          <w:rFonts w:ascii="Calibri" w:hAnsi="Calibri"/>
+          <w:b/>
+          <w:color w:val="34497E"/>
+          <w:sz w:val="28"/>
+          <w:rtl w:val="1"/>
+          <w:rFonts w:cs="Calibri"/>
+          <w:szCs w:val="28"/>
+        </w:rPr>
+        <w:t>4. مراجعة وواجب | Review &amp; HW ‏(5 min)‏</w:t>
+      </w:r>
+    </w:p>
+    <w:p>
+      <w:pPr>
+        <w:bidi w:val="1"/>
+        <w:jc w:val="right"/>
+        <w:textDirection w:val="lrTb"/>
+      </w:pPr>
+      <w:r>
+        <w:rPr>
+          <w:rFonts w:ascii="Calibri" w:hAnsi="Calibri"/>
+          <w:b w:val="0"/>
+          <w:sz w:val="22"/>
+          <w:rtl w:val="1"/>
+          <w:rFonts w:cs="Calibri"/>
+          <w:szCs w:val="22"/>
+        </w:rPr>
+        <w:t>الواجب المنزلي</w:t>
+        <w:br/>
+        <w:t>1. اكتب تمرين رقم ‏(———)‏ في كتاب الصولفيج المقرر</w:t>
       </w:r>
     </w:p>
     <w:sectPr>
